--- a/Entrega 1/Fase 1/Evidencias Grupales/Documentos del proyecto/Informe ERS.docx
+++ b/Entrega 1/Fase 1/Evidencias Grupales/Documentos del proyecto/Informe ERS.docx
@@ -670,7 +670,7 @@
     </w:p>
     <w:sdt>
       <w:sdtPr>
-        <w:id w:val="1468873610"/>
+        <w:id w:val="2082610569"/>
         <w:docPartObj>
           <w:docPartGallery w:val="Table of Contents"/>
           <w:docPartUnique w:val="1"/>
@@ -3506,15 +3506,15 @@
             <w:pPr>
               <w:rPr>
                 <w:rFonts w:ascii="Calibri" w:cs="Calibri" w:eastAsia="Calibri" w:hAnsi="Calibri"/>
-                <w:i w:val="1"/>
-                <w:iCs w:val="1"/>
+                <w:sz w:val="22"/>
+                <w:szCs w:val="22"/>
               </w:rPr>
             </w:pPr>
             <w:r>
               <w:rPr>
                 <w:rFonts w:ascii="Calibri" w:cs="Calibri" w:eastAsia="Calibri" w:hAnsi="Calibri"/>
-                <w:i w:val="1"/>
-                <w:iCs w:val="1"/>
+                <w:sz w:val="22"/>
+                <w:szCs w:val="22"/>
                 <w:rtl w:val="0"/>
               </w:rPr>
               <w:t xml:space="preserve">Ámbar Hidalgo</w:t>
@@ -3529,15 +3529,15 @@
             <w:pPr>
               <w:rPr>
                 <w:rFonts w:ascii="Calibri" w:cs="Calibri" w:eastAsia="Calibri" w:hAnsi="Calibri"/>
-                <w:i w:val="1"/>
-                <w:iCs w:val="1"/>
+                <w:sz w:val="22"/>
+                <w:szCs w:val="22"/>
               </w:rPr>
             </w:pPr>
             <w:r>
               <w:rPr>
                 <w:rFonts w:ascii="Calibri" w:cs="Calibri" w:eastAsia="Calibri" w:hAnsi="Calibri"/>
-                <w:i w:val="1"/>
-                <w:iCs w:val="1"/>
+                <w:sz w:val="22"/>
+                <w:szCs w:val="22"/>
                 <w:rtl w:val="0"/>
               </w:rPr>
               <w:t xml:space="preserve">Desarrollador Móvil</w:t>
@@ -3558,14 +3558,16 @@
           <w:p>
             <w:pPr>
               <w:rPr>
-                <w:i w:val="1"/>
-                <w:iCs w:val="1"/>
+                <w:rFonts w:ascii="Calibri" w:cs="Calibri" w:eastAsia="Calibri" w:hAnsi="Calibri"/>
+                <w:sz w:val="22"/>
+                <w:szCs w:val="22"/>
               </w:rPr>
             </w:pPr>
             <w:r>
               <w:rPr>
-                <w:i w:val="1"/>
-                <w:iCs w:val="1"/>
+                <w:rFonts w:ascii="Calibri" w:cs="Calibri" w:eastAsia="Calibri" w:hAnsi="Calibri"/>
+                <w:sz w:val="22"/>
+                <w:szCs w:val="22"/>
                 <w:rtl w:val="0"/>
               </w:rPr>
               <w:t xml:space="preserve">Carol Pacheco</w:t>
@@ -3579,14 +3581,16 @@
           <w:p>
             <w:pPr>
               <w:rPr>
-                <w:i w:val="1"/>
-                <w:iCs w:val="1"/>
+                <w:rFonts w:ascii="Calibri" w:cs="Calibri" w:eastAsia="Calibri" w:hAnsi="Calibri"/>
+                <w:sz w:val="22"/>
+                <w:szCs w:val="22"/>
               </w:rPr>
             </w:pPr>
             <w:r>
               <w:rPr>
-                <w:i w:val="1"/>
-                <w:iCs w:val="1"/>
+                <w:rFonts w:ascii="Calibri" w:cs="Calibri" w:eastAsia="Calibri" w:hAnsi="Calibri"/>
+                <w:sz w:val="22"/>
+                <w:szCs w:val="22"/>
                 <w:rtl w:val="0"/>
               </w:rPr>
               <w:t xml:space="preserve">Desarrollador Frontend</w:t>
@@ -3607,14 +3611,16 @@
           <w:p>
             <w:pPr>
               <w:rPr>
-                <w:i w:val="1"/>
-                <w:iCs w:val="1"/>
+                <w:rFonts w:ascii="Calibri" w:cs="Calibri" w:eastAsia="Calibri" w:hAnsi="Calibri"/>
+                <w:sz w:val="22"/>
+                <w:szCs w:val="22"/>
               </w:rPr>
             </w:pPr>
             <w:r>
               <w:rPr>
-                <w:i w:val="1"/>
-                <w:iCs w:val="1"/>
+                <w:rFonts w:ascii="Calibri" w:cs="Calibri" w:eastAsia="Calibri" w:hAnsi="Calibri"/>
+                <w:sz w:val="22"/>
+                <w:szCs w:val="22"/>
                 <w:rtl w:val="0"/>
               </w:rPr>
               <w:t xml:space="preserve">Katherine Pereira</w:t>
@@ -3628,14 +3634,16 @@
           <w:p>
             <w:pPr>
               <w:rPr>
-                <w:i w:val="1"/>
-                <w:iCs w:val="1"/>
+                <w:rFonts w:ascii="Calibri" w:cs="Calibri" w:eastAsia="Calibri" w:hAnsi="Calibri"/>
+                <w:sz w:val="22"/>
+                <w:szCs w:val="22"/>
               </w:rPr>
             </w:pPr>
             <w:r>
               <w:rPr>
-                <w:i w:val="1"/>
-                <w:iCs w:val="1"/>
+                <w:rFonts w:ascii="Calibri" w:cs="Calibri" w:eastAsia="Calibri" w:hAnsi="Calibri"/>
+                <w:sz w:val="22"/>
+                <w:szCs w:val="22"/>
                 <w:rtl w:val="0"/>
               </w:rPr>
               <w:t xml:space="preserve">Diseñador UX/UI</w:t>
@@ -3656,14 +3664,16 @@
           <w:p>
             <w:pPr>
               <w:rPr>
-                <w:i w:val="1"/>
-                <w:iCs w:val="1"/>
+                <w:rFonts w:ascii="Calibri" w:cs="Calibri" w:eastAsia="Calibri" w:hAnsi="Calibri"/>
+                <w:sz w:val="22"/>
+                <w:szCs w:val="22"/>
               </w:rPr>
             </w:pPr>
             <w:r>
               <w:rPr>
-                <w:i w:val="1"/>
-                <w:iCs w:val="1"/>
+                <w:rFonts w:ascii="Calibri" w:cs="Calibri" w:eastAsia="Calibri" w:hAnsi="Calibri"/>
+                <w:sz w:val="22"/>
+                <w:szCs w:val="22"/>
                 <w:rtl w:val="0"/>
               </w:rPr>
               <w:t xml:space="preserve">Joaquín Perez</w:t>
@@ -3677,14 +3687,16 @@
           <w:p>
             <w:pPr>
               <w:rPr>
-                <w:i w:val="1"/>
-                <w:iCs w:val="1"/>
+                <w:rFonts w:ascii="Calibri" w:cs="Calibri" w:eastAsia="Calibri" w:hAnsi="Calibri"/>
+                <w:sz w:val="22"/>
+                <w:szCs w:val="22"/>
               </w:rPr>
             </w:pPr>
             <w:r>
               <w:rPr>
-                <w:i w:val="1"/>
-                <w:iCs w:val="1"/>
+                <w:rFonts w:ascii="Calibri" w:cs="Calibri" w:eastAsia="Calibri" w:hAnsi="Calibri"/>
+                <w:sz w:val="22"/>
+                <w:szCs w:val="22"/>
                 <w:rtl w:val="0"/>
               </w:rPr>
               <w:t xml:space="preserve">Desarrollador Backend</w:t>
@@ -3705,14 +3717,16 @@
           <w:p>
             <w:pPr>
               <w:rPr>
-                <w:i w:val="1"/>
-                <w:iCs w:val="1"/>
+                <w:rFonts w:ascii="Calibri" w:cs="Calibri" w:eastAsia="Calibri" w:hAnsi="Calibri"/>
+                <w:sz w:val="22"/>
+                <w:szCs w:val="22"/>
               </w:rPr>
             </w:pPr>
             <w:r>
               <w:rPr>
-                <w:i w:val="1"/>
-                <w:iCs w:val="1"/>
+                <w:rFonts w:ascii="Calibri" w:cs="Calibri" w:eastAsia="Calibri" w:hAnsi="Calibri"/>
+                <w:sz w:val="22"/>
+                <w:szCs w:val="22"/>
                 <w:rtl w:val="0"/>
               </w:rPr>
               <w:t xml:space="preserve">Felipe Ponce</w:t>
@@ -3726,23 +3740,19 @@
           <w:p>
             <w:pPr>
               <w:rPr>
-                <w:i w:val="1"/>
-                <w:iCs w:val="1"/>
+                <w:rFonts w:ascii="Calibri" w:cs="Calibri" w:eastAsia="Calibri" w:hAnsi="Calibri"/>
+                <w:sz w:val="22"/>
+                <w:szCs w:val="22"/>
               </w:rPr>
             </w:pPr>
             <w:r>
               <w:rPr>
                 <w:rFonts w:ascii="Calibri" w:cs="Calibri" w:eastAsia="Calibri" w:hAnsi="Calibri"/>
-                <w:i w:val="1"/>
-                <w:iCs w:val="1"/>
+                <w:sz w:val="22"/>
+                <w:szCs w:val="22"/>
                 <w:rtl w:val="0"/>
               </w:rPr>
               <w:t xml:space="preserve">Jefe de proyecto</w:t>
-            </w:r>
-            <w:r>
-              <w:rPr>
-                <w:rtl w:val="0"/>
-              </w:rPr>
             </w:r>
           </w:p>
         </w:tc>
@@ -3875,6 +3885,1073 @@
         <w:rPr>
           <w:rtl w:val="0"/>
         </w:rPr>
+      </w:r>
+    </w:p>
+    <w:p>
+      <w:pPr>
+        <w:numPr>
+          <w:ilvl w:val="0"/>
+          <w:numId w:val="13"/>
+        </w:numPr>
+        <w:spacing w:after="0" w:afterAutospacing="0"/>
+        <w:ind w:left="720" w:hanging="360"/>
+        <w:rPr>
+          <w:u w:val="none"/>
+        </w:rPr>
+      </w:pPr>
+      <w:r>
+        <w:rPr>
+          <w:b w:val="1"/>
+          <w:bCs w:val="1"/>
+          <w:rtl w:val="0"/>
+        </w:rPr>
+        <w:t xml:space="preserve">Nombre del sistema</w:t>
+      </w:r>
+      <w:r>
+        <w:rPr>
+          <w:rtl w:val="0"/>
+        </w:rPr>
+        <w:t xml:space="preserve">: Pasa el dato Duoc</w:t>
+      </w:r>
+    </w:p>
+    <w:p>
+      <w:pPr>
+        <w:numPr>
+          <w:ilvl w:val="0"/>
+          <w:numId w:val="13"/>
+        </w:numPr>
+        <w:spacing w:after="0" w:afterAutospacing="0"/>
+        <w:ind w:left="720" w:hanging="360"/>
+        <w:rPr>
+          <w:u w:val="none"/>
+        </w:rPr>
+      </w:pPr>
+      <w:r>
+        <w:rPr>
+          <w:b w:val="1"/>
+          <w:bCs w:val="1"/>
+          <w:rtl w:val="0"/>
+        </w:rPr>
+        <w:t xml:space="preserve">Lo que el sistema hará</w:t>
+      </w:r>
+      <w:r>
+        <w:rPr>
+          <w:rtl w:val="0"/>
+        </w:rPr>
+        <w:t xml:space="preserve">:</w:t>
+      </w:r>
+    </w:p>
+    <w:p>
+      <w:pPr>
+        <w:numPr>
+          <w:ilvl w:val="0"/>
+          <w:numId w:val="21"/>
+        </w:numPr>
+        <w:spacing w:after="0" w:afterAutospacing="0" w:line="276" w:lineRule="auto"/>
+        <w:ind w:left="1440" w:hanging="360"/>
+        <w:jc w:val="both"/>
+        <w:rPr/>
+      </w:pPr>
+      <w:r>
+        <w:rPr>
+          <w:rtl w:val="0"/>
+        </w:rPr>
+        <w:t xml:space="preserve">Permitir el registro y autenticación exclusiva para alumnos con correo institucional </w:t>
+      </w:r>
+      <w:r>
+        <w:rPr>
+          <w:rtl w:val="0"/>
+        </w:rPr>
+        <w:t xml:space="preserve">@duocuc.cl</w:t>
+      </w:r>
+      <w:r>
+        <w:rPr>
+          <w:rtl w:val="0"/>
+        </w:rPr>
+        <w:t xml:space="preserve">.</w:t>
+      </w:r>
+    </w:p>
+    <w:p>
+      <w:pPr>
+        <w:numPr>
+          <w:ilvl w:val="0"/>
+          <w:numId w:val="21"/>
+        </w:numPr>
+        <w:spacing w:after="0" w:afterAutospacing="0" w:line="276" w:lineRule="auto"/>
+        <w:ind w:left="1440" w:hanging="360"/>
+        <w:jc w:val="both"/>
+        <w:rPr/>
+      </w:pPr>
+      <w:r>
+        <w:rPr>
+          <w:rtl w:val="0"/>
+        </w:rPr>
+        <w:t xml:space="preserve">Facilitar la publicación, modificación y búsqueda de artículos, libros, insumos y servicios académicos entre estudiantes.</w:t>
+      </w:r>
+    </w:p>
+    <w:p>
+      <w:pPr>
+        <w:numPr>
+          <w:ilvl w:val="0"/>
+          <w:numId w:val="21"/>
+        </w:numPr>
+        <w:spacing w:after="0" w:afterAutospacing="0" w:line="276" w:lineRule="auto"/>
+        <w:ind w:left="1440" w:hanging="360"/>
+        <w:jc w:val="both"/>
+        <w:rPr/>
+      </w:pPr>
+      <w:r>
+        <w:rPr>
+          <w:rtl w:val="0"/>
+        </w:rPr>
+        <w:t xml:space="preserve">Proveer un sistema de chat en tiempo real mediante WebSockets para la coordinación directa.</w:t>
+      </w:r>
+    </w:p>
+    <w:p>
+      <w:pPr>
+        <w:numPr>
+          <w:ilvl w:val="0"/>
+          <w:numId w:val="21"/>
+        </w:numPr>
+        <w:spacing w:after="0" w:afterAutospacing="0" w:line="276" w:lineRule="auto"/>
+        <w:ind w:left="1440" w:hanging="360"/>
+        <w:jc w:val="both"/>
+        <w:rPr/>
+      </w:pPr>
+      <w:r>
+        <w:rPr>
+          <w:rtl w:val="0"/>
+        </w:rPr>
+        <w:t xml:space="preserve">Aplicar filtros automáticos de palabras sensibles en backend para moderar contenidos.</w:t>
+      </w:r>
+    </w:p>
+    <w:p>
+      <w:pPr>
+        <w:numPr>
+          <w:ilvl w:val="0"/>
+          <w:numId w:val="21"/>
+        </w:numPr>
+        <w:spacing w:after="0" w:afterAutospacing="0" w:line="276" w:lineRule="auto"/>
+        <w:ind w:left="1440" w:hanging="360"/>
+        <w:jc w:val="both"/>
+        <w:rPr/>
+      </w:pPr>
+      <w:r>
+        <w:rPr>
+          <w:rtl w:val="0"/>
+        </w:rPr>
+        <w:t xml:space="preserve">Ofrecer un panel de administración para bloqueo de usuarios, reportes y gestión de banners publicitarios.</w:t>
+      </w:r>
+    </w:p>
+    <w:p>
+      <w:pPr>
+        <w:numPr>
+          <w:ilvl w:val="0"/>
+          <w:numId w:val="21"/>
+        </w:numPr>
+        <w:spacing w:line="276" w:lineRule="auto"/>
+        <w:ind w:left="1440" w:hanging="360"/>
+        <w:jc w:val="both"/>
+        <w:rPr/>
+      </w:pPr>
+      <w:r>
+        <w:rPr>
+          <w:rtl w:val="0"/>
+        </w:rPr>
+        <w:t xml:space="preserve">Sugerir precios y recomendaciones mediante módulos inteligentes y permitir geolocalización de puntos de encuentro.</w:t>
+      </w:r>
+    </w:p>
+    <w:p>
+      <w:pPr>
+        <w:ind w:left="720" w:firstLine="0"/>
+        <w:rPr/>
+      </w:pPr>
+      <w:r>
+        <w:rPr>
+          <w:rtl w:val="0"/>
+        </w:rPr>
+      </w:r>
+    </w:p>
+    <w:p>
+      <w:pPr>
+        <w:ind w:left="720" w:firstLine="0"/>
+        <w:rPr/>
+      </w:pPr>
+      <w:r>
+        <w:rPr>
+          <w:rtl w:val="0"/>
+        </w:rPr>
+      </w:r>
+    </w:p>
+    <w:p>
+      <w:pPr>
+        <w:ind w:left="720" w:firstLine="0"/>
+        <w:rPr/>
+      </w:pPr>
+      <w:r>
+        <w:rPr>
+          <w:rtl w:val="0"/>
+        </w:rPr>
+      </w:r>
+    </w:p>
+    <w:p>
+      <w:pPr>
+        <w:ind w:left="720" w:firstLine="0"/>
+        <w:rPr/>
+      </w:pPr>
+      <w:r>
+        <w:rPr>
+          <w:rtl w:val="0"/>
+        </w:rPr>
+      </w:r>
+    </w:p>
+    <w:p>
+      <w:pPr>
+        <w:ind w:left="720" w:firstLine="0"/>
+        <w:rPr/>
+      </w:pPr>
+      <w:r>
+        <w:rPr>
+          <w:rtl w:val="0"/>
+        </w:rPr>
+      </w:r>
+    </w:p>
+    <w:p>
+      <w:pPr>
+        <w:numPr>
+          <w:ilvl w:val="0"/>
+          <w:numId w:val="26"/>
+        </w:numPr>
+        <w:spacing w:after="0" w:afterAutospacing="0"/>
+        <w:ind w:left="720" w:hanging="360"/>
+        <w:rPr>
+          <w:b w:val="1"/>
+          <w:bCs w:val="1"/>
+        </w:rPr>
+      </w:pPr>
+      <w:r>
+        <w:rPr>
+          <w:b w:val="1"/>
+          <w:bCs w:val="1"/>
+          <w:rtl w:val="0"/>
+        </w:rPr>
+        <w:t xml:space="preserve">Lo que el sistema NO hará:</w:t>
+      </w:r>
+    </w:p>
+    <w:p>
+      <w:pPr>
+        <w:numPr>
+          <w:ilvl w:val="0"/>
+          <w:numId w:val="10"/>
+        </w:numPr>
+        <w:spacing w:after="0" w:afterAutospacing="0" w:line="276" w:lineRule="auto"/>
+        <w:ind w:left="1440" w:hanging="360"/>
+        <w:jc w:val="both"/>
+      </w:pPr>
+      <w:r>
+        <w:rPr>
+          <w:rtl w:val="0"/>
+        </w:rPr>
+        <w:t xml:space="preserve">No </w:t>
+      </w:r>
+      <w:r>
+        <w:rPr>
+          <w:rtl w:val="0"/>
+        </w:rPr>
+        <w:t xml:space="preserve">procesará</w:t>
+      </w:r>
+      <w:r>
+        <w:rPr>
+          <w:rtl w:val="0"/>
+        </w:rPr>
+        <w:t xml:space="preserve"> pasarelas de pago ni dinero dentro de la app (el pago se acuerda de forma externa).</w:t>
+      </w:r>
+    </w:p>
+    <w:p>
+      <w:pPr>
+        <w:numPr>
+          <w:ilvl w:val="0"/>
+          <w:numId w:val="10"/>
+        </w:numPr>
+        <w:spacing w:after="0" w:afterAutospacing="0" w:line="276" w:lineRule="auto"/>
+        <w:ind w:left="1440" w:hanging="360"/>
+        <w:jc w:val="both"/>
+      </w:pPr>
+      <w:r>
+        <w:rPr>
+          <w:rtl w:val="0"/>
+        </w:rPr>
+        <w:t xml:space="preserve">No gestionará envíos ni logística de despacho de productos.</w:t>
+      </w:r>
+    </w:p>
+    <w:p>
+      <w:pPr>
+        <w:numPr>
+          <w:ilvl w:val="0"/>
+          <w:numId w:val="10"/>
+        </w:numPr>
+        <w:spacing w:after="0" w:afterAutospacing="0" w:line="276" w:lineRule="auto"/>
+        <w:ind w:left="1440" w:hanging="360"/>
+        <w:jc w:val="both"/>
+      </w:pPr>
+      <w:r>
+        <w:rPr>
+          <w:rtl w:val="0"/>
+        </w:rPr>
+        <w:t xml:space="preserve">No realizará verificación biométrica presencial (solo validación vía correo electrónico).</w:t>
+      </w:r>
+    </w:p>
+    <w:p>
+      <w:pPr>
+        <w:numPr>
+          <w:ilvl w:val="0"/>
+          <w:numId w:val="10"/>
+        </w:numPr>
+        <w:spacing w:line="276" w:lineRule="auto"/>
+        <w:ind w:left="1440" w:hanging="360"/>
+        <w:jc w:val="both"/>
+      </w:pPr>
+      <w:r>
+        <w:rPr>
+          <w:rtl w:val="0"/>
+        </w:rPr>
+        <w:t xml:space="preserve">No se conectará con sistemas académicos internos de notas o matrículas.</w:t>
+      </w:r>
+      <w:r>
+        <w:rPr>
+          <w:rtl w:val="0"/>
+        </w:rPr>
+      </w:r>
+    </w:p>
+    <w:p>
+      <w:pPr>
+        <w:ind w:left="720" w:firstLine="0"/>
+        <w:jc w:val="both"/>
+        <w:rPr>
+          <w:b w:val="1"/>
+          <w:bCs w:val="1"/>
+        </w:rPr>
+      </w:pPr>
+      <w:r>
+        <w:rPr>
+          <w:rtl w:val="0"/>
+        </w:rPr>
+      </w:r>
+    </w:p>
+    <w:p>
+      <w:pPr>
+        <w:numPr>
+          <w:ilvl w:val="0"/>
+          <w:numId w:val="11"/>
+        </w:numPr>
+        <w:spacing w:after="0" w:afterAutospacing="0"/>
+        <w:ind w:left="720" w:hanging="360"/>
+        <w:jc w:val="both"/>
+        <w:rPr>
+          <w:b w:val="1"/>
+          <w:bCs w:val="1"/>
+        </w:rPr>
+      </w:pPr>
+      <w:r>
+        <w:rPr>
+          <w:b w:val="1"/>
+          <w:bCs w:val="1"/>
+          <w:rtl w:val="0"/>
+        </w:rPr>
+        <w:t xml:space="preserve">Beneficios y objetivos:</w:t>
+      </w:r>
+    </w:p>
+    <w:p>
+      <w:pPr>
+        <w:numPr>
+          <w:ilvl w:val="0"/>
+          <w:numId w:val="3"/>
+        </w:numPr>
+        <w:spacing w:after="0" w:afterAutospacing="0" w:line="276" w:lineRule="auto"/>
+        <w:ind w:left="1440" w:hanging="360"/>
+        <w:jc w:val="both"/>
+      </w:pPr>
+      <w:r>
+        <w:rPr>
+          <w:b w:val="1"/>
+          <w:bCs w:val="1"/>
+          <w:rtl w:val="0"/>
+        </w:rPr>
+        <w:t xml:space="preserve">Social/Seguridad:</w:t>
+      </w:r>
+      <w:r>
+        <w:rPr>
+          <w:rtl w:val="0"/>
+        </w:rPr>
+        <w:t xml:space="preserve"> Reducir la exposición a fraudes (frecuentes en canales abiertos como Facebook Marketplace/WhatsApp) al operar en un entorno cerrado y verificado.</w:t>
+      </w:r>
+    </w:p>
+    <w:p>
+      <w:pPr>
+        <w:numPr>
+          <w:ilvl w:val="0"/>
+          <w:numId w:val="3"/>
+        </w:numPr>
+        <w:spacing w:after="0" w:afterAutospacing="0" w:line="276" w:lineRule="auto"/>
+        <w:ind w:left="1440" w:hanging="360"/>
+        <w:jc w:val="both"/>
+      </w:pPr>
+      <w:r>
+        <w:rPr>
+          <w:b w:val="1"/>
+          <w:bCs w:val="1"/>
+          <w:rtl w:val="0"/>
+        </w:rPr>
+        <w:t xml:space="preserve">Institucional:</w:t>
+      </w:r>
+      <w:r>
+        <w:rPr>
+          <w:rtl w:val="0"/>
+        </w:rPr>
+        <w:t xml:space="preserve"> Brindar trazabilidad, gobierno de datos y extensión del reglamento de convivencia en canales digitales.</w:t>
+      </w:r>
+    </w:p>
+    <w:p>
+      <w:pPr>
+        <w:numPr>
+          <w:ilvl w:val="0"/>
+          <w:numId w:val="3"/>
+        </w:numPr>
+        <w:spacing w:line="276" w:lineRule="auto"/>
+        <w:ind w:left="1440" w:hanging="360"/>
+        <w:jc w:val="both"/>
+      </w:pPr>
+      <w:r>
+        <w:rPr>
+          <w:b w:val="1"/>
+          <w:bCs w:val="1"/>
+          <w:rtl w:val="0"/>
+        </w:rPr>
+        <w:t xml:space="preserve">Económico:</w:t>
+      </w:r>
+      <w:r>
+        <w:rPr>
+          <w:rtl w:val="0"/>
+        </w:rPr>
+        <w:t xml:space="preserve"> Fomentar la economía circular estudiantil y generar ingresos por activaciones de marca para autofinanciar la mantención del sistema.</w:t>
+      </w:r>
+      <w:r>
+        <w:rPr>
+          <w:rtl w:val="0"/>
+        </w:rPr>
+      </w:r>
+    </w:p>
+    <w:p>
+      <w:pPr>
+        <w:pStyle w:val="Heading2"/>
+        <w:rPr>
+          <w:rFonts w:ascii="Calibri" w:cs="Calibri" w:eastAsia="Calibri" w:hAnsi="Calibri"/>
+          <w:color w:val="000000"/>
+        </w:rPr>
+      </w:pPr>
+      <w:bookmarkStart w:colFirst="0" w:colLast="0" w:name="_heading=h.aedlo5n6v8yh" w:id="6"/>
+      <w:bookmarkEnd w:id="6"/>
+      <w:r>
+        <w:rPr>
+          <w:rFonts w:ascii="Calibri" w:cs="Calibri" w:eastAsia="Calibri" w:hAnsi="Calibri"/>
+          <w:color w:val="000000"/>
+          <w:rtl w:val="0"/>
+        </w:rPr>
+        <w:t xml:space="preserve">1.3.</w:t>
+        <w:tab/>
+        <w:t xml:space="preserve">Definiciones, Acrónimos y Abreviaturas</w:t>
+      </w:r>
+    </w:p>
+    <w:p>
+      <w:pPr>
+        <w:rPr/>
+      </w:pPr>
+      <w:r>
+        <w:rPr>
+          <w:rtl w:val="0"/>
+        </w:rPr>
+        <w:t xml:space="preserve">En esta subsección se definirán todos los términos, acrónimos y abreviaturas utilizadas en la ERS.</w:t>
+      </w:r>
+    </w:p>
+    <w:p>
+      <w:pPr>
+        <w:numPr>
+          <w:ilvl w:val="0"/>
+          <w:numId w:val="17"/>
+        </w:numPr>
+        <w:spacing w:after="0" w:afterAutospacing="0" w:line="276" w:lineRule="auto"/>
+        <w:ind w:left="720" w:hanging="360"/>
+        <w:rPr/>
+      </w:pPr>
+      <w:r>
+        <w:rPr>
+          <w:b w:val="1"/>
+          <w:bCs w:val="1"/>
+          <w:rtl w:val="0"/>
+        </w:rPr>
+        <w:t xml:space="preserve">ERS:</w:t>
+      </w:r>
+      <w:r>
+        <w:rPr>
+          <w:rtl w:val="0"/>
+        </w:rPr>
+        <w:t xml:space="preserve"> Especificación de Requisitos de Software.</w:t>
+      </w:r>
+    </w:p>
+    <w:p>
+      <w:pPr>
+        <w:numPr>
+          <w:ilvl w:val="0"/>
+          <w:numId w:val="17"/>
+        </w:numPr>
+        <w:spacing w:after="0" w:afterAutospacing="0" w:line="276" w:lineRule="auto"/>
+        <w:ind w:left="720" w:hanging="360"/>
+        <w:rPr/>
+      </w:pPr>
+      <w:r>
+        <w:rPr>
+          <w:b w:val="1"/>
+          <w:bCs w:val="1"/>
+          <w:rtl w:val="0"/>
+        </w:rPr>
+        <w:t xml:space="preserve">JWT:</w:t>
+      </w:r>
+      <w:r>
+        <w:rPr>
+          <w:rtl w:val="0"/>
+        </w:rPr>
+        <w:t xml:space="preserve"> JSON Web Token, estándar para la transmisión segura de tokens de autenticación.</w:t>
+      </w:r>
+    </w:p>
+    <w:p>
+      <w:pPr>
+        <w:numPr>
+          <w:ilvl w:val="0"/>
+          <w:numId w:val="17"/>
+        </w:numPr>
+        <w:spacing w:after="0" w:afterAutospacing="0" w:line="276" w:lineRule="auto"/>
+        <w:ind w:left="720" w:hanging="360"/>
+        <w:rPr/>
+      </w:pPr>
+      <w:r>
+        <w:rPr>
+          <w:b w:val="1"/>
+          <w:bCs w:val="1"/>
+          <w:rtl w:val="0"/>
+        </w:rPr>
+        <w:t xml:space="preserve">REST:</w:t>
+      </w:r>
+      <w:r>
+        <w:rPr>
+          <w:rtl w:val="0"/>
+        </w:rPr>
+        <w:t xml:space="preserve"> Representational State Transfer, estilo de arquitectura software para servicios web.</w:t>
+      </w:r>
+    </w:p>
+    <w:p>
+      <w:pPr>
+        <w:numPr>
+          <w:ilvl w:val="0"/>
+          <w:numId w:val="17"/>
+        </w:numPr>
+        <w:spacing w:after="0" w:afterAutospacing="0" w:line="276" w:lineRule="auto"/>
+        <w:ind w:left="720" w:hanging="360"/>
+        <w:rPr/>
+      </w:pPr>
+      <w:r>
+        <w:rPr>
+          <w:b w:val="1"/>
+          <w:bCs w:val="1"/>
+          <w:rtl w:val="0"/>
+        </w:rPr>
+        <w:t xml:space="preserve">WebSocket:</w:t>
+      </w:r>
+      <w:r>
+        <w:rPr>
+          <w:rtl w:val="0"/>
+        </w:rPr>
+        <w:t xml:space="preserve"> Protocolo de comunicación bidireccional en tiempo real para el chat.</w:t>
+      </w:r>
+    </w:p>
+    <w:p>
+      <w:pPr>
+        <w:numPr>
+          <w:ilvl w:val="0"/>
+          <w:numId w:val="17"/>
+        </w:numPr>
+        <w:spacing w:after="0" w:afterAutospacing="0" w:line="276" w:lineRule="auto"/>
+        <w:ind w:left="720" w:hanging="360"/>
+        <w:rPr/>
+      </w:pPr>
+      <w:r>
+        <w:rPr>
+          <w:b w:val="1"/>
+          <w:bCs w:val="1"/>
+          <w:rtl w:val="0"/>
+        </w:rPr>
+        <w:t xml:space="preserve">SSO:</w:t>
+      </w:r>
+      <w:r>
+        <w:rPr>
+          <w:rtl w:val="0"/>
+        </w:rPr>
+        <w:t xml:space="preserve"> Single Sign-On, mecanismo de inicio de sesión único.</w:t>
+      </w:r>
+    </w:p>
+    <w:p>
+      <w:pPr>
+        <w:numPr>
+          <w:ilvl w:val="0"/>
+          <w:numId w:val="17"/>
+        </w:numPr>
+        <w:spacing w:after="0" w:afterAutospacing="0" w:line="276" w:lineRule="auto"/>
+        <w:ind w:left="720" w:hanging="360"/>
+        <w:rPr/>
+      </w:pPr>
+      <w:r>
+        <w:rPr>
+          <w:b w:val="1"/>
+          <w:bCs w:val="1"/>
+          <w:rtl w:val="0"/>
+        </w:rPr>
+        <w:t xml:space="preserve">CAPEX:</w:t>
+      </w:r>
+      <w:r>
+        <w:rPr>
+          <w:rtl w:val="0"/>
+        </w:rPr>
+        <w:t xml:space="preserve"> Capital Expenditures, inversión inicial de desarrollo.</w:t>
+      </w:r>
+    </w:p>
+    <w:p>
+      <w:pPr>
+        <w:numPr>
+          <w:ilvl w:val="0"/>
+          <w:numId w:val="17"/>
+        </w:numPr>
+        <w:spacing w:after="0" w:afterAutospacing="0" w:line="276" w:lineRule="auto"/>
+        <w:ind w:left="720" w:hanging="360"/>
+        <w:rPr/>
+      </w:pPr>
+      <w:r>
+        <w:rPr>
+          <w:b w:val="1"/>
+          <w:bCs w:val="1"/>
+          <w:rtl w:val="0"/>
+        </w:rPr>
+        <w:t xml:space="preserve">OPEX:</w:t>
+      </w:r>
+      <w:r>
+        <w:rPr>
+          <w:rtl w:val="0"/>
+        </w:rPr>
+        <w:t xml:space="preserve"> Operational Expenditures, costo operativo y de mantención anual.</w:t>
+      </w:r>
+    </w:p>
+    <w:p>
+      <w:pPr>
+        <w:numPr>
+          <w:ilvl w:val="0"/>
+          <w:numId w:val="17"/>
+        </w:numPr>
+        <w:spacing w:line="276" w:lineRule="auto"/>
+        <w:ind w:left="720" w:hanging="360"/>
+        <w:rPr/>
+      </w:pPr>
+      <w:r>
+        <w:rPr>
+          <w:b w:val="1"/>
+          <w:bCs w:val="1"/>
+          <w:rtl w:val="0"/>
+        </w:rPr>
+        <w:t xml:space="preserve">ORM / ODM:</w:t>
+      </w:r>
+      <w:r>
+        <w:rPr>
+          <w:rtl w:val="0"/>
+        </w:rPr>
+        <w:t xml:space="preserve"> Object-Relational Mapping (Prisma) / Object-Document Mapper (Mongoose) para la gestión de bases de datos SQL y NoSQL.</w:t>
+      </w:r>
+    </w:p>
+    <w:p>
+      <w:pPr>
+        <w:ind w:left="720" w:firstLine="0"/>
+        <w:rPr/>
+      </w:pPr>
+      <w:r>
+        <w:rPr>
+          <w:rtl w:val="0"/>
+        </w:rPr>
+      </w:r>
+    </w:p>
+    <w:p>
+      <w:pPr>
+        <w:pStyle w:val="Heading2"/>
+        <w:rPr/>
+      </w:pPr>
+      <w:bookmarkStart w:colFirst="0" w:colLast="0" w:name="_heading=h.kue82upv7z3o" w:id="7"/>
+      <w:bookmarkEnd w:id="7"/>
+      <w:r>
+        <w:rPr>
+          <w:rFonts w:ascii="Calibri" w:cs="Calibri" w:eastAsia="Calibri" w:hAnsi="Calibri"/>
+          <w:color w:val="000000"/>
+          <w:rtl w:val="0"/>
+        </w:rPr>
+        <w:t xml:space="preserve">1.4.</w:t>
+        <w:tab/>
+        <w:t xml:space="preserve">Referencias</w:t>
+      </w:r>
+      <w:r>
+        <w:rPr>
+          <w:rtl w:val="0"/>
+        </w:rPr>
+      </w:r>
+    </w:p>
+    <w:p>
+      <w:pPr>
+        <w:numPr>
+          <w:ilvl w:val="0"/>
+          <w:numId w:val="16"/>
+        </w:numPr>
+        <w:spacing w:after="0" w:afterAutospacing="0" w:line="276" w:lineRule="auto"/>
+        <w:ind w:left="720" w:hanging="360"/>
+        <w:rPr>
+          <w:u w:val="none"/>
+        </w:rPr>
+      </w:pPr>
+      <w:r>
+        <w:rPr>
+          <w:b w:val="1"/>
+          <w:bCs w:val="1"/>
+          <w:rtl w:val="0"/>
+        </w:rPr>
+        <w:t xml:space="preserve">Acta de Constitución del Proyecto</w:t>
+      </w:r>
+      <w:r>
+        <w:rPr>
+          <w:rtl w:val="0"/>
+        </w:rPr>
+        <w:t xml:space="preserve"> - Pasa el Dato Duoc (GeisCorp, 2026).</w:t>
+      </w:r>
+    </w:p>
+    <w:p>
+      <w:pPr>
+        <w:numPr>
+          <w:ilvl w:val="0"/>
+          <w:numId w:val="16"/>
+        </w:numPr>
+        <w:spacing w:after="0" w:afterAutospacing="0" w:line="276" w:lineRule="auto"/>
+        <w:ind w:left="720" w:hanging="360"/>
+        <w:rPr>
+          <w:u w:val="none"/>
+        </w:rPr>
+      </w:pPr>
+      <w:r>
+        <w:rPr>
+          <w:b w:val="1"/>
+          <w:bCs w:val="1"/>
+          <w:rtl w:val="0"/>
+        </w:rPr>
+        <w:t xml:space="preserve">Documento de Justificación del Proyecto</w:t>
+      </w:r>
+      <w:r>
+        <w:rPr>
+          <w:rtl w:val="0"/>
+        </w:rPr>
+        <w:t xml:space="preserve"> - Pasa el Dato Duoc (2026).</w:t>
+      </w:r>
+    </w:p>
+    <w:p>
+      <w:pPr>
+        <w:numPr>
+          <w:ilvl w:val="0"/>
+          <w:numId w:val="16"/>
+        </w:numPr>
+        <w:spacing w:after="0" w:afterAutospacing="0" w:line="276" w:lineRule="auto"/>
+        <w:ind w:left="720" w:hanging="360"/>
+        <w:rPr>
+          <w:u w:val="none"/>
+        </w:rPr>
+      </w:pPr>
+      <w:r>
+        <w:rPr>
+          <w:b w:val="1"/>
+          <w:bCs w:val="1"/>
+          <w:rtl w:val="0"/>
+        </w:rPr>
+        <w:t xml:space="preserve">IEEE Std 830-1998 / ISO/IEC/IEEE 29148:</w:t>
+      </w:r>
+      <w:r>
+        <w:rPr>
+          <w:rtl w:val="0"/>
+        </w:rPr>
+        <w:t xml:space="preserve"> Estándar internacional para especificación de requisitos de software.</w:t>
+      </w:r>
+    </w:p>
+    <w:p>
+      <w:pPr>
+        <w:numPr>
+          <w:ilvl w:val="0"/>
+          <w:numId w:val="16"/>
+        </w:numPr>
+        <w:spacing w:line="276" w:lineRule="auto"/>
+        <w:ind w:left="720" w:hanging="360"/>
+        <w:rPr>
+          <w:u w:val="none"/>
+        </w:rPr>
+      </w:pPr>
+      <w:r>
+        <w:rPr>
+          <w:b w:val="1"/>
+          <w:bCs w:val="1"/>
+          <w:rtl w:val="0"/>
+        </w:rPr>
+        <w:t xml:space="preserve">ThredUp 2025 Resale Report:</w:t>
+      </w:r>
+      <w:r>
+        <w:rPr>
+          <w:rtl w:val="0"/>
+        </w:rPr>
+        <w:t xml:space="preserve"> Reporte del mercado de economía circular y segunda mano.</w:t>
+      </w:r>
+    </w:p>
+    <w:p>
+      <w:pPr>
+        <w:rPr/>
+      </w:pPr>
+      <w:r>
+        <w:rPr>
+          <w:rtl w:val="0"/>
+        </w:rPr>
+      </w:r>
+    </w:p>
+    <w:p>
+      <w:pPr>
+        <w:pStyle w:val="Heading2"/>
+        <w:rPr>
+          <w:rFonts w:ascii="Calibri" w:cs="Calibri" w:eastAsia="Calibri" w:hAnsi="Calibri"/>
+          <w:color w:val="000000"/>
+        </w:rPr>
+      </w:pPr>
+      <w:bookmarkStart w:colFirst="0" w:colLast="0" w:name="_heading=h.63ad0yiram5h" w:id="8"/>
+      <w:bookmarkEnd w:id="8"/>
+      <w:r>
+        <w:rPr>
+          <w:rFonts w:ascii="Calibri" w:cs="Calibri" w:eastAsia="Calibri" w:hAnsi="Calibri"/>
+          <w:color w:val="000000"/>
+          <w:rtl w:val="0"/>
+        </w:rPr>
+        <w:t xml:space="preserve">1.5.</w:t>
+        <w:tab/>
+        <w:t xml:space="preserve">Visión General del Documento</w:t>
+      </w:r>
+    </w:p>
+    <w:p>
+      <w:pPr>
+        <w:spacing w:after="240" w:line="276" w:lineRule="auto"/>
+        <w:rPr/>
+      </w:pPr>
+      <w:r>
+        <w:rPr>
+          <w:rtl w:val="0"/>
+        </w:rPr>
+        <w:t xml:space="preserve">El resto de este documento se organiza de la siguiente manera:</w:t>
+      </w:r>
+    </w:p>
+    <w:p>
+      <w:pPr>
+        <w:numPr>
+          <w:ilvl w:val="0"/>
+          <w:numId w:val="14"/>
+        </w:numPr>
+        <w:spacing w:after="0" w:afterAutospacing="0" w:line="276" w:lineRule="auto"/>
+        <w:ind w:left="720" w:hanging="360"/>
+        <w:rPr>
+          <w:u w:val="none"/>
+        </w:rPr>
+      </w:pPr>
+      <w:r>
+        <w:rPr>
+          <w:b w:val="1"/>
+          <w:bCs w:val="1"/>
+          <w:rtl w:val="0"/>
+        </w:rPr>
+        <w:t xml:space="preserve">Sección 2 (Descripción General):</w:t>
+      </w:r>
+      <w:r>
+        <w:rPr>
+          <w:rtl w:val="0"/>
+        </w:rPr>
+        <w:t xml:space="preserve"> Presenta el contexto del producto, sus funciones principales, perfil de usuarios, restricciones tecnológicas y presuposiciones.</w:t>
+      </w:r>
+    </w:p>
+    <w:p>
+      <w:pPr>
+        <w:numPr>
+          <w:ilvl w:val="0"/>
+          <w:numId w:val="14"/>
+        </w:numPr>
+        <w:spacing w:after="0" w:afterAutospacing="0" w:line="276" w:lineRule="auto"/>
+        <w:ind w:left="720" w:hanging="360"/>
+        <w:rPr>
+          <w:u w:val="none"/>
+        </w:rPr>
+      </w:pPr>
+      <w:r>
+        <w:rPr>
+          <w:b w:val="1"/>
+          <w:bCs w:val="1"/>
+          <w:rtl w:val="0"/>
+        </w:rPr>
+        <w:t xml:space="preserve">Sección 3 (Requisitos Específicos):</w:t>
+      </w:r>
+      <w:r>
+        <w:rPr>
+          <w:rtl w:val="0"/>
+        </w:rPr>
+        <w:t xml:space="preserve"> Detalla los requisitos de interfaz, los Requisitos Funcionales (RF) numerados y los Requisitos No Funcionales (RNF) de calidad y organizacionales.</w:t>
+      </w:r>
+    </w:p>
+    <w:p>
+      <w:pPr>
+        <w:numPr>
+          <w:ilvl w:val="0"/>
+          <w:numId w:val="14"/>
+        </w:numPr>
+        <w:spacing w:after="0" w:afterAutospacing="0" w:line="276" w:lineRule="auto"/>
+        <w:ind w:left="720" w:hanging="360"/>
+        <w:rPr>
+          <w:u w:val="none"/>
+        </w:rPr>
+      </w:pPr>
+      <w:r>
+        <w:rPr>
+          <w:b w:val="1"/>
+          <w:bCs w:val="1"/>
+          <w:rtl w:val="0"/>
+        </w:rPr>
+        <w:t xml:space="preserve">Sección 4 (Propuesta de Planificación):</w:t>
+      </w:r>
+      <w:r>
+        <w:rPr>
+          <w:rtl w:val="0"/>
+        </w:rPr>
+        <w:t xml:space="preserve"> Define la estructura del equipo, distribución de costos por rol, actividades principales y Carta Gantt.</w:t>
+      </w:r>
+    </w:p>
+    <w:p>
+      <w:pPr>
+        <w:numPr>
+          <w:ilvl w:val="0"/>
+          <w:numId w:val="14"/>
+        </w:numPr>
+        <w:spacing w:after="240" w:line="276" w:lineRule="auto"/>
+        <w:ind w:left="720" w:hanging="360"/>
+        <w:rPr>
+          <w:u w:val="none"/>
+        </w:rPr>
+      </w:pPr>
+      <w:r>
+        <w:rPr>
+          <w:b w:val="1"/>
+          <w:bCs w:val="1"/>
+          <w:rtl w:val="0"/>
+        </w:rPr>
+        <w:t xml:space="preserve">Sección 5 (Anexos):</w:t>
+      </w:r>
+      <w:r>
+        <w:rPr>
+          <w:rtl w:val="0"/>
+        </w:rPr>
+        <w:t xml:space="preserve"> Incluye referencias a la matriz EDT, prototipos (mockups) y acta original.</w:t>
+      </w:r>
+    </w:p>
+    <w:p>
+      <w:pPr>
+        <w:rPr>
+          <w:b w:val="1"/>
+          <w:bCs w:val="1"/>
+          <w:sz w:val="28"/>
+          <w:szCs w:val="28"/>
+        </w:rPr>
+      </w:pPr>
+      <w:r>
+        <w:br w:type="page"/>
+      </w:r>
+      <w:r>
+        <w:rPr>
+          <w:rtl w:val="0"/>
+        </w:rPr>
+      </w:r>
+    </w:p>
+    <w:p>
+      <w:pPr>
+        <w:pStyle w:val="Heading1"/>
+        <w:rPr/>
+      </w:pPr>
+      <w:bookmarkStart w:colFirst="0" w:colLast="0" w:name="_heading=h.ihdlrddxmckp" w:id="9"/>
+      <w:bookmarkEnd w:id="9"/>
+      <w:r>
+        <w:rPr>
+          <w:rFonts w:ascii="Calibri" w:cs="Calibri" w:eastAsia="Calibri" w:hAnsi="Calibri"/>
+          <w:color w:val="000000"/>
+          <w:rtl w:val="0"/>
+        </w:rPr>
+        <w:t xml:space="preserve">2.</w:t>
+        <w:tab/>
+        <w:t xml:space="preserve">Descripción General</w:t>
+      </w:r>
+      <w:r>
+        <w:rPr>
+          <w:rtl w:val="0"/>
+        </w:rPr>
+      </w:r>
+    </w:p>
+    <w:p>
+      <w:pPr>
+        <w:pStyle w:val="Heading2"/>
+        <w:rPr>
+          <w:i w:val="1"/>
+          <w:iCs w:val="1"/>
+          <w:color w:val="0000ff"/>
+        </w:rPr>
+      </w:pPr>
+      <w:bookmarkStart w:colFirst="0" w:colLast="0" w:name="_heading=h.xipbx5ztxd8" w:id="10"/>
+      <w:bookmarkEnd w:id="10"/>
+      <w:r>
+        <w:rPr>
+          <w:rFonts w:ascii="Calibri" w:cs="Calibri" w:eastAsia="Calibri" w:hAnsi="Calibri"/>
+          <w:color w:val="000000"/>
+          <w:rtl w:val="0"/>
+        </w:rPr>
+        <w:t xml:space="preserve">2.1.</w:t>
+        <w:tab/>
+        <w:t xml:space="preserve">Perspectiva del Producto</w:t>
+      </w:r>
+      <w:r>
+        <w:rPr>
+          <w:rtl w:val="0"/>
+        </w:rPr>
+      </w:r>
+    </w:p>
+    <w:p>
+      <w:pPr>
+        <w:jc w:val="both"/>
+        <w:rPr/>
+      </w:pPr>
+      <w:r>
+        <w:rPr>
+          <w:b w:val="1"/>
+          <w:bCs w:val="1"/>
+          <w:rtl w:val="0"/>
+        </w:rPr>
+        <w:t xml:space="preserve">"Pasa el Dato Duoc"</w:t>
+      </w:r>
+      <w:r>
+        <w:rPr>
+          <w:rtl w:val="0"/>
+        </w:rPr>
+        <w:t xml:space="preserve"> es un sistema de software independiente y autónomo concebido como una solución multiplataforma (Web y Móvil Android/iOS). El sistema opera en un esquema de arquitectura distribuida compuesto por: </w:t>
       </w:r>
     </w:p>
     <w:p>
@@ -3885,23 +4962,71 @@
         </w:numPr>
         <w:spacing w:after="0" w:afterAutospacing="0"/>
         <w:ind w:left="720" w:hanging="360"/>
-        <w:rPr>
-          <w:u w:val="none"/>
-        </w:rPr>
-      </w:pPr>
-      <w:r>
+        <w:jc w:val="both"/>
         <w:rPr>
           <w:b w:val="1"/>
           <w:bCs w:val="1"/>
-          <w:rtl w:val="0"/>
-        </w:rPr>
-        <w:t xml:space="preserve">Nombre del sistema</w:t>
-      </w:r>
-      <w:r>
-        <w:rPr>
-          <w:rtl w:val="0"/>
-        </w:rPr>
-        <w:t xml:space="preserve">: Pasa el dato Duoc</w:t>
+        </w:rPr>
+      </w:pPr>
+      <w:r>
+        <w:rPr>
+          <w:b w:val="1"/>
+          <w:bCs w:val="1"/>
+          <w:rtl w:val="0"/>
+        </w:rPr>
+        <w:t xml:space="preserve">Clientes de usuario</w:t>
+      </w:r>
+    </w:p>
+    <w:p>
+      <w:pPr>
+        <w:numPr>
+          <w:ilvl w:val="0"/>
+          <w:numId w:val="6"/>
+        </w:numPr>
+        <w:spacing w:after="0" w:afterAutospacing="0"/>
+        <w:ind w:left="720" w:hanging="360"/>
+        <w:jc w:val="both"/>
+        <w:rPr>
+          <w:u w:val="none"/>
+        </w:rPr>
+      </w:pPr>
+      <w:r>
+        <w:rPr>
+          <w:rtl w:val="0"/>
+        </w:rPr>
+        <w:t xml:space="preserve">Aplicación Web desarrollada en Next.js para navegación de escritorio.</w:t>
+      </w:r>
+    </w:p>
+    <w:p>
+      <w:pPr>
+        <w:numPr>
+          <w:ilvl w:val="0"/>
+          <w:numId w:val="6"/>
+        </w:numPr>
+        <w:spacing w:after="0" w:afterAutospacing="0" w:line="276" w:lineRule="auto"/>
+        <w:ind w:left="720" w:hanging="360"/>
+        <w:jc w:val="both"/>
+        <w:rPr>
+          <w:u w:val="none"/>
+        </w:rPr>
+      </w:pPr>
+      <w:r>
+        <w:rPr>
+          <w:rtl w:val="0"/>
+        </w:rPr>
+        <w:t xml:space="preserve">Aplicación Móvil nativa desarrollada en React Native </w:t>
+      </w:r>
+      <w:r>
+        <w:rPr>
+          <w:rtl w:val="0"/>
+        </w:rPr>
+        <w:t xml:space="preserve">con Expo</w:t>
+      </w:r>
+      <w:r>
+        <w:rPr>
+          <w:rtl w:val="0"/>
+        </w:rPr>
+        <w:t xml:space="preserve"> para dispositivos móviles.</w:t>
       </w:r>
     </w:p>
     <w:p>
@@ -3912,198 +5037,125 @@
         </w:numPr>
         <w:spacing w:after="0" w:afterAutospacing="0"/>
         <w:ind w:left="720" w:hanging="360"/>
-        <w:rPr>
-          <w:u w:val="none"/>
-        </w:rPr>
-      </w:pPr>
-      <w:r>
+        <w:jc w:val="both"/>
         <w:rPr>
           <w:b w:val="1"/>
           <w:bCs w:val="1"/>
-          <w:rtl w:val="0"/>
-        </w:rPr>
-        <w:t xml:space="preserve">Lo que el sistema hará</w:t>
-      </w:r>
-      <w:r>
-        <w:rPr>
-          <w:rtl w:val="0"/>
-        </w:rPr>
-        <w:t xml:space="preserve">:</w:t>
+        </w:rPr>
+      </w:pPr>
+      <w:r>
+        <w:rPr>
+          <w:b w:val="1"/>
+          <w:bCs w:val="1"/>
+          <w:rtl w:val="0"/>
+        </w:rPr>
+        <w:t xml:space="preserve">Servicios Backend</w:t>
       </w:r>
     </w:p>
     <w:p>
       <w:pPr>
         <w:numPr>
           <w:ilvl w:val="0"/>
-          <w:numId w:val="14"/>
+          <w:numId w:val="28"/>
+        </w:numPr>
+        <w:spacing w:after="0" w:afterAutospacing="0"/>
+        <w:ind w:left="720" w:hanging="360"/>
+        <w:jc w:val="both"/>
+        <w:rPr>
+          <w:u w:val="none"/>
+        </w:rPr>
+      </w:pPr>
+      <w:r>
+        <w:rPr>
+          <w:rtl w:val="0"/>
+        </w:rPr>
+        <w:t xml:space="preserve">Una API RESTful centralizada en NestJS (Node.js) que procesa la lógica del negocio, autenticación, gestión de publicaciones y moderación de contenido. </w:t>
+      </w:r>
+    </w:p>
+    <w:p>
+      <w:pPr>
+        <w:numPr>
+          <w:ilvl w:val="0"/>
+          <w:numId w:val="9"/>
+        </w:numPr>
+        <w:spacing w:after="0" w:afterAutospacing="0"/>
+        <w:ind w:left="720" w:hanging="360"/>
+        <w:jc w:val="both"/>
+        <w:rPr>
+          <w:b w:val="1"/>
+          <w:bCs w:val="1"/>
+        </w:rPr>
+      </w:pPr>
+      <w:r>
+        <w:rPr>
+          <w:b w:val="1"/>
+          <w:bCs w:val="1"/>
+          <w:rtl w:val="0"/>
+        </w:rPr>
+        <w:t xml:space="preserve">Persistencia Dual</w:t>
+      </w:r>
+    </w:p>
+    <w:p>
+      <w:pPr>
+        <w:numPr>
+          <w:ilvl w:val="0"/>
+          <w:numId w:val="25"/>
         </w:numPr>
         <w:spacing w:after="0" w:afterAutospacing="0" w:line="276" w:lineRule="auto"/>
-        <w:ind w:left="1440" w:hanging="360"/>
+        <w:ind w:left="720" w:hanging="360"/>
         <w:jc w:val="both"/>
-        <w:rPr/>
-      </w:pPr>
-      <w:r>
-        <w:rPr>
-          <w:rtl w:val="0"/>
-        </w:rPr>
-        <w:t xml:space="preserve">Permitir el registro y autenticación exclusiva para alumnos con correo institucional </w:t>
-      </w:r>
-      <w:r>
-        <w:rPr>
-          <w:rtl w:val="0"/>
-        </w:rPr>
-        <w:t xml:space="preserve">@duocuc.cl</w:t>
-      </w:r>
-      <w:r>
-        <w:rPr>
-          <w:rtl w:val="0"/>
-        </w:rPr>
-        <w:t xml:space="preserve">.</w:t>
+        <w:rPr>
+          <w:u w:val="none"/>
+        </w:rPr>
+      </w:pPr>
+      <w:r>
+        <w:rPr>
+          <w:rtl w:val="0"/>
+        </w:rPr>
+        <w:t xml:space="preserve">Base de datos relacional PostgreSQL (gestionada mediante Prisma ORM) para datos estructurados: usuarios, productos, sedes, comunas, regiones, categorías, favoritos y reportes.</w:t>
       </w:r>
     </w:p>
     <w:p>
       <w:pPr>
         <w:numPr>
           <w:ilvl w:val="0"/>
-          <w:numId w:val="14"/>
+          <w:numId w:val="25"/>
         </w:numPr>
         <w:spacing w:after="0" w:afterAutospacing="0" w:line="276" w:lineRule="auto"/>
-        <w:ind w:left="1440" w:hanging="360"/>
+        <w:ind w:left="720" w:hanging="360"/>
         <w:jc w:val="both"/>
-        <w:rPr/>
-      </w:pPr>
-      <w:r>
-        <w:rPr>
-          <w:rtl w:val="0"/>
-        </w:rPr>
-        <w:t xml:space="preserve">Facilitar la publicación, modificación y búsqueda de artículos, libros, insumos y servicios académicos entre estudiantes.</w:t>
+        <w:rPr>
+          <w:u w:val="none"/>
+        </w:rPr>
+      </w:pPr>
+      <w:r>
+        <w:rPr>
+          <w:rtl w:val="0"/>
+        </w:rPr>
+        <w:t xml:space="preserve">Base de datos NoSQL MongoDB Atlas (gestionada mediante Mongoose ODM) dedicada exclusivamente al almacenamiento de conversaciones y mensajes del chat.</w:t>
       </w:r>
     </w:p>
     <w:p>
       <w:pPr>
         <w:numPr>
           <w:ilvl w:val="0"/>
-          <w:numId w:val="14"/>
+          <w:numId w:val="9"/>
         </w:numPr>
         <w:spacing w:after="0" w:afterAutospacing="0" w:line="276" w:lineRule="auto"/>
-        <w:ind w:left="1440" w:hanging="360"/>
+        <w:ind w:left="720" w:hanging="360"/>
         <w:jc w:val="both"/>
-        <w:rPr/>
-      </w:pPr>
-      <w:r>
-        <w:rPr>
-          <w:rtl w:val="0"/>
-        </w:rPr>
-        <w:t xml:space="preserve">Proveer un sistema de chat en tiempo real mediante WebSockets para la coordinación directa.</w:t>
-      </w:r>
-    </w:p>
-    <w:p>
-      <w:pPr>
-        <w:numPr>
-          <w:ilvl w:val="0"/>
-          <w:numId w:val="14"/>
-        </w:numPr>
-        <w:spacing w:after="0" w:afterAutospacing="0" w:line="276" w:lineRule="auto"/>
-        <w:ind w:left="1440" w:hanging="360"/>
-        <w:jc w:val="both"/>
-        <w:rPr/>
-      </w:pPr>
-      <w:r>
-        <w:rPr>
-          <w:rtl w:val="0"/>
-        </w:rPr>
-        <w:t xml:space="preserve">Aplicar filtros automáticos de palabras sensibles en backend para moderar contenidos.</w:t>
-      </w:r>
-    </w:p>
-    <w:p>
-      <w:pPr>
-        <w:numPr>
-          <w:ilvl w:val="0"/>
-          <w:numId w:val="14"/>
-        </w:numPr>
-        <w:spacing w:after="0" w:afterAutospacing="0" w:line="276" w:lineRule="auto"/>
-        <w:ind w:left="1440" w:hanging="360"/>
-        <w:jc w:val="both"/>
-        <w:rPr/>
-      </w:pPr>
-      <w:r>
-        <w:rPr>
-          <w:rtl w:val="0"/>
-        </w:rPr>
-        <w:t xml:space="preserve">Ofrecer un panel de administración para bloqueo de usuarios, reportes y gestión de banners publicitarios.</w:t>
-      </w:r>
-    </w:p>
-    <w:p>
-      <w:pPr>
-        <w:numPr>
-          <w:ilvl w:val="0"/>
-          <w:numId w:val="14"/>
-        </w:numPr>
-        <w:spacing w:line="276" w:lineRule="auto"/>
-        <w:ind w:left="1440" w:hanging="360"/>
-        <w:jc w:val="both"/>
-        <w:rPr/>
-      </w:pPr>
-      <w:r>
-        <w:rPr>
-          <w:rtl w:val="0"/>
-        </w:rPr>
-        <w:t xml:space="preserve">Sugerir precios y recomendaciones mediante módulos inteligentes y permitir geolocalización de puntos de encuentro.</w:t>
-      </w:r>
-    </w:p>
-    <w:p>
-      <w:pPr>
-        <w:ind w:left="720" w:firstLine="0"/>
-        <w:rPr/>
-      </w:pPr>
-      <w:r>
-        <w:rPr>
-          <w:rtl w:val="0"/>
-        </w:rPr>
-      </w:r>
-    </w:p>
-    <w:p>
-      <w:pPr>
-        <w:ind w:left="720" w:firstLine="0"/>
-        <w:rPr/>
-      </w:pPr>
-      <w:r>
-        <w:rPr>
-          <w:rtl w:val="0"/>
-        </w:rPr>
-      </w:r>
-    </w:p>
-    <w:p>
-      <w:pPr>
-        <w:ind w:left="720" w:firstLine="0"/>
-        <w:rPr/>
-      </w:pPr>
-      <w:r>
-        <w:rPr>
-          <w:rtl w:val="0"/>
-        </w:rPr>
-      </w:r>
-    </w:p>
-    <w:p>
-      <w:pPr>
-        <w:ind w:left="720" w:firstLine="0"/>
-        <w:rPr/>
-      </w:pPr>
-      <w:r>
-        <w:rPr>
-          <w:rtl w:val="0"/>
-        </w:rPr>
-      </w:r>
-    </w:p>
-    <w:p>
-      <w:pPr>
-        <w:ind w:left="720" w:firstLine="0"/>
-        <w:rPr/>
-      </w:pPr>
-      <w:r>
-        <w:rPr>
-          <w:rtl w:val="0"/>
-        </w:rPr>
+        <w:rPr>
+          <w:b w:val="1"/>
+          <w:bCs w:val="1"/>
+        </w:rPr>
+      </w:pPr>
+      <w:r>
+        <w:rPr>
+          <w:b w:val="1"/>
+          <w:bCs w:val="1"/>
+          <w:rtl w:val="0"/>
+        </w:rPr>
+        <w:t xml:space="preserve">Comunicación en tiempo real y servicios externos</w:t>
       </w:r>
     </w:p>
     <w:p>
@@ -4112,696 +5164,25 @@
           <w:ilvl w:val="0"/>
           <w:numId w:val="19"/>
         </w:numPr>
-        <w:spacing w:after="0" w:afterAutospacing="0"/>
+        <w:spacing w:after="0" w:afterAutospacing="0" w:line="276" w:lineRule="auto"/>
         <w:ind w:left="720" w:hanging="360"/>
-        <w:rPr>
-          <w:b w:val="1"/>
-          <w:bCs w:val="1"/>
-        </w:rPr>
-      </w:pPr>
-      <w:r>
-        <w:rPr>
-          <w:b w:val="1"/>
-          <w:bCs w:val="1"/>
-          <w:rtl w:val="0"/>
-        </w:rPr>
-        <w:t xml:space="preserve">Lo que el sistema NO hará:</w:t>
+        <w:jc w:val="both"/>
+        <w:rPr>
+          <w:u w:val="none"/>
+        </w:rPr>
+      </w:pPr>
+      <w:r>
+        <w:rPr>
+          <w:rtl w:val="0"/>
+        </w:rPr>
+        <w:t xml:space="preserve">Servidor de WebSockets (Socket.IO) integrado en NestJS para mensajería instantánea.</w:t>
       </w:r>
     </w:p>
     <w:p>
       <w:pPr>
         <w:numPr>
           <w:ilvl w:val="0"/>
-          <w:numId w:val="6"/>
-        </w:numPr>
-        <w:spacing w:after="0" w:afterAutospacing="0" w:line="276" w:lineRule="auto"/>
-        <w:ind w:left="1440" w:hanging="360"/>
-        <w:jc w:val="both"/>
-      </w:pPr>
-      <w:r>
-        <w:rPr>
-          <w:rtl w:val="0"/>
-        </w:rPr>
-        <w:t xml:space="preserve">No </w:t>
-      </w:r>
-      <w:r>
-        <w:rPr>
-          <w:rtl w:val="0"/>
-        </w:rPr>
-        <w:t xml:space="preserve">procesará</w:t>
-      </w:r>
-      <w:r>
-        <w:rPr>
-          <w:rtl w:val="0"/>
-        </w:rPr>
-        <w:t xml:space="preserve"> pasarelas de pago ni dinero dentro de la app (el pago se acuerda de forma externa).</w:t>
-      </w:r>
-    </w:p>
-    <w:p>
-      <w:pPr>
-        <w:numPr>
-          <w:ilvl w:val="0"/>
-          <w:numId w:val="6"/>
-        </w:numPr>
-        <w:spacing w:after="0" w:afterAutospacing="0" w:line="276" w:lineRule="auto"/>
-        <w:ind w:left="1440" w:hanging="360"/>
-        <w:jc w:val="both"/>
-      </w:pPr>
-      <w:r>
-        <w:rPr>
-          <w:rtl w:val="0"/>
-        </w:rPr>
-        <w:t xml:space="preserve">No gestionará envíos ni logística de despacho de productos.</w:t>
-      </w:r>
-    </w:p>
-    <w:p>
-      <w:pPr>
-        <w:numPr>
-          <w:ilvl w:val="0"/>
-          <w:numId w:val="6"/>
-        </w:numPr>
-        <w:spacing w:after="0" w:afterAutospacing="0" w:line="276" w:lineRule="auto"/>
-        <w:ind w:left="1440" w:hanging="360"/>
-        <w:jc w:val="both"/>
-      </w:pPr>
-      <w:r>
-        <w:rPr>
-          <w:rtl w:val="0"/>
-        </w:rPr>
-        <w:t xml:space="preserve">No realizará verificación biométrica presencial (solo validación vía correo electrónico).</w:t>
-      </w:r>
-    </w:p>
-    <w:p>
-      <w:pPr>
-        <w:numPr>
-          <w:ilvl w:val="0"/>
-          <w:numId w:val="6"/>
-        </w:numPr>
-        <w:spacing w:line="276" w:lineRule="auto"/>
-        <w:ind w:left="1440" w:hanging="360"/>
-        <w:jc w:val="both"/>
-      </w:pPr>
-      <w:r>
-        <w:rPr>
-          <w:rtl w:val="0"/>
-        </w:rPr>
-        <w:t xml:space="preserve">No se conectará con sistemas académicos internos de notas o matrículas.</w:t>
-      </w:r>
-      <w:r>
-        <w:rPr>
-          <w:rtl w:val="0"/>
-        </w:rPr>
-      </w:r>
-    </w:p>
-    <w:p>
-      <w:pPr>
-        <w:ind w:left="720" w:firstLine="0"/>
-        <w:jc w:val="both"/>
-        <w:rPr>
-          <w:b w:val="1"/>
-          <w:bCs w:val="1"/>
-        </w:rPr>
-      </w:pPr>
-      <w:r>
-        <w:rPr>
-          <w:rtl w:val="0"/>
-        </w:rPr>
-      </w:r>
-    </w:p>
-    <w:p>
-      <w:pPr>
-        <w:numPr>
-          <w:ilvl w:val="0"/>
-          <w:numId w:val="7"/>
-        </w:numPr>
-        <w:spacing w:after="0" w:afterAutospacing="0"/>
-        <w:ind w:left="720" w:hanging="360"/>
-        <w:jc w:val="both"/>
-        <w:rPr>
-          <w:b w:val="1"/>
-          <w:bCs w:val="1"/>
-        </w:rPr>
-      </w:pPr>
-      <w:r>
-        <w:rPr>
-          <w:b w:val="1"/>
-          <w:bCs w:val="1"/>
-          <w:rtl w:val="0"/>
-        </w:rPr>
-        <w:t xml:space="preserve">Beneficios y objetivos:</w:t>
-      </w:r>
-    </w:p>
-    <w:p>
-      <w:pPr>
-        <w:numPr>
-          <w:ilvl w:val="0"/>
-          <w:numId w:val="2"/>
-        </w:numPr>
-        <w:spacing w:after="0" w:afterAutospacing="0" w:line="276" w:lineRule="auto"/>
-        <w:ind w:left="1440" w:hanging="360"/>
-        <w:jc w:val="both"/>
-      </w:pPr>
-      <w:r>
-        <w:rPr>
-          <w:b w:val="1"/>
-          <w:bCs w:val="1"/>
-          <w:rtl w:val="0"/>
-        </w:rPr>
-        <w:t xml:space="preserve">Social/Seguridad:</w:t>
-      </w:r>
-      <w:r>
-        <w:rPr>
-          <w:rtl w:val="0"/>
-        </w:rPr>
-        <w:t xml:space="preserve"> Reducir la exposición a fraudes (frecuentes en canales abiertos como Facebook Marketplace/WhatsApp) al operar en un entorno cerrado y verificado.</w:t>
-      </w:r>
-    </w:p>
-    <w:p>
-      <w:pPr>
-        <w:numPr>
-          <w:ilvl w:val="0"/>
-          <w:numId w:val="2"/>
-        </w:numPr>
-        <w:spacing w:after="0" w:afterAutospacing="0" w:line="276" w:lineRule="auto"/>
-        <w:ind w:left="1440" w:hanging="360"/>
-        <w:jc w:val="both"/>
-      </w:pPr>
-      <w:r>
-        <w:rPr>
-          <w:b w:val="1"/>
-          <w:bCs w:val="1"/>
-          <w:rtl w:val="0"/>
-        </w:rPr>
-        <w:t xml:space="preserve">Institucional:</w:t>
-      </w:r>
-      <w:r>
-        <w:rPr>
-          <w:rtl w:val="0"/>
-        </w:rPr>
-        <w:t xml:space="preserve"> Brindar trazabilidad, gobierno de datos y extensión del reglamento de convivencia en canales digitales.</w:t>
-      </w:r>
-    </w:p>
-    <w:p>
-      <w:pPr>
-        <w:numPr>
-          <w:ilvl w:val="0"/>
-          <w:numId w:val="2"/>
-        </w:numPr>
-        <w:spacing w:line="276" w:lineRule="auto"/>
-        <w:ind w:left="1440" w:hanging="360"/>
-        <w:jc w:val="both"/>
-      </w:pPr>
-      <w:r>
-        <w:rPr>
-          <w:b w:val="1"/>
-          <w:bCs w:val="1"/>
-          <w:rtl w:val="0"/>
-        </w:rPr>
-        <w:t xml:space="preserve">Económico:</w:t>
-      </w:r>
-      <w:r>
-        <w:rPr>
-          <w:rtl w:val="0"/>
-        </w:rPr>
-        <w:t xml:space="preserve"> Fomentar la economía circular estudiantil y generar ingresos por activaciones de marca para autofinanciar la mantención del sistema.</w:t>
-      </w:r>
-      <w:r>
-        <w:rPr>
-          <w:rtl w:val="0"/>
-        </w:rPr>
-      </w:r>
-    </w:p>
-    <w:p>
-      <w:pPr>
-        <w:pStyle w:val="Heading2"/>
-        <w:rPr>
-          <w:rFonts w:ascii="Calibri" w:cs="Calibri" w:eastAsia="Calibri" w:hAnsi="Calibri"/>
-          <w:color w:val="000000"/>
-        </w:rPr>
-      </w:pPr>
-      <w:bookmarkStart w:colFirst="0" w:colLast="0" w:name="_heading=h.aedlo5n6v8yh" w:id="6"/>
-      <w:bookmarkEnd w:id="6"/>
-      <w:r>
-        <w:rPr>
-          <w:rFonts w:ascii="Calibri" w:cs="Calibri" w:eastAsia="Calibri" w:hAnsi="Calibri"/>
-          <w:color w:val="000000"/>
-          <w:rtl w:val="0"/>
-        </w:rPr>
-        <w:t xml:space="preserve">1.3.</w:t>
-        <w:tab/>
-        <w:t xml:space="preserve">Definiciones, Acrónimos y Abreviaturas</w:t>
-      </w:r>
-    </w:p>
-    <w:p>
-      <w:pPr>
-        <w:rPr/>
-      </w:pPr>
-      <w:r>
-        <w:rPr>
-          <w:rtl w:val="0"/>
-        </w:rPr>
-        <w:t xml:space="preserve">En esta subsección se definirán todos los términos, acrónimos y abreviaturas utilizadas en la ERS.</w:t>
-      </w:r>
-    </w:p>
-    <w:p>
-      <w:pPr>
-        <w:numPr>
-          <w:ilvl w:val="0"/>
-          <w:numId w:val="11"/>
-        </w:numPr>
-        <w:spacing w:after="0" w:afterAutospacing="0" w:line="276" w:lineRule="auto"/>
-        <w:ind w:left="720" w:hanging="360"/>
-        <w:rPr/>
-      </w:pPr>
-      <w:r>
-        <w:rPr>
-          <w:b w:val="1"/>
-          <w:bCs w:val="1"/>
-          <w:rtl w:val="0"/>
-        </w:rPr>
-        <w:t xml:space="preserve">ERS:</w:t>
-      </w:r>
-      <w:r>
-        <w:rPr>
-          <w:rtl w:val="0"/>
-        </w:rPr>
-        <w:t xml:space="preserve"> Especificación de Requisitos de Software.</w:t>
-      </w:r>
-    </w:p>
-    <w:p>
-      <w:pPr>
-        <w:numPr>
-          <w:ilvl w:val="0"/>
-          <w:numId w:val="11"/>
-        </w:numPr>
-        <w:spacing w:after="0" w:afterAutospacing="0" w:line="276" w:lineRule="auto"/>
-        <w:ind w:left="720" w:hanging="360"/>
-        <w:rPr/>
-      </w:pPr>
-      <w:r>
-        <w:rPr>
-          <w:b w:val="1"/>
-          <w:bCs w:val="1"/>
-          <w:rtl w:val="0"/>
-        </w:rPr>
-        <w:t xml:space="preserve">JWT:</w:t>
-      </w:r>
-      <w:r>
-        <w:rPr>
-          <w:rtl w:val="0"/>
-        </w:rPr>
-        <w:t xml:space="preserve"> JSON Web Token, estándar para la transmisión segura de tokens de autenticación.</w:t>
-      </w:r>
-    </w:p>
-    <w:p>
-      <w:pPr>
-        <w:numPr>
-          <w:ilvl w:val="0"/>
-          <w:numId w:val="11"/>
-        </w:numPr>
-        <w:spacing w:after="0" w:afterAutospacing="0" w:line="276" w:lineRule="auto"/>
-        <w:ind w:left="720" w:hanging="360"/>
-        <w:rPr/>
-      </w:pPr>
-      <w:r>
-        <w:rPr>
-          <w:b w:val="1"/>
-          <w:bCs w:val="1"/>
-          <w:rtl w:val="0"/>
-        </w:rPr>
-        <w:t xml:space="preserve">REST:</w:t>
-      </w:r>
-      <w:r>
-        <w:rPr>
-          <w:rtl w:val="0"/>
-        </w:rPr>
-        <w:t xml:space="preserve"> Representational State Transfer, estilo de arquitectura software para servicios web.</w:t>
-      </w:r>
-    </w:p>
-    <w:p>
-      <w:pPr>
-        <w:numPr>
-          <w:ilvl w:val="0"/>
-          <w:numId w:val="11"/>
-        </w:numPr>
-        <w:spacing w:after="0" w:afterAutospacing="0" w:line="276" w:lineRule="auto"/>
-        <w:ind w:left="720" w:hanging="360"/>
-        <w:rPr/>
-      </w:pPr>
-      <w:r>
-        <w:rPr>
-          <w:b w:val="1"/>
-          <w:bCs w:val="1"/>
-          <w:rtl w:val="0"/>
-        </w:rPr>
-        <w:t xml:space="preserve">WebSocket:</w:t>
-      </w:r>
-      <w:r>
-        <w:rPr>
-          <w:rtl w:val="0"/>
-        </w:rPr>
-        <w:t xml:space="preserve"> Protocolo de comunicación bidireccional en tiempo real para el chat.</w:t>
-      </w:r>
-    </w:p>
-    <w:p>
-      <w:pPr>
-        <w:numPr>
-          <w:ilvl w:val="0"/>
-          <w:numId w:val="11"/>
-        </w:numPr>
-        <w:spacing w:after="0" w:afterAutospacing="0" w:line="276" w:lineRule="auto"/>
-        <w:ind w:left="720" w:hanging="360"/>
-        <w:rPr/>
-      </w:pPr>
-      <w:r>
-        <w:rPr>
-          <w:b w:val="1"/>
-          <w:bCs w:val="1"/>
-          <w:rtl w:val="0"/>
-        </w:rPr>
-        <w:t xml:space="preserve">SSO:</w:t>
-      </w:r>
-      <w:r>
-        <w:rPr>
-          <w:rtl w:val="0"/>
-        </w:rPr>
-        <w:t xml:space="preserve"> Single Sign-On, mecanismo de inicio de sesión único.</w:t>
-      </w:r>
-    </w:p>
-    <w:p>
-      <w:pPr>
-        <w:numPr>
-          <w:ilvl w:val="0"/>
-          <w:numId w:val="11"/>
-        </w:numPr>
-        <w:spacing w:after="0" w:afterAutospacing="0" w:line="276" w:lineRule="auto"/>
-        <w:ind w:left="720" w:hanging="360"/>
-        <w:rPr/>
-      </w:pPr>
-      <w:r>
-        <w:rPr>
-          <w:b w:val="1"/>
-          <w:bCs w:val="1"/>
-          <w:rtl w:val="0"/>
-        </w:rPr>
-        <w:t xml:space="preserve">CAPEX:</w:t>
-      </w:r>
-      <w:r>
-        <w:rPr>
-          <w:rtl w:val="0"/>
-        </w:rPr>
-        <w:t xml:space="preserve"> Capital Expenditures, inversión inicial de desarrollo.</w:t>
-      </w:r>
-    </w:p>
-    <w:p>
-      <w:pPr>
-        <w:numPr>
-          <w:ilvl w:val="0"/>
-          <w:numId w:val="11"/>
-        </w:numPr>
-        <w:spacing w:after="0" w:afterAutospacing="0" w:line="276" w:lineRule="auto"/>
-        <w:ind w:left="720" w:hanging="360"/>
-        <w:rPr/>
-      </w:pPr>
-      <w:r>
-        <w:rPr>
-          <w:b w:val="1"/>
-          <w:bCs w:val="1"/>
-          <w:rtl w:val="0"/>
-        </w:rPr>
-        <w:t xml:space="preserve">OPEX:</w:t>
-      </w:r>
-      <w:r>
-        <w:rPr>
-          <w:rtl w:val="0"/>
-        </w:rPr>
-        <w:t xml:space="preserve"> Operational Expenditures, costo operativo y de mantención anual.</w:t>
-      </w:r>
-    </w:p>
-    <w:p>
-      <w:pPr>
-        <w:numPr>
-          <w:ilvl w:val="0"/>
-          <w:numId w:val="11"/>
-        </w:numPr>
-        <w:spacing w:line="276" w:lineRule="auto"/>
-        <w:ind w:left="720" w:hanging="360"/>
-        <w:rPr/>
-      </w:pPr>
-      <w:r>
-        <w:rPr>
-          <w:b w:val="1"/>
-          <w:bCs w:val="1"/>
-          <w:rtl w:val="0"/>
-        </w:rPr>
-        <w:t xml:space="preserve">ORM / ODM:</w:t>
-      </w:r>
-      <w:r>
-        <w:rPr>
-          <w:rtl w:val="0"/>
-        </w:rPr>
-        <w:t xml:space="preserve"> Object-Relational Mapping (Prisma) / Object-Document Mapper (Mongoose) para la gestión de bases de datos SQL y NoSQL.</w:t>
-      </w:r>
-    </w:p>
-    <w:p>
-      <w:pPr>
-        <w:ind w:left="720" w:firstLine="0"/>
-        <w:rPr/>
-      </w:pPr>
-      <w:sdt>
-        <w:sdtPr>
-          <w:id w:val="-696974903"/>
-          <w:tag w:val="goog_rdk_0"/>
-        </w:sdtPr>
-        <w:sdtContent>
-          <w:commentRangeStart w:id="0"/>
-        </w:sdtContent>
-      </w:sdt>
-      <w:r>
-        <w:rPr>
-          <w:rtl w:val="0"/>
-        </w:rPr>
-      </w:r>
-    </w:p>
-    <w:p>
-      <w:pPr>
-        <w:pStyle w:val="Heading2"/>
-        <w:rPr>
-          <w:rFonts w:ascii="Calibri" w:cs="Calibri" w:eastAsia="Calibri" w:hAnsi="Calibri"/>
-          <w:color w:val="000000"/>
-        </w:rPr>
-      </w:pPr>
-      <w:bookmarkStart w:colFirst="0" w:colLast="0" w:name="_heading=h.kue82upv7z3o" w:id="7"/>
-      <w:bookmarkEnd w:id="7"/>
-      <w:r>
-        <w:rPr>
-          <w:rFonts w:ascii="Calibri" w:cs="Calibri" w:eastAsia="Calibri" w:hAnsi="Calibri"/>
-          <w:color w:val="000000"/>
-          <w:rtl w:val="0"/>
-        </w:rPr>
-        <w:t xml:space="preserve">1.4.</w:t>
-        <w:tab/>
-        <w:t xml:space="preserve">Referencias</w:t>
-      </w:r>
-    </w:p>
-    <w:p>
-      <w:pPr>
-        <w:rPr/>
-      </w:pPr>
-      <w:r>
-        <w:rPr>
-          <w:rtl w:val="0"/>
-        </w:rPr>
-        <w:t xml:space="preserve">En esta subsección se mostrará una lista completa de todos los documentos referenciados en la ERS.</w:t>
-      </w:r>
-    </w:p>
-    <w:p>
-      <w:pPr>
-        <w:rPr/>
-      </w:pPr>
-      <w:r>
-        <w:rPr>
-          <w:rtl w:val="0"/>
-        </w:rPr>
-      </w:r>
-    </w:p>
-    <w:p>
-      <w:pPr>
-        <w:pStyle w:val="Heading2"/>
-        <w:rPr>
-          <w:rFonts w:ascii="Calibri" w:cs="Calibri" w:eastAsia="Calibri" w:hAnsi="Calibri"/>
-          <w:color w:val="000000"/>
-        </w:rPr>
-      </w:pPr>
-      <w:bookmarkStart w:colFirst="0" w:colLast="0" w:name="_heading=h.63ad0yiram5h" w:id="8"/>
-      <w:bookmarkEnd w:id="8"/>
-      <w:r>
-        <w:rPr>
-          <w:rFonts w:ascii="Calibri" w:cs="Calibri" w:eastAsia="Calibri" w:hAnsi="Calibri"/>
-          <w:color w:val="000000"/>
-          <w:rtl w:val="0"/>
-        </w:rPr>
-        <w:t xml:space="preserve">1.5.</w:t>
-        <w:tab/>
-        <w:t xml:space="preserve">Visión General del Documento</w:t>
-      </w:r>
-    </w:p>
-    <w:p>
-      <w:pPr>
-        <w:rPr/>
-      </w:pPr>
-      <w:r>
-        <w:rPr>
-          <w:rtl w:val="0"/>
-        </w:rPr>
-        <w:t xml:space="preserve">En esta subsección se describe brevemente los contenidos y la organización del resto de la ERS.</w:t>
-      </w:r>
-      <w:commentRangeEnd w:id="0"/>
-      <w:r>
-        <w:commentReference w:id="0"/>
-      </w:r>
-      <w:r>
-        <w:rPr>
-          <w:rtl w:val="0"/>
-        </w:rPr>
-      </w:r>
-    </w:p>
-    <w:p>
-      <w:pPr>
-        <w:rPr>
-          <w:b w:val="1"/>
-          <w:bCs w:val="1"/>
-          <w:sz w:val="28"/>
-          <w:szCs w:val="28"/>
-        </w:rPr>
-      </w:pPr>
-      <w:r>
-        <w:br w:type="page"/>
-      </w:r>
-      <w:r>
-        <w:rPr>
-          <w:rtl w:val="0"/>
-        </w:rPr>
-      </w:r>
-    </w:p>
-    <w:p>
-      <w:pPr>
-        <w:pStyle w:val="Heading1"/>
-        <w:rPr/>
-      </w:pPr>
-      <w:bookmarkStart w:colFirst="0" w:colLast="0" w:name="_heading=h.ihdlrddxmckp" w:id="9"/>
-      <w:bookmarkEnd w:id="9"/>
-      <w:r>
-        <w:rPr>
-          <w:rFonts w:ascii="Calibri" w:cs="Calibri" w:eastAsia="Calibri" w:hAnsi="Calibri"/>
-          <w:color w:val="000000"/>
-          <w:rtl w:val="0"/>
-        </w:rPr>
-        <w:t xml:space="preserve">2.</w:t>
-        <w:tab/>
-        <w:t xml:space="preserve">Descripción General</w:t>
-      </w:r>
-      <w:r>
-        <w:rPr>
-          <w:rtl w:val="0"/>
-        </w:rPr>
-      </w:r>
-    </w:p>
-    <w:p>
-      <w:pPr>
-        <w:pStyle w:val="Heading2"/>
-        <w:rPr>
-          <w:i w:val="1"/>
-          <w:iCs w:val="1"/>
-          <w:color w:val="0000ff"/>
-        </w:rPr>
-      </w:pPr>
-      <w:bookmarkStart w:colFirst="0" w:colLast="0" w:name="_heading=h.xipbx5ztxd8" w:id="10"/>
-      <w:bookmarkEnd w:id="10"/>
-      <w:r>
-        <w:rPr>
-          <w:rFonts w:ascii="Calibri" w:cs="Calibri" w:eastAsia="Calibri" w:hAnsi="Calibri"/>
-          <w:color w:val="000000"/>
-          <w:rtl w:val="0"/>
-        </w:rPr>
-        <w:t xml:space="preserve">2.1.</w:t>
-        <w:tab/>
-        <w:t xml:space="preserve">Perspectiva del Producto</w:t>
-      </w:r>
-      <w:r>
-        <w:rPr>
-          <w:rtl w:val="0"/>
-        </w:rPr>
-      </w:r>
-    </w:p>
-    <w:p>
-      <w:pPr>
-        <w:jc w:val="both"/>
-        <w:rPr/>
-      </w:pPr>
-      <w:r>
-        <w:rPr>
-          <w:b w:val="1"/>
-          <w:bCs w:val="1"/>
-          <w:rtl w:val="0"/>
-        </w:rPr>
-        <w:t xml:space="preserve">"Pasa el Dato Duoc"</w:t>
-      </w:r>
-      <w:r>
-        <w:rPr>
-          <w:rtl w:val="0"/>
-        </w:rPr>
-        <w:t xml:space="preserve"> es un sistema de software independiente y autónomo concebido como una solución multiplataforma (Web y Móvil Android/iOS). El sistema opera en un esquema de arquitectura distribuida compuesto por: </w:t>
-      </w:r>
-    </w:p>
-    <w:p>
-      <w:pPr>
-        <w:numPr>
-          <w:ilvl w:val="0"/>
-          <w:numId w:val="5"/>
-        </w:numPr>
-        <w:spacing w:after="0" w:afterAutospacing="0"/>
-        <w:ind w:left="720" w:hanging="360"/>
-        <w:jc w:val="both"/>
-        <w:rPr>
-          <w:b w:val="1"/>
-          <w:bCs w:val="1"/>
-        </w:rPr>
-      </w:pPr>
-      <w:r>
-        <w:rPr>
-          <w:b w:val="1"/>
-          <w:bCs w:val="1"/>
-          <w:rtl w:val="0"/>
-        </w:rPr>
-        <w:t xml:space="preserve">Clientes de usuario</w:t>
-      </w:r>
-    </w:p>
-    <w:p>
-      <w:pPr>
-        <w:numPr>
-          <w:ilvl w:val="0"/>
-          <w:numId w:val="3"/>
-        </w:numPr>
-        <w:spacing w:after="0" w:afterAutospacing="0"/>
-        <w:ind w:left="720" w:hanging="360"/>
-        <w:jc w:val="both"/>
-        <w:rPr>
-          <w:u w:val="none"/>
-        </w:rPr>
-      </w:pPr>
-      <w:r>
-        <w:rPr>
-          <w:rtl w:val="0"/>
-        </w:rPr>
-        <w:t xml:space="preserve">Aplicación Web desarrollada en Next.js para navegación de escritorio.</w:t>
-      </w:r>
-    </w:p>
-    <w:p>
-      <w:pPr>
-        <w:numPr>
-          <w:ilvl w:val="0"/>
-          <w:numId w:val="3"/>
+          <w:numId w:val="19"/>
         </w:numPr>
         <w:spacing w:after="0" w:afterAutospacing="0" w:line="276" w:lineRule="auto"/>
         <w:ind w:left="720" w:hanging="360"/>
@@ -4814,195 +5195,14 @@
         <w:rPr>
           <w:rtl w:val="0"/>
         </w:rPr>
-        <w:t xml:space="preserve">Aplicación Móvil nativa desarrollada en React Native </w:t>
-      </w:r>
-      <w:r>
-        <w:rPr>
-          <w:rtl w:val="0"/>
-        </w:rPr>
-        <w:t xml:space="preserve">con Expo</w:t>
-      </w:r>
-      <w:r>
-        <w:rPr>
-          <w:rtl w:val="0"/>
-        </w:rPr>
-        <w:t xml:space="preserve"> para dispositivos móviles.</w:t>
+        <w:t xml:space="preserve">Integración con la API de Mapbox para funciones de mapas y geolocalización de puntos de encuentro seguros.</w:t>
       </w:r>
     </w:p>
     <w:p>
       <w:pPr>
         <w:numPr>
           <w:ilvl w:val="0"/>
-          <w:numId w:val="5"/>
-        </w:numPr>
-        <w:spacing w:after="0" w:afterAutospacing="0"/>
-        <w:ind w:left="720" w:hanging="360"/>
-        <w:jc w:val="both"/>
-        <w:rPr>
-          <w:b w:val="1"/>
-          <w:bCs w:val="1"/>
-        </w:rPr>
-      </w:pPr>
-      <w:r>
-        <w:rPr>
-          <w:b w:val="1"/>
-          <w:bCs w:val="1"/>
-          <w:rtl w:val="0"/>
-        </w:rPr>
-        <w:t xml:space="preserve">Servicios Backend</w:t>
-      </w:r>
-    </w:p>
-    <w:p>
-      <w:pPr>
-        <w:numPr>
-          <w:ilvl w:val="0"/>
-          <w:numId w:val="21"/>
-        </w:numPr>
-        <w:spacing w:after="0" w:afterAutospacing="0"/>
-        <w:ind w:left="720" w:hanging="360"/>
-        <w:jc w:val="both"/>
-        <w:rPr>
-          <w:u w:val="none"/>
-        </w:rPr>
-      </w:pPr>
-      <w:r>
-        <w:rPr>
-          <w:rtl w:val="0"/>
-        </w:rPr>
-        <w:t xml:space="preserve">Una API RESTful centralizada en NestJS (Node.js) que procesa la lógica del negocio, autenticación, gestión de publicaciones y moderación de contenido. </w:t>
-      </w:r>
-    </w:p>
-    <w:p>
-      <w:pPr>
-        <w:numPr>
-          <w:ilvl w:val="0"/>
-          <w:numId w:val="5"/>
-        </w:numPr>
-        <w:spacing w:after="0" w:afterAutospacing="0"/>
-        <w:ind w:left="720" w:hanging="360"/>
-        <w:jc w:val="both"/>
-        <w:rPr>
-          <w:b w:val="1"/>
-          <w:bCs w:val="1"/>
-        </w:rPr>
-      </w:pPr>
-      <w:r>
-        <w:rPr>
-          <w:b w:val="1"/>
-          <w:bCs w:val="1"/>
-          <w:rtl w:val="0"/>
-        </w:rPr>
-        <w:t xml:space="preserve">Persistencia Dual</w:t>
-      </w:r>
-    </w:p>
-    <w:p>
-      <w:pPr>
-        <w:numPr>
-          <w:ilvl w:val="0"/>
-          <w:numId w:val="18"/>
-        </w:numPr>
-        <w:spacing w:after="0" w:afterAutospacing="0" w:line="276" w:lineRule="auto"/>
-        <w:ind w:left="720" w:hanging="360"/>
-        <w:jc w:val="both"/>
-        <w:rPr>
-          <w:u w:val="none"/>
-        </w:rPr>
-      </w:pPr>
-      <w:r>
-        <w:rPr>
-          <w:rtl w:val="0"/>
-        </w:rPr>
-        <w:t xml:space="preserve">Base de datos relacional PostgreSQL (gestionada mediante Prisma ORM) para datos estructurados: usuarios, productos, sedes, comunas, regiones, categorías, favoritos y reportes.</w:t>
-      </w:r>
-    </w:p>
-    <w:p>
-      <w:pPr>
-        <w:numPr>
-          <w:ilvl w:val="0"/>
-          <w:numId w:val="18"/>
-        </w:numPr>
-        <w:spacing w:after="0" w:afterAutospacing="0" w:line="276" w:lineRule="auto"/>
-        <w:ind w:left="720" w:hanging="360"/>
-        <w:jc w:val="both"/>
-        <w:rPr>
-          <w:u w:val="none"/>
-        </w:rPr>
-      </w:pPr>
-      <w:r>
-        <w:rPr>
-          <w:rtl w:val="0"/>
-        </w:rPr>
-        <w:t xml:space="preserve">Base de datos NoSQL MongoDB Atlas (gestionada mediante Mongoose ODM) dedicada exclusivamente al almacenamiento de conversaciones y mensajes del chat.</w:t>
-      </w:r>
-    </w:p>
-    <w:p>
-      <w:pPr>
-        <w:numPr>
-          <w:ilvl w:val="0"/>
-          <w:numId w:val="5"/>
-        </w:numPr>
-        <w:spacing w:after="0" w:afterAutospacing="0" w:line="276" w:lineRule="auto"/>
-        <w:ind w:left="720" w:hanging="360"/>
-        <w:jc w:val="both"/>
-        <w:rPr>
-          <w:b w:val="1"/>
-          <w:bCs w:val="1"/>
-        </w:rPr>
-      </w:pPr>
-      <w:r>
-        <w:rPr>
-          <w:b w:val="1"/>
-          <w:bCs w:val="1"/>
-          <w:rtl w:val="0"/>
-        </w:rPr>
-        <w:t xml:space="preserve">Comunicación en tiempo real y servicios externos</w:t>
-      </w:r>
-    </w:p>
-    <w:p>
-      <w:pPr>
-        <w:numPr>
-          <w:ilvl w:val="0"/>
-          <w:numId w:val="13"/>
-        </w:numPr>
-        <w:spacing w:after="0" w:afterAutospacing="0" w:line="276" w:lineRule="auto"/>
-        <w:ind w:left="720" w:hanging="360"/>
-        <w:jc w:val="both"/>
-        <w:rPr>
-          <w:u w:val="none"/>
-        </w:rPr>
-      </w:pPr>
-      <w:r>
-        <w:rPr>
-          <w:rtl w:val="0"/>
-        </w:rPr>
-        <w:t xml:space="preserve">Servidor de WebSockets (Socket.IO) integrado en NestJS para mensajería instantánea.</w:t>
-      </w:r>
-    </w:p>
-    <w:p>
-      <w:pPr>
-        <w:numPr>
-          <w:ilvl w:val="0"/>
-          <w:numId w:val="13"/>
-        </w:numPr>
-        <w:spacing w:after="0" w:afterAutospacing="0" w:line="276" w:lineRule="auto"/>
-        <w:ind w:left="720" w:hanging="360"/>
-        <w:jc w:val="both"/>
-        <w:rPr>
-          <w:u w:val="none"/>
-        </w:rPr>
-      </w:pPr>
-      <w:r>
-        <w:rPr>
-          <w:rtl w:val="0"/>
-        </w:rPr>
-        <w:t xml:space="preserve">Integración con la API de Mapbox para funciones de mapas y geolocalización de puntos de encuentro seguros.</w:t>
-      </w:r>
-    </w:p>
-    <w:p>
-      <w:pPr>
-        <w:numPr>
-          <w:ilvl w:val="0"/>
-          <w:numId w:val="13"/>
+          <w:numId w:val="19"/>
         </w:numPr>
         <w:spacing w:line="276" w:lineRule="auto"/>
         <w:ind w:left="720" w:hanging="360"/>
@@ -5063,7 +5263,7 @@
       <w:pPr>
         <w:numPr>
           <w:ilvl w:val="0"/>
-          <w:numId w:val="16"/>
+          <w:numId w:val="23"/>
         </w:numPr>
         <w:spacing w:after="0" w:afterAutospacing="0" w:line="276" w:lineRule="auto"/>
         <w:ind w:left="720" w:hanging="360"/>
@@ -5101,7 +5301,7 @@
       <w:pPr>
         <w:numPr>
           <w:ilvl w:val="0"/>
-          <w:numId w:val="16"/>
+          <w:numId w:val="23"/>
         </w:numPr>
         <w:spacing w:after="0" w:afterAutospacing="0" w:line="276" w:lineRule="auto"/>
         <w:ind w:left="720" w:hanging="360"/>
@@ -5129,7 +5329,7 @@
       <w:pPr>
         <w:numPr>
           <w:ilvl w:val="0"/>
-          <w:numId w:val="16"/>
+          <w:numId w:val="23"/>
         </w:numPr>
         <w:spacing w:after="0" w:afterAutospacing="0" w:line="276" w:lineRule="auto"/>
         <w:ind w:left="720" w:hanging="360"/>
@@ -5157,7 +5357,7 @@
       <w:pPr>
         <w:numPr>
           <w:ilvl w:val="0"/>
-          <w:numId w:val="16"/>
+          <w:numId w:val="23"/>
         </w:numPr>
         <w:spacing w:after="0" w:afterAutospacing="0" w:line="276" w:lineRule="auto"/>
         <w:ind w:left="720" w:hanging="360"/>
@@ -5185,7 +5385,7 @@
       <w:pPr>
         <w:numPr>
           <w:ilvl w:val="0"/>
-          <w:numId w:val="16"/>
+          <w:numId w:val="23"/>
         </w:numPr>
         <w:spacing w:after="0" w:afterAutospacing="0" w:line="276" w:lineRule="auto"/>
         <w:ind w:left="720" w:hanging="360"/>
@@ -5213,7 +5413,7 @@
       <w:pPr>
         <w:numPr>
           <w:ilvl w:val="0"/>
-          <w:numId w:val="16"/>
+          <w:numId w:val="23"/>
         </w:numPr>
         <w:spacing w:after="0" w:afterAutospacing="0" w:line="276" w:lineRule="auto"/>
         <w:ind w:left="720" w:hanging="360"/>
@@ -5241,7 +5441,7 @@
       <w:pPr>
         <w:numPr>
           <w:ilvl w:val="0"/>
-          <w:numId w:val="16"/>
+          <w:numId w:val="23"/>
         </w:numPr>
         <w:spacing w:after="0" w:afterAutospacing="0" w:line="276" w:lineRule="auto"/>
         <w:ind w:left="720" w:hanging="360"/>
@@ -5269,7 +5469,7 @@
       <w:pPr>
         <w:numPr>
           <w:ilvl w:val="0"/>
-          <w:numId w:val="16"/>
+          <w:numId w:val="23"/>
         </w:numPr>
         <w:spacing w:after="240" w:line="276" w:lineRule="auto"/>
         <w:ind w:left="720" w:hanging="360"/>
@@ -5334,8 +5534,8 @@
     <w:sdt>
       <w:sdtPr>
         <w:lock w:val="contentLocked"/>
-        <w:id w:val="-465087325"/>
-        <w:tag w:val="goog_rdk_1"/>
+        <w:id w:val="-1089303441"/>
+        <w:tag w:val="goog_rdk_0"/>
       </w:sdtPr>
       <w:sdtContent>
         <w:tbl>
@@ -6111,7 +6311,7 @@
       <w:pPr>
         <w:numPr>
           <w:ilvl w:val="0"/>
-          <w:numId w:val="20"/>
+          <w:numId w:val="27"/>
         </w:numPr>
         <w:spacing w:after="0" w:afterAutospacing="0" w:line="276" w:lineRule="auto"/>
         <w:ind w:left="720" w:hanging="360"/>
@@ -6150,7 +6350,7 @@
       <w:pPr>
         <w:numPr>
           <w:ilvl w:val="0"/>
-          <w:numId w:val="20"/>
+          <w:numId w:val="27"/>
         </w:numPr>
         <w:spacing w:after="0" w:afterAutospacing="0" w:line="276" w:lineRule="auto"/>
         <w:ind w:left="720" w:hanging="360"/>
@@ -6177,7 +6377,7 @@
       <w:pPr>
         <w:numPr>
           <w:ilvl w:val="0"/>
-          <w:numId w:val="20"/>
+          <w:numId w:val="27"/>
         </w:numPr>
         <w:spacing w:after="0" w:afterAutospacing="0" w:line="276" w:lineRule="auto"/>
         <w:ind w:left="720" w:hanging="360"/>
@@ -6196,7 +6396,7 @@
       <w:pPr>
         <w:numPr>
           <w:ilvl w:val="1"/>
-          <w:numId w:val="20"/>
+          <w:numId w:val="27"/>
         </w:numPr>
         <w:spacing w:after="0" w:afterAutospacing="0" w:line="276" w:lineRule="auto"/>
         <w:ind w:left="1440" w:hanging="360"/>
@@ -6213,7 +6413,7 @@
       <w:pPr>
         <w:numPr>
           <w:ilvl w:val="1"/>
-          <w:numId w:val="20"/>
+          <w:numId w:val="27"/>
         </w:numPr>
         <w:spacing w:after="0" w:afterAutospacing="0" w:line="276" w:lineRule="auto"/>
         <w:ind w:left="1440" w:hanging="360"/>
@@ -6230,7 +6430,7 @@
       <w:pPr>
         <w:numPr>
           <w:ilvl w:val="0"/>
-          <w:numId w:val="17"/>
+          <w:numId w:val="24"/>
         </w:numPr>
         <w:spacing w:after="0" w:afterAutospacing="0" w:line="276" w:lineRule="auto"/>
         <w:ind w:left="720" w:hanging="360"/>
@@ -6257,7 +6457,7 @@
       <w:pPr>
         <w:numPr>
           <w:ilvl w:val="0"/>
-          <w:numId w:val="17"/>
+          <w:numId w:val="24"/>
         </w:numPr>
         <w:spacing w:line="276" w:lineRule="auto"/>
         <w:ind w:left="720" w:hanging="360"/>
@@ -6310,7 +6510,7 @@
       <w:pPr>
         <w:numPr>
           <w:ilvl w:val="0"/>
-          <w:numId w:val="10"/>
+          <w:numId w:val="15"/>
         </w:numPr>
         <w:spacing w:after="0" w:afterAutospacing="0" w:line="276" w:lineRule="auto"/>
         <w:ind w:left="720" w:hanging="360"/>
@@ -6338,7 +6538,7 @@
       <w:pPr>
         <w:numPr>
           <w:ilvl w:val="0"/>
-          <w:numId w:val="10"/>
+          <w:numId w:val="15"/>
         </w:numPr>
         <w:spacing w:after="0" w:afterAutospacing="0" w:line="276" w:lineRule="auto"/>
         <w:ind w:left="720" w:hanging="360"/>
@@ -6366,7 +6566,7 @@
       <w:pPr>
         <w:numPr>
           <w:ilvl w:val="0"/>
-          <w:numId w:val="10"/>
+          <w:numId w:val="15"/>
         </w:numPr>
         <w:spacing w:line="276" w:lineRule="auto"/>
         <w:ind w:left="720" w:hanging="360"/>
@@ -6433,7 +6633,7 @@
       <w:pPr>
         <w:numPr>
           <w:ilvl w:val="0"/>
-          <w:numId w:val="8"/>
+          <w:numId w:val="12"/>
         </w:numPr>
         <w:spacing w:after="0" w:afterAutospacing="0" w:line="276" w:lineRule="auto"/>
         <w:ind w:left="720" w:hanging="360"/>
@@ -6457,7 +6657,7 @@
       <w:pPr>
         <w:numPr>
           <w:ilvl w:val="0"/>
-          <w:numId w:val="8"/>
+          <w:numId w:val="12"/>
         </w:numPr>
         <w:spacing w:after="0" w:afterAutospacing="0" w:line="276" w:lineRule="auto"/>
         <w:ind w:left="720" w:hanging="360"/>
@@ -6481,7 +6681,7 @@
       <w:pPr>
         <w:numPr>
           <w:ilvl w:val="0"/>
-          <w:numId w:val="8"/>
+          <w:numId w:val="12"/>
         </w:numPr>
         <w:spacing w:after="0" w:afterAutospacing="0" w:line="276" w:lineRule="auto"/>
         <w:ind w:left="720" w:hanging="360"/>
@@ -6505,7 +6705,7 @@
       <w:pPr>
         <w:numPr>
           <w:ilvl w:val="0"/>
-          <w:numId w:val="8"/>
+          <w:numId w:val="12"/>
         </w:numPr>
         <w:spacing w:after="240" w:line="276" w:lineRule="auto"/>
         <w:ind w:left="720" w:hanging="360"/>
@@ -6754,7 +6954,7 @@
       <w:pPr>
         <w:numPr>
           <w:ilvl w:val="0"/>
-          <w:numId w:val="15"/>
+          <w:numId w:val="22"/>
         </w:numPr>
         <w:spacing w:after="0" w:afterAutospacing="0" w:line="276" w:lineRule="auto"/>
         <w:ind w:left="720" w:hanging="360"/>
@@ -6783,7 +6983,7 @@
       <w:pPr>
         <w:numPr>
           <w:ilvl w:val="0"/>
-          <w:numId w:val="15"/>
+          <w:numId w:val="22"/>
         </w:numPr>
         <w:spacing w:line="276" w:lineRule="auto"/>
         <w:ind w:left="720" w:hanging="360"/>
@@ -6842,7 +7042,7 @@
       <w:pPr>
         <w:numPr>
           <w:ilvl w:val="0"/>
-          <w:numId w:val="4"/>
+          <w:numId w:val="8"/>
         </w:numPr>
         <w:spacing w:after="0" w:afterAutospacing="0" w:line="276" w:lineRule="auto"/>
         <w:ind w:left="720" w:hanging="360"/>
@@ -6867,7 +7067,7 @@
       <w:pPr>
         <w:numPr>
           <w:ilvl w:val="0"/>
-          <w:numId w:val="4"/>
+          <w:numId w:val="8"/>
         </w:numPr>
         <w:spacing w:after="0" w:afterAutospacing="0" w:line="276" w:lineRule="auto"/>
         <w:ind w:left="720" w:hanging="360"/>
@@ -6892,7 +7092,7 @@
       <w:pPr>
         <w:numPr>
           <w:ilvl w:val="0"/>
-          <w:numId w:val="4"/>
+          <w:numId w:val="8"/>
         </w:numPr>
         <w:spacing w:line="276" w:lineRule="auto"/>
         <w:ind w:left="720" w:hanging="360"/>
@@ -6980,8 +7180,8 @@
     <w:sdt>
       <w:sdtPr>
         <w:lock w:val="contentLocked"/>
-        <w:id w:val="1502007661"/>
-        <w:tag w:val="goog_rdk_2"/>
+        <w:id w:val="229010081"/>
+        <w:tag w:val="goog_rdk_1"/>
       </w:sdtPr>
       <w:sdtContent>
         <w:tbl>
@@ -9143,8 +9343,8 @@
     <w:sdt>
       <w:sdtPr>
         <w:lock w:val="contentLocked"/>
-        <w:id w:val="-1587622947"/>
-        <w:tag w:val="goog_rdk_3"/>
+        <w:id w:val="1419182939"/>
+        <w:tag w:val="goog_rdk_2"/>
       </w:sdtPr>
       <w:sdtContent>
         <w:tbl>
@@ -9674,8 +9874,8 @@
     <w:sdt>
       <w:sdtPr>
         <w:lock w:val="contentLocked"/>
-        <w:id w:val="-959996216"/>
-        <w:tag w:val="goog_rdk_4"/>
+        <w:id w:val="1253887835"/>
+        <w:tag w:val="goog_rdk_3"/>
       </w:sdtPr>
       <w:sdtContent>
         <w:tbl>
@@ -9844,8 +10044,8 @@
     <w:sdt>
       <w:sdtPr>
         <w:lock w:val="contentLocked"/>
-        <w:id w:val="-2028866635"/>
-        <w:tag w:val="goog_rdk_5"/>
+        <w:id w:val="-295330440"/>
+        <w:tag w:val="goog_rdk_4"/>
       </w:sdtPr>
       <w:sdtContent>
         <w:tbl>
@@ -10101,8 +10301,8 @@
     <w:sdt>
       <w:sdtPr>
         <w:lock w:val="contentLocked"/>
-        <w:id w:val="-1974264190"/>
-        <w:tag w:val="goog_rdk_6"/>
+        <w:id w:val="1653570327"/>
+        <w:tag w:val="goog_rdk_5"/>
       </w:sdtPr>
       <w:sdtContent>
         <w:tbl>
@@ -10270,8 +10470,8 @@
     <w:sdt>
       <w:sdtPr>
         <w:lock w:val="contentLocked"/>
-        <w:id w:val="867100621"/>
-        <w:tag w:val="goog_rdk_7"/>
+        <w:id w:val="635724869"/>
+        <w:tag w:val="goog_rdk_6"/>
       </w:sdtPr>
       <w:sdtContent>
         <w:tbl>
@@ -10440,8 +10640,8 @@
     <w:sdt>
       <w:sdtPr>
         <w:lock w:val="contentLocked"/>
-        <w:id w:val="-123862043"/>
-        <w:tag w:val="goog_rdk_8"/>
+        <w:id w:val="636670463"/>
+        <w:tag w:val="goog_rdk_7"/>
       </w:sdtPr>
       <w:sdtContent>
         <w:tbl>
@@ -10611,8 +10811,8 @@
     <w:sdt>
       <w:sdtPr>
         <w:lock w:val="contentLocked"/>
-        <w:id w:val="-1767252259"/>
-        <w:tag w:val="goog_rdk_9"/>
+        <w:id w:val="-1821874810"/>
+        <w:tag w:val="goog_rdk_8"/>
       </w:sdtPr>
       <w:sdtContent>
         <w:tbl>
@@ -10789,8 +10989,8 @@
     <w:sdt>
       <w:sdtPr>
         <w:lock w:val="contentLocked"/>
-        <w:id w:val="1094216494"/>
-        <w:tag w:val="goog_rdk_10"/>
+        <w:id w:val="1606208195"/>
+        <w:tag w:val="goog_rdk_9"/>
       </w:sdtPr>
       <w:sdtContent>
         <w:tbl>
@@ -11364,8 +11564,8 @@
     <w:sdt>
       <w:sdtPr>
         <w:lock w:val="contentLocked"/>
-        <w:id w:val="235953604"/>
-        <w:tag w:val="goog_rdk_11"/>
+        <w:id w:val="-45847232"/>
+        <w:tag w:val="goog_rdk_10"/>
       </w:sdtPr>
       <w:sdtContent>
         <w:tbl>
@@ -12165,6 +12365,20 @@
         <w:rPr/>
       </w:pPr>
       <w:r>
+        <w:br w:type="page"/>
+      </w:r>
+      <w:r>
+        <w:rPr>
+          <w:rtl w:val="0"/>
+        </w:rPr>
+      </w:r>
+    </w:p>
+    <w:p>
+      <w:pPr>
+        <w:jc w:val="both"/>
+        <w:rPr/>
+      </w:pPr>
+      <w:r>
         <w:rPr>
           <w:rtl w:val="0"/>
         </w:rPr>
@@ -12198,6 +12412,791 @@
           <w:rtl w:val="0"/>
         </w:rPr>
         <w:t xml:space="preserve">Enumeres las etapas principales del proyecto de acuerdo a carta Gantt y EDT</w:t>
+      </w:r>
+    </w:p>
+    <w:p>
+      <w:pPr>
+        <w:spacing w:after="240" w:before="240" w:lineRule="auto"/>
+        <w:ind w:left="0" w:firstLine="0"/>
+        <w:rPr>
+          <w:b w:val="1"/>
+          <w:bCs w:val="1"/>
+        </w:rPr>
+      </w:pPr>
+      <w:r>
+        <w:rPr>
+          <w:b w:val="1"/>
+          <w:bCs w:val="1"/>
+          <w:rtl w:val="0"/>
+        </w:rPr>
+        <w:t xml:space="preserve">1. Fase de Planificación</w:t>
+      </w:r>
+    </w:p>
+    <w:p>
+      <w:pPr>
+        <w:numPr>
+          <w:ilvl w:val="1"/>
+          <w:numId w:val="20"/>
+        </w:numPr>
+        <w:spacing w:after="0" w:afterAutospacing="0" w:before="240" w:lineRule="auto"/>
+        <w:ind w:left="1440" w:hanging="360"/>
+      </w:pPr>
+      <w:r>
+        <w:rPr>
+          <w:rtl w:val="0"/>
+        </w:rPr>
+        <w:t xml:space="preserve">Acta de Constitución de proyecto</w:t>
+      </w:r>
+    </w:p>
+    <w:p>
+      <w:pPr>
+        <w:numPr>
+          <w:ilvl w:val="1"/>
+          <w:numId w:val="20"/>
+        </w:numPr>
+        <w:spacing w:after="0" w:afterAutospacing="0" w:before="0" w:beforeAutospacing="0" w:lineRule="auto"/>
+        <w:ind w:left="1440" w:hanging="360"/>
+      </w:pPr>
+      <w:r>
+        <w:rPr>
+          <w:rtl w:val="0"/>
+        </w:rPr>
+        <w:t xml:space="preserve">Organización del equipo y roles</w:t>
+      </w:r>
+    </w:p>
+    <w:p>
+      <w:pPr>
+        <w:numPr>
+          <w:ilvl w:val="1"/>
+          <w:numId w:val="20"/>
+        </w:numPr>
+        <w:spacing w:after="0" w:afterAutospacing="0" w:before="0" w:beforeAutospacing="0" w:lineRule="auto"/>
+        <w:ind w:left="1440" w:hanging="360"/>
+      </w:pPr>
+      <w:r>
+        <w:rPr>
+          <w:rtl w:val="0"/>
+        </w:rPr>
+        <w:t xml:space="preserve">Definición de requerimientos Generales / Especificación de requerimientos (ERS)</w:t>
+      </w:r>
+    </w:p>
+    <w:p>
+      <w:pPr>
+        <w:numPr>
+          <w:ilvl w:val="1"/>
+          <w:numId w:val="20"/>
+        </w:numPr>
+        <w:spacing w:after="0" w:afterAutospacing="0" w:before="0" w:beforeAutospacing="0" w:lineRule="auto"/>
+        <w:ind w:left="1440" w:hanging="360"/>
+      </w:pPr>
+      <w:r>
+        <w:rPr>
+          <w:rtl w:val="0"/>
+        </w:rPr>
+        <w:t xml:space="preserve">Planilla de requerimientos y Matriz EDT</w:t>
+      </w:r>
+    </w:p>
+    <w:p>
+      <w:pPr>
+        <w:numPr>
+          <w:ilvl w:val="1"/>
+          <w:numId w:val="20"/>
+        </w:numPr>
+        <w:spacing w:after="0" w:afterAutospacing="0" w:before="0" w:beforeAutospacing="0" w:lineRule="auto"/>
+        <w:ind w:left="1440" w:hanging="360"/>
+      </w:pPr>
+      <w:r>
+        <w:rPr>
+          <w:rtl w:val="0"/>
+        </w:rPr>
+        <w:t xml:space="preserve">Casos de Uso </w:t>
+      </w:r>
+      <w:r>
+        <w:rPr>
+          <w:i w:val="1"/>
+          <w:iCs w:val="1"/>
+          <w:rtl w:val="0"/>
+        </w:rPr>
+        <w:t xml:space="preserve">(presente en Carta Gantt)</w:t>
+      </w:r>
+    </w:p>
+    <w:p>
+      <w:pPr>
+        <w:numPr>
+          <w:ilvl w:val="1"/>
+          <w:numId w:val="20"/>
+        </w:numPr>
+        <w:spacing w:after="0" w:afterAutospacing="0" w:before="0" w:beforeAutospacing="0" w:lineRule="auto"/>
+        <w:ind w:left="1440" w:hanging="360"/>
+      </w:pPr>
+      <w:r>
+        <w:rPr>
+          <w:rtl w:val="0"/>
+        </w:rPr>
+        <w:t xml:space="preserve">Mockups </w:t>
+      </w:r>
+      <w:r>
+        <w:rPr>
+          <w:i w:val="1"/>
+          <w:iCs w:val="1"/>
+          <w:rtl w:val="0"/>
+        </w:rPr>
+        <w:t xml:space="preserve">(presente en Carta Gantt)</w:t>
+      </w:r>
+    </w:p>
+    <w:p>
+      <w:pPr>
+        <w:numPr>
+          <w:ilvl w:val="1"/>
+          <w:numId w:val="20"/>
+        </w:numPr>
+        <w:spacing w:after="0" w:afterAutospacing="0" w:before="0" w:beforeAutospacing="0" w:lineRule="auto"/>
+        <w:ind w:left="1440" w:hanging="360"/>
+      </w:pPr>
+      <w:r>
+        <w:rPr>
+          <w:rtl w:val="0"/>
+        </w:rPr>
+        <w:t xml:space="preserve">Carta Gantt y Sprints </w:t>
+      </w:r>
+      <w:r>
+        <w:rPr>
+          <w:i w:val="1"/>
+          <w:iCs w:val="1"/>
+          <w:rtl w:val="0"/>
+        </w:rPr>
+        <w:t xml:space="preserve">(presente en Carta Gantt)</w:t>
+      </w:r>
+    </w:p>
+    <w:p>
+      <w:pPr>
+        <w:numPr>
+          <w:ilvl w:val="1"/>
+          <w:numId w:val="20"/>
+        </w:numPr>
+        <w:spacing w:after="0" w:afterAutospacing="0" w:before="0" w:beforeAutospacing="0" w:lineRule="auto"/>
+        <w:ind w:left="1440" w:hanging="360"/>
+      </w:pPr>
+      <w:r>
+        <w:rPr>
+          <w:rtl w:val="0"/>
+        </w:rPr>
+        <w:t xml:space="preserve">Aprobación del Acta y Fase 1</w:t>
+      </w:r>
+    </w:p>
+    <w:p>
+      <w:pPr>
+        <w:numPr>
+          <w:ilvl w:val="1"/>
+          <w:numId w:val="20"/>
+        </w:numPr>
+        <w:spacing w:after="0" w:afterAutospacing="0" w:before="0" w:beforeAutospacing="0" w:lineRule="auto"/>
+        <w:ind w:left="1440" w:hanging="360"/>
+      </w:pPr>
+      <w:r>
+        <w:rPr>
+          <w:b w:val="1"/>
+          <w:bCs w:val="1"/>
+          <w:rtl w:val="0"/>
+        </w:rPr>
+        <w:t xml:space="preserve">Hito:</w:t>
+      </w:r>
+      <w:r>
+        <w:rPr>
+          <w:rtl w:val="0"/>
+        </w:rPr>
+        <w:t xml:space="preserve"> HITO 1: Entrega Documentación Fase 1</w:t>
+      </w:r>
+    </w:p>
+    <w:p>
+      <w:pPr>
+        <w:numPr>
+          <w:ilvl w:val="0"/>
+          <w:numId w:val="20"/>
+        </w:numPr>
+        <w:spacing w:after="0" w:afterAutospacing="0" w:before="0" w:beforeAutospacing="0" w:lineRule="auto"/>
+        <w:ind w:left="720" w:hanging="360"/>
+        <w:rPr>
+          <w:b w:val="1"/>
+          <w:bCs w:val="1"/>
+          <w:u w:val="none"/>
+        </w:rPr>
+      </w:pPr>
+      <w:r>
+        <w:rPr>
+          <w:b w:val="1"/>
+          <w:bCs w:val="1"/>
+          <w:rtl w:val="0"/>
+        </w:rPr>
+        <w:t xml:space="preserve">Fase de Análisis y Diseño</w:t>
+      </w:r>
+    </w:p>
+    <w:p>
+      <w:pPr>
+        <w:numPr>
+          <w:ilvl w:val="1"/>
+          <w:numId w:val="20"/>
+        </w:numPr>
+        <w:spacing w:after="0" w:afterAutospacing="0" w:before="0" w:beforeAutospacing="0" w:lineRule="auto"/>
+        <w:ind w:left="1440" w:hanging="360"/>
+        <w:rPr>
+          <w:u w:val="none"/>
+        </w:rPr>
+      </w:pPr>
+      <w:r>
+        <w:rPr>
+          <w:rtl w:val="0"/>
+        </w:rPr>
+        <w:t xml:space="preserve">Requerimientos específicos y Casos de Uso</w:t>
+      </w:r>
+    </w:p>
+    <w:p>
+      <w:pPr>
+        <w:numPr>
+          <w:ilvl w:val="1"/>
+          <w:numId w:val="20"/>
+        </w:numPr>
+        <w:spacing w:after="0" w:afterAutospacing="0" w:before="0" w:beforeAutospacing="0" w:lineRule="auto"/>
+        <w:ind w:left="1440" w:hanging="360"/>
+        <w:rPr>
+          <w:u w:val="none"/>
+        </w:rPr>
+      </w:pPr>
+      <w:r>
+        <w:rPr>
+          <w:rtl w:val="0"/>
+        </w:rPr>
+        <w:t xml:space="preserve">Documento de Arquitectura SW (NestJS / Next.js / React Native)</w:t>
+      </w:r>
+    </w:p>
+    <w:p>
+      <w:pPr>
+        <w:numPr>
+          <w:ilvl w:val="1"/>
+          <w:numId w:val="20"/>
+        </w:numPr>
+        <w:spacing w:after="0" w:afterAutospacing="0" w:before="0" w:beforeAutospacing="0" w:lineRule="auto"/>
+        <w:ind w:left="1440" w:hanging="360"/>
+        <w:rPr>
+          <w:u w:val="none"/>
+        </w:rPr>
+      </w:pPr>
+      <w:r>
+        <w:rPr>
+          <w:rtl w:val="0"/>
+        </w:rPr>
+        <w:t xml:space="preserve">Prototipos y Mockups UI/UX</w:t>
+      </w:r>
+    </w:p>
+    <w:p>
+      <w:pPr>
+        <w:numPr>
+          <w:ilvl w:val="1"/>
+          <w:numId w:val="20"/>
+        </w:numPr>
+        <w:spacing w:after="0" w:afterAutospacing="0" w:before="0" w:beforeAutospacing="0" w:lineRule="auto"/>
+        <w:ind w:left="1440" w:hanging="360"/>
+        <w:rPr>
+          <w:u w:val="none"/>
+        </w:rPr>
+      </w:pPr>
+      <w:r>
+        <w:rPr>
+          <w:rtl w:val="0"/>
+        </w:rPr>
+        <w:t xml:space="preserve">Propuesta ERS Definitiva y Modelo de Datos</w:t>
+      </w:r>
+    </w:p>
+    <w:p>
+      <w:pPr>
+        <w:numPr>
+          <w:ilvl w:val="1"/>
+          <w:numId w:val="20"/>
+        </w:numPr>
+        <w:spacing w:after="0" w:afterAutospacing="0" w:before="0" w:beforeAutospacing="0" w:lineRule="auto"/>
+        <w:ind w:left="1440" w:hanging="360"/>
+        <w:rPr>
+          <w:u w:val="none"/>
+        </w:rPr>
+      </w:pPr>
+      <w:r>
+        <w:rPr>
+          <w:b w:val="1"/>
+          <w:bCs w:val="1"/>
+          <w:rtl w:val="0"/>
+        </w:rPr>
+        <w:t xml:space="preserve">Hito:</w:t>
+      </w:r>
+      <w:r>
+        <w:rPr>
+          <w:rtl w:val="0"/>
+        </w:rPr>
+        <w:t xml:space="preserve"> HITO 2.1: Cierre Fase 2.1 - Modelo Arquitectónico</w:t>
+      </w:r>
+    </w:p>
+    <w:p>
+      <w:pPr>
+        <w:numPr>
+          <w:ilvl w:val="0"/>
+          <w:numId w:val="20"/>
+        </w:numPr>
+        <w:spacing w:after="0" w:afterAutospacing="0" w:before="0" w:beforeAutospacing="0" w:lineRule="auto"/>
+        <w:ind w:left="720" w:hanging="360"/>
+        <w:rPr>
+          <w:b w:val="1"/>
+          <w:bCs w:val="1"/>
+          <w:u w:val="none"/>
+        </w:rPr>
+      </w:pPr>
+      <w:r>
+        <w:rPr>
+          <w:b w:val="1"/>
+          <w:bCs w:val="1"/>
+          <w:rtl w:val="0"/>
+        </w:rPr>
+        <w:t xml:space="preserve">Fase de Desarrollo</w:t>
+      </w:r>
+    </w:p>
+    <w:p>
+      <w:pPr>
+        <w:numPr>
+          <w:ilvl w:val="1"/>
+          <w:numId w:val="20"/>
+        </w:numPr>
+        <w:spacing w:after="0" w:afterAutospacing="0" w:before="0" w:beforeAutospacing="0" w:lineRule="auto"/>
+        <w:ind w:left="1440" w:hanging="360"/>
+        <w:rPr>
+          <w:u w:val="none"/>
+        </w:rPr>
+      </w:pPr>
+      <w:r>
+        <w:rPr>
+          <w:rtl w:val="0"/>
+        </w:rPr>
+        <w:t xml:space="preserve">Implementación ambiente de desarrollo (Git, Docker, Render)</w:t>
+      </w:r>
+    </w:p>
+    <w:p>
+      <w:pPr>
+        <w:numPr>
+          <w:ilvl w:val="1"/>
+          <w:numId w:val="20"/>
+        </w:numPr>
+        <w:spacing w:after="0" w:afterAutospacing="0" w:before="0" w:beforeAutospacing="0" w:lineRule="auto"/>
+        <w:ind w:left="1440" w:hanging="360"/>
+        <w:rPr>
+          <w:u w:val="none"/>
+        </w:rPr>
+      </w:pPr>
+      <w:r>
+        <w:rPr>
+          <w:rtl w:val="0"/>
+        </w:rPr>
+        <w:t xml:space="preserve">Scripts de Tablas Base de Datos (PostgreSQL + Prisma)</w:t>
+      </w:r>
+    </w:p>
+    <w:p>
+      <w:pPr>
+        <w:numPr>
+          <w:ilvl w:val="1"/>
+          <w:numId w:val="20"/>
+        </w:numPr>
+        <w:spacing w:after="0" w:afterAutospacing="0" w:before="0" w:beforeAutospacing="0" w:lineRule="auto"/>
+        <w:ind w:left="1440" w:hanging="360"/>
+        <w:rPr>
+          <w:u w:val="none"/>
+        </w:rPr>
+      </w:pPr>
+      <w:r>
+        <w:rPr>
+          <w:rtl w:val="0"/>
+        </w:rPr>
+        <w:t xml:space="preserve">Scripts NoSQL y Websockets Chat (MongoDB + Mongoose)</w:t>
+      </w:r>
+    </w:p>
+    <w:p>
+      <w:pPr>
+        <w:numPr>
+          <w:ilvl w:val="1"/>
+          <w:numId w:val="20"/>
+        </w:numPr>
+        <w:spacing w:after="0" w:afterAutospacing="0" w:before="0" w:beforeAutospacing="0" w:lineRule="auto"/>
+        <w:ind w:left="1440" w:hanging="360"/>
+        <w:rPr>
+          <w:u w:val="none"/>
+        </w:rPr>
+      </w:pPr>
+      <w:r>
+        <w:rPr>
+          <w:rtl w:val="0"/>
+        </w:rPr>
+        <w:t xml:space="preserve">Módulo 1: Autenticación y Usuarios (@duocuc.cl / JWT)</w:t>
+      </w:r>
+    </w:p>
+    <w:p>
+      <w:pPr>
+        <w:numPr>
+          <w:ilvl w:val="1"/>
+          <w:numId w:val="20"/>
+        </w:numPr>
+        <w:spacing w:after="0" w:afterAutospacing="0" w:before="0" w:beforeAutospacing="0" w:lineRule="auto"/>
+        <w:ind w:left="1440" w:hanging="360"/>
+        <w:rPr>
+          <w:u w:val="none"/>
+        </w:rPr>
+      </w:pPr>
+      <w:r>
+        <w:rPr>
+          <w:rtl w:val="0"/>
+        </w:rPr>
+        <w:t xml:space="preserve">Módulo 2: Publicaciones y Catálogo (CRUD + Filtro)</w:t>
+      </w:r>
+    </w:p>
+    <w:p>
+      <w:pPr>
+        <w:numPr>
+          <w:ilvl w:val="1"/>
+          <w:numId w:val="20"/>
+        </w:numPr>
+        <w:spacing w:after="0" w:afterAutospacing="0" w:before="0" w:beforeAutospacing="0" w:lineRule="auto"/>
+        <w:ind w:left="1440" w:hanging="360"/>
+        <w:rPr>
+          <w:u w:val="none"/>
+        </w:rPr>
+      </w:pPr>
+      <w:r>
+        <w:rPr>
+          <w:rtl w:val="0"/>
+        </w:rPr>
+        <w:t xml:space="preserve">Módulo 3: Moderación Automática (Filtro palabras sensibles)</w:t>
+      </w:r>
+    </w:p>
+    <w:p>
+      <w:pPr>
+        <w:numPr>
+          <w:ilvl w:val="1"/>
+          <w:numId w:val="20"/>
+        </w:numPr>
+        <w:spacing w:after="0" w:afterAutospacing="0" w:before="0" w:beforeAutospacing="0" w:lineRule="auto"/>
+        <w:ind w:left="1440" w:hanging="360"/>
+        <w:rPr>
+          <w:u w:val="none"/>
+        </w:rPr>
+      </w:pPr>
+      <w:r>
+        <w:rPr>
+          <w:rtl w:val="0"/>
+        </w:rPr>
+        <w:t xml:space="preserve">Módulo 4: Chat en Tiempo Real (Sockets.IO)</w:t>
+      </w:r>
+    </w:p>
+    <w:p>
+      <w:pPr>
+        <w:numPr>
+          <w:ilvl w:val="1"/>
+          <w:numId w:val="20"/>
+        </w:numPr>
+        <w:spacing w:after="0" w:afterAutospacing="0" w:before="0" w:beforeAutospacing="0" w:lineRule="auto"/>
+        <w:ind w:left="1440" w:hanging="360"/>
+        <w:rPr>
+          <w:u w:val="none"/>
+        </w:rPr>
+      </w:pPr>
+      <w:r>
+        <w:rPr>
+          <w:rtl w:val="0"/>
+        </w:rPr>
+        <w:t xml:space="preserve">Módulo 5: Geolocalización (Mapbox API)</w:t>
+      </w:r>
+    </w:p>
+    <w:p>
+      <w:pPr>
+        <w:numPr>
+          <w:ilvl w:val="1"/>
+          <w:numId w:val="20"/>
+        </w:numPr>
+        <w:spacing w:after="0" w:afterAutospacing="0" w:before="0" w:beforeAutospacing="0" w:lineRule="auto"/>
+        <w:ind w:left="1440" w:hanging="360"/>
+        <w:rPr>
+          <w:u w:val="none"/>
+        </w:rPr>
+      </w:pPr>
+      <w:r>
+        <w:rPr>
+          <w:rtl w:val="0"/>
+        </w:rPr>
+        <w:t xml:space="preserve">Módulo 6: Banners Publicitarios y Monetización</w:t>
+      </w:r>
+    </w:p>
+    <w:p>
+      <w:pPr>
+        <w:numPr>
+          <w:ilvl w:val="1"/>
+          <w:numId w:val="20"/>
+        </w:numPr>
+        <w:spacing w:after="0" w:afterAutospacing="0" w:before="0" w:beforeAutospacing="0" w:lineRule="auto"/>
+        <w:ind w:left="1440" w:hanging="360"/>
+        <w:rPr>
+          <w:u w:val="none"/>
+        </w:rPr>
+      </w:pPr>
+      <w:r>
+        <w:rPr>
+          <w:rtl w:val="0"/>
+        </w:rPr>
+        <w:t xml:space="preserve">Módulo 7: Panel Administrador y Reportes Institucionales</w:t>
+      </w:r>
+    </w:p>
+    <w:p>
+      <w:pPr>
+        <w:numPr>
+          <w:ilvl w:val="0"/>
+          <w:numId w:val="20"/>
+        </w:numPr>
+        <w:spacing w:after="0" w:afterAutospacing="0" w:before="0" w:beforeAutospacing="0" w:lineRule="auto"/>
+        <w:ind w:left="720" w:hanging="360"/>
+        <w:rPr>
+          <w:b w:val="1"/>
+          <w:bCs w:val="1"/>
+          <w:u w:val="none"/>
+        </w:rPr>
+      </w:pPr>
+      <w:r>
+        <w:rPr>
+          <w:b w:val="1"/>
+          <w:bCs w:val="1"/>
+          <w:rtl w:val="0"/>
+        </w:rPr>
+        <w:t xml:space="preserve">Fase de Pruebas y QA</w:t>
+      </w:r>
+    </w:p>
+    <w:p>
+      <w:pPr>
+        <w:numPr>
+          <w:ilvl w:val="1"/>
+          <w:numId w:val="20"/>
+        </w:numPr>
+        <w:spacing w:after="0" w:afterAutospacing="0" w:before="0" w:beforeAutospacing="0" w:lineRule="auto"/>
+        <w:ind w:left="1440" w:hanging="360"/>
+        <w:rPr>
+          <w:u w:val="none"/>
+        </w:rPr>
+      </w:pPr>
+      <w:r>
+        <w:rPr>
+          <w:rtl w:val="0"/>
+        </w:rPr>
+        <w:t xml:space="preserve">Implementación ambiente de pruebas</w:t>
+      </w:r>
+    </w:p>
+    <w:p>
+      <w:pPr>
+        <w:numPr>
+          <w:ilvl w:val="1"/>
+          <w:numId w:val="20"/>
+        </w:numPr>
+        <w:spacing w:after="0" w:afterAutospacing="0" w:before="0" w:beforeAutospacing="0" w:lineRule="auto"/>
+        <w:ind w:left="1440" w:hanging="360"/>
+        <w:rPr>
+          <w:u w:val="none"/>
+        </w:rPr>
+      </w:pPr>
+      <w:r>
+        <w:rPr>
+          <w:rtl w:val="0"/>
+        </w:rPr>
+        <w:t xml:space="preserve">Pruebas Funcionales</w:t>
+      </w:r>
+    </w:p>
+    <w:p>
+      <w:pPr>
+        <w:numPr>
+          <w:ilvl w:val="1"/>
+          <w:numId w:val="20"/>
+        </w:numPr>
+        <w:spacing w:after="0" w:afterAutospacing="0" w:before="0" w:beforeAutospacing="0" w:lineRule="auto"/>
+        <w:ind w:left="1440" w:hanging="360"/>
+        <w:rPr>
+          <w:u w:val="none"/>
+        </w:rPr>
+      </w:pPr>
+      <w:r>
+        <w:rPr>
+          <w:rtl w:val="0"/>
+        </w:rPr>
+        <w:t xml:space="preserve">Pruebas de Usuario (UAT) y Seguridad de Datos</w:t>
+      </w:r>
+    </w:p>
+    <w:p>
+      <w:pPr>
+        <w:numPr>
+          <w:ilvl w:val="1"/>
+          <w:numId w:val="20"/>
+        </w:numPr>
+        <w:spacing w:after="240" w:before="0" w:beforeAutospacing="0" w:lineRule="auto"/>
+        <w:ind w:left="1440" w:hanging="360"/>
+        <w:rPr>
+          <w:u w:val="none"/>
+        </w:rPr>
+      </w:pPr>
+      <w:r>
+        <w:rPr>
+          <w:b w:val="1"/>
+          <w:bCs w:val="1"/>
+          <w:rtl w:val="0"/>
+        </w:rPr>
+        <w:t xml:space="preserve">Hito:</w:t>
+      </w:r>
+      <w:r>
+        <w:rPr>
+          <w:rtl w:val="0"/>
+        </w:rPr>
+        <w:t xml:space="preserve"> HITO 2.2: Cierre Fase 2.2 - Desarrollo Completo</w:t>
+      </w:r>
+      <w:r>
+        <w:br w:type="page"/>
+      </w:r>
+      <w:r>
+        <w:rPr>
+          <w:rtl w:val="0"/>
+        </w:rPr>
+      </w:r>
+    </w:p>
+    <w:p>
+      <w:pPr>
+        <w:spacing w:after="240" w:before="240" w:lineRule="auto"/>
+        <w:ind w:left="0" w:firstLine="0"/>
+        <w:rPr/>
+      </w:pPr>
+      <w:r>
+        <w:rPr>
+          <w:rtl w:val="0"/>
+        </w:rPr>
+      </w:r>
+    </w:p>
+    <w:p>
+      <w:pPr>
+        <w:numPr>
+          <w:ilvl w:val="0"/>
+          <w:numId w:val="20"/>
+        </w:numPr>
+        <w:spacing w:after="0" w:afterAutospacing="0" w:before="240" w:lineRule="auto"/>
+        <w:ind w:left="720" w:hanging="360"/>
+        <w:rPr>
+          <w:b w:val="1"/>
+          <w:bCs w:val="1"/>
+          <w:u w:val="none"/>
+        </w:rPr>
+      </w:pPr>
+      <w:r>
+        <w:rPr>
+          <w:b w:val="1"/>
+          <w:bCs w:val="1"/>
+          <w:rtl w:val="0"/>
+        </w:rPr>
+        <w:t xml:space="preserve">Fase de Implementación y Cierre</w:t>
+      </w:r>
+    </w:p>
+    <w:p>
+      <w:pPr>
+        <w:numPr>
+          <w:ilvl w:val="1"/>
+          <w:numId w:val="20"/>
+        </w:numPr>
+        <w:spacing w:after="0" w:afterAutospacing="0" w:before="0" w:beforeAutospacing="0" w:lineRule="auto"/>
+        <w:ind w:left="1440" w:hanging="360"/>
+        <w:rPr>
+          <w:b w:val="1"/>
+          <w:bCs w:val="1"/>
+          <w:u w:val="none"/>
+        </w:rPr>
+      </w:pPr>
+      <w:r>
+        <w:rPr>
+          <w:rtl w:val="0"/>
+        </w:rPr>
+        <w:t xml:space="preserve">Migración del sistema a producción</w:t>
+      </w:r>
+    </w:p>
+    <w:p>
+      <w:pPr>
+        <w:numPr>
+          <w:ilvl w:val="1"/>
+          <w:numId w:val="20"/>
+        </w:numPr>
+        <w:spacing w:after="0" w:afterAutospacing="0" w:before="0" w:beforeAutospacing="0" w:lineRule="auto"/>
+        <w:ind w:left="1440" w:hanging="360"/>
+        <w:rPr>
+          <w:b w:val="1"/>
+          <w:bCs w:val="1"/>
+          <w:u w:val="none"/>
+        </w:rPr>
+      </w:pPr>
+      <w:r>
+        <w:rPr>
+          <w:rtl w:val="0"/>
+        </w:rPr>
+        <w:t xml:space="preserve">Capacitaciones y Manuales de Usuario</w:t>
+      </w:r>
+    </w:p>
+    <w:p>
+      <w:pPr>
+        <w:numPr>
+          <w:ilvl w:val="1"/>
+          <w:numId w:val="20"/>
+        </w:numPr>
+        <w:spacing w:after="0" w:afterAutospacing="0" w:before="0" w:beforeAutospacing="0" w:lineRule="auto"/>
+        <w:ind w:left="1440" w:hanging="360"/>
+        <w:rPr>
+          <w:b w:val="1"/>
+          <w:bCs w:val="1"/>
+          <w:u w:val="none"/>
+        </w:rPr>
+      </w:pPr>
+      <w:r>
+        <w:rPr>
+          <w:rtl w:val="0"/>
+        </w:rPr>
+        <w:t xml:space="preserve">Acta cierre de proyecto</w:t>
+      </w:r>
+    </w:p>
+    <w:p>
+      <w:pPr>
+        <w:numPr>
+          <w:ilvl w:val="1"/>
+          <w:numId w:val="20"/>
+        </w:numPr>
+        <w:spacing w:after="240" w:before="0" w:beforeAutospacing="0" w:lineRule="auto"/>
+        <w:ind w:left="1440" w:hanging="360"/>
+        <w:rPr>
+          <w:b w:val="1"/>
+          <w:bCs w:val="1"/>
+          <w:u w:val="none"/>
+        </w:rPr>
+      </w:pPr>
+      <w:r>
+        <w:rPr>
+          <w:b w:val="1"/>
+          <w:bCs w:val="1"/>
+          <w:rtl w:val="0"/>
+        </w:rPr>
+        <w:t xml:space="preserve">Hito:</w:t>
+      </w:r>
+      <w:r>
+        <w:rPr>
+          <w:rtl w:val="0"/>
+        </w:rPr>
+        <w:t xml:space="preserve"> HITO 3: Cierre Fase 3 - Presentación Final del Proyecto</w:t>
+      </w:r>
+    </w:p>
+    <w:p>
+      <w:pPr>
+        <w:rPr/>
+      </w:pPr>
+      <w:r>
+        <w:rPr>
+          <w:rtl w:val="0"/>
+        </w:rPr>
       </w:r>
     </w:p>
     <w:p>
@@ -12227,7 +13226,7 @@
         <w:widowControl w:val="1"/>
         <w:numPr>
           <w:ilvl w:val="0"/>
-          <w:numId w:val="12"/>
+          <w:numId w:val="18"/>
         </w:numPr>
         <w:pBdr>
           <w:top w:space="0" w:sz="0" w:val="nil"/>
@@ -12279,6 +13278,571 @@
         <w:spacing w:after="0" w:before="0" w:line="276" w:lineRule="auto"/>
         <w:ind w:left="720" w:right="0" w:firstLine="0"/>
         <w:jc w:val="left"/>
+        <w:rPr/>
+      </w:pPr>
+      <w:r>
+        <w:rPr>
+          <w:rtl w:val="0"/>
+        </w:rPr>
+      </w:r>
+    </w:p>
+    <w:sdt>
+      <w:sdtPr>
+        <w:lock w:val="contentLocked"/>
+        <w:id w:val="446464038"/>
+        <w:tag w:val="goog_rdk_11"/>
+      </w:sdtPr>
+      <w:sdtContent>
+        <w:tbl>
+          <w:tblPr>
+            <w:tblStyle w:val="Table16"/>
+            <w:tblW w:w="8118.0" w:type="dxa"/>
+            <w:jc w:val="left"/>
+            <w:tblInd w:w="720.0" w:type="dxa"/>
+            <w:tblBorders>
+              <w:top w:color="000000" w:space="0" w:sz="8" w:val="single"/>
+              <w:left w:color="000000" w:space="0" w:sz="8" w:val="single"/>
+              <w:bottom w:color="000000" w:space="0" w:sz="8" w:val="single"/>
+              <w:right w:color="000000" w:space="0" w:sz="8" w:val="single"/>
+              <w:insideH w:color="000000" w:space="0" w:sz="8" w:val="single"/>
+              <w:insideV w:color="000000" w:space="0" w:sz="8" w:val="single"/>
+            </w:tblBorders>
+            <w:tblLayout w:type="fixed"/>
+            <w:tblLook w:val="0600"/>
+          </w:tblPr>
+          <w:tblGrid>
+            <w:gridCol w:w="4059"/>
+            <w:gridCol w:w="4059"/>
+            <w:tblGridChange w:id="0">
+              <w:tblGrid>
+                <w:gridCol w:w="4059"/>
+                <w:gridCol w:w="4059"/>
+              </w:tblGrid>
+            </w:tblGridChange>
+          </w:tblGrid>
+          <w:tr>
+            <w:trPr>
+              <w:cantSplit w:val="0"/>
+              <w:trHeight w:val="463.55468749999994" w:hRule="atLeast"/>
+              <w:tblHeader w:val="0"/>
+            </w:trPr>
+            <w:tc>
+              <w:tcPr>
+                <w:gridSpan w:val="2"/>
+                <w:tcBorders>
+                  <w:top w:color="000000" w:space="0" w:sz="7" w:val="single"/>
+                  <w:left w:color="000000" w:space="0" w:sz="7" w:val="single"/>
+                  <w:bottom w:color="000000" w:space="0" w:sz="7" w:val="single"/>
+                  <w:right w:color="000000" w:space="0" w:sz="7" w:val="single"/>
+                </w:tcBorders>
+                <w:shd w:fill="bfbfbf" w:val="clear"/>
+                <w:tcMar>
+                  <w:top w:w="0.0" w:type="dxa"/>
+                  <w:left w:w="40.0" w:type="dxa"/>
+                  <w:bottom w:w="0.0" w:type="dxa"/>
+                  <w:right w:w="40.0" w:type="dxa"/>
+                </w:tcMar>
+                <w:vAlign w:val="bottom"/>
+              </w:tcPr>
+              <w:p>
+                <w:pPr>
+                  <w:widowControl w:val="0"/>
+                  <w:spacing w:after="0" w:line="276" w:lineRule="auto"/>
+                  <w:jc w:val="center"/>
+                  <w:rPr/>
+                </w:pPr>
+                <w:r>
+                  <w:rPr>
+                    <w:rtl w:val="0"/>
+                  </w:rPr>
+                  <w:t xml:space="preserve">COSTO POR FASE</w:t>
+                </w:r>
+              </w:p>
+            </w:tc>
+          </w:tr>
+          <w:tr>
+            <w:trPr>
+              <w:cantSplit w:val="0"/>
+              <w:trHeight w:val="463.55468749999994" w:hRule="atLeast"/>
+              <w:tblHeader w:val="0"/>
+            </w:trPr>
+            <w:tc>
+              <w:tcPr>
+                <w:tcBorders>
+                  <w:top w:color="cccccc" w:space="0" w:sz="7" w:val="single"/>
+                  <w:left w:color="000000" w:space="0" w:sz="7" w:val="single"/>
+                  <w:bottom w:color="000000" w:space="0" w:sz="7" w:val="single"/>
+                  <w:right w:color="000000" w:space="0" w:sz="7" w:val="single"/>
+                </w:tcBorders>
+                <w:shd w:fill="auto" w:val="clear"/>
+                <w:tcMar>
+                  <w:top w:w="0.0" w:type="dxa"/>
+                  <w:left w:w="40.0" w:type="dxa"/>
+                  <w:bottom w:w="0.0" w:type="dxa"/>
+                  <w:right w:w="40.0" w:type="dxa"/>
+                </w:tcMar>
+                <w:vAlign w:val="bottom"/>
+              </w:tcPr>
+              <w:p>
+                <w:pPr>
+                  <w:widowControl w:val="0"/>
+                  <w:spacing w:after="0" w:line="276" w:lineRule="auto"/>
+                  <w:rPr/>
+                </w:pPr>
+                <w:r>
+                  <w:rPr>
+                    <w:rtl w:val="0"/>
+                  </w:rPr>
+                  <w:t xml:space="preserve">Fase de Planificación</w:t>
+                </w:r>
+              </w:p>
+            </w:tc>
+            <w:tc>
+              <w:tcPr>
+                <w:tcBorders>
+                  <w:top w:color="cccccc" w:space="0" w:sz="7" w:val="single"/>
+                  <w:left w:color="cccccc" w:space="0" w:sz="7" w:val="single"/>
+                  <w:bottom w:color="000000" w:space="0" w:sz="7" w:val="single"/>
+                  <w:right w:color="000000" w:space="0" w:sz="7" w:val="single"/>
+                </w:tcBorders>
+                <w:shd w:fill="auto" w:val="clear"/>
+                <w:tcMar>
+                  <w:top w:w="0.0" w:type="dxa"/>
+                  <w:left w:w="40.0" w:type="dxa"/>
+                  <w:bottom w:w="0.0" w:type="dxa"/>
+                  <w:right w:w="40.0" w:type="dxa"/>
+                </w:tcMar>
+                <w:vAlign w:val="bottom"/>
+              </w:tcPr>
+              <w:p>
+                <w:pPr>
+                  <w:widowControl w:val="0"/>
+                  <w:spacing w:after="0" w:line="276" w:lineRule="auto"/>
+                  <w:jc w:val="right"/>
+                  <w:rPr/>
+                </w:pPr>
+                <w:r>
+                  <w:rPr>
+                    <w:rtl w:val="0"/>
+                  </w:rPr>
+                  <w:t xml:space="preserve">$ 1.087.500</w:t>
+                </w:r>
+              </w:p>
+            </w:tc>
+          </w:tr>
+          <w:tr>
+            <w:trPr>
+              <w:cantSplit w:val="0"/>
+              <w:trHeight w:val="463.55468749999994" w:hRule="atLeast"/>
+              <w:tblHeader w:val="0"/>
+            </w:trPr>
+            <w:tc>
+              <w:tcPr>
+                <w:tcBorders>
+                  <w:top w:color="cccccc" w:space="0" w:sz="7" w:val="single"/>
+                  <w:left w:color="000000" w:space="0" w:sz="7" w:val="single"/>
+                  <w:bottom w:color="000000" w:space="0" w:sz="7" w:val="single"/>
+                  <w:right w:color="000000" w:space="0" w:sz="7" w:val="single"/>
+                </w:tcBorders>
+                <w:shd w:fill="auto" w:val="clear"/>
+                <w:tcMar>
+                  <w:top w:w="0.0" w:type="dxa"/>
+                  <w:left w:w="40.0" w:type="dxa"/>
+                  <w:bottom w:w="0.0" w:type="dxa"/>
+                  <w:right w:w="40.0" w:type="dxa"/>
+                </w:tcMar>
+                <w:vAlign w:val="bottom"/>
+              </w:tcPr>
+              <w:p>
+                <w:pPr>
+                  <w:widowControl w:val="0"/>
+                  <w:spacing w:after="0" w:line="276" w:lineRule="auto"/>
+                  <w:rPr/>
+                </w:pPr>
+                <w:r>
+                  <w:rPr>
+                    <w:rtl w:val="0"/>
+                  </w:rPr>
+                  <w:t xml:space="preserve">Fase de Análisis y Diseño</w:t>
+                </w:r>
+              </w:p>
+            </w:tc>
+            <w:tc>
+              <w:tcPr>
+                <w:tcBorders>
+                  <w:top w:color="cccccc" w:space="0" w:sz="7" w:val="single"/>
+                  <w:left w:color="cccccc" w:space="0" w:sz="7" w:val="single"/>
+                  <w:bottom w:color="000000" w:space="0" w:sz="7" w:val="single"/>
+                  <w:right w:color="000000" w:space="0" w:sz="7" w:val="single"/>
+                </w:tcBorders>
+                <w:shd w:fill="auto" w:val="clear"/>
+                <w:tcMar>
+                  <w:top w:w="0.0" w:type="dxa"/>
+                  <w:left w:w="40.0" w:type="dxa"/>
+                  <w:bottom w:w="0.0" w:type="dxa"/>
+                  <w:right w:w="40.0" w:type="dxa"/>
+                </w:tcMar>
+                <w:vAlign w:val="bottom"/>
+              </w:tcPr>
+              <w:p>
+                <w:pPr>
+                  <w:widowControl w:val="0"/>
+                  <w:spacing w:after="0" w:line="276" w:lineRule="auto"/>
+                  <w:jc w:val="right"/>
+                  <w:rPr/>
+                </w:pPr>
+                <w:r>
+                  <w:rPr>
+                    <w:rtl w:val="0"/>
+                  </w:rPr>
+                  <w:t xml:space="preserve">$ 1.200.000</w:t>
+                </w:r>
+              </w:p>
+            </w:tc>
+          </w:tr>
+          <w:tr>
+            <w:trPr>
+              <w:cantSplit w:val="0"/>
+              <w:trHeight w:val="463.55468749999994" w:hRule="atLeast"/>
+              <w:tblHeader w:val="0"/>
+            </w:trPr>
+            <w:tc>
+              <w:tcPr>
+                <w:tcBorders>
+                  <w:top w:color="cccccc" w:space="0" w:sz="7" w:val="single"/>
+                  <w:left w:color="000000" w:space="0" w:sz="7" w:val="single"/>
+                  <w:bottom w:color="000000" w:space="0" w:sz="7" w:val="single"/>
+                  <w:right w:color="000000" w:space="0" w:sz="7" w:val="single"/>
+                </w:tcBorders>
+                <w:shd w:fill="auto" w:val="clear"/>
+                <w:tcMar>
+                  <w:top w:w="0.0" w:type="dxa"/>
+                  <w:left w:w="40.0" w:type="dxa"/>
+                  <w:bottom w:w="0.0" w:type="dxa"/>
+                  <w:right w:w="40.0" w:type="dxa"/>
+                </w:tcMar>
+                <w:vAlign w:val="bottom"/>
+              </w:tcPr>
+              <w:p>
+                <w:pPr>
+                  <w:widowControl w:val="0"/>
+                  <w:spacing w:after="0" w:line="276" w:lineRule="auto"/>
+                  <w:rPr/>
+                </w:pPr>
+                <w:r>
+                  <w:rPr>
+                    <w:rtl w:val="0"/>
+                  </w:rPr>
+                  <w:t xml:space="preserve">Fase de Desarrollo</w:t>
+                </w:r>
+              </w:p>
+            </w:tc>
+            <w:tc>
+              <w:tcPr>
+                <w:tcBorders>
+                  <w:top w:color="cccccc" w:space="0" w:sz="7" w:val="single"/>
+                  <w:left w:color="cccccc" w:space="0" w:sz="7" w:val="single"/>
+                  <w:bottom w:color="000000" w:space="0" w:sz="7" w:val="single"/>
+                  <w:right w:color="000000" w:space="0" w:sz="7" w:val="single"/>
+                </w:tcBorders>
+                <w:shd w:fill="auto" w:val="clear"/>
+                <w:tcMar>
+                  <w:top w:w="0.0" w:type="dxa"/>
+                  <w:left w:w="40.0" w:type="dxa"/>
+                  <w:bottom w:w="0.0" w:type="dxa"/>
+                  <w:right w:w="40.0" w:type="dxa"/>
+                </w:tcMar>
+                <w:vAlign w:val="bottom"/>
+              </w:tcPr>
+              <w:p>
+                <w:pPr>
+                  <w:widowControl w:val="0"/>
+                  <w:spacing w:after="0" w:line="276" w:lineRule="auto"/>
+                  <w:jc w:val="right"/>
+                  <w:rPr/>
+                </w:pPr>
+                <w:r>
+                  <w:rPr>
+                    <w:rtl w:val="0"/>
+                  </w:rPr>
+                  <w:t xml:space="preserve">$ 2.381.250</w:t>
+                </w:r>
+              </w:p>
+            </w:tc>
+          </w:tr>
+          <w:tr>
+            <w:trPr>
+              <w:cantSplit w:val="0"/>
+              <w:trHeight w:val="463.55468749999994" w:hRule="atLeast"/>
+              <w:tblHeader w:val="0"/>
+            </w:trPr>
+            <w:tc>
+              <w:tcPr>
+                <w:tcBorders>
+                  <w:top w:color="cccccc" w:space="0" w:sz="7" w:val="single"/>
+                  <w:left w:color="000000" w:space="0" w:sz="7" w:val="single"/>
+                  <w:bottom w:color="000000" w:space="0" w:sz="7" w:val="single"/>
+                  <w:right w:color="000000" w:space="0" w:sz="7" w:val="single"/>
+                </w:tcBorders>
+                <w:shd w:fill="auto" w:val="clear"/>
+                <w:tcMar>
+                  <w:top w:w="0.0" w:type="dxa"/>
+                  <w:left w:w="40.0" w:type="dxa"/>
+                  <w:bottom w:w="0.0" w:type="dxa"/>
+                  <w:right w:w="40.0" w:type="dxa"/>
+                </w:tcMar>
+                <w:vAlign w:val="bottom"/>
+              </w:tcPr>
+              <w:p>
+                <w:pPr>
+                  <w:widowControl w:val="0"/>
+                  <w:spacing w:after="0" w:line="276" w:lineRule="auto"/>
+                  <w:rPr/>
+                </w:pPr>
+                <w:r>
+                  <w:rPr>
+                    <w:rtl w:val="0"/>
+                  </w:rPr>
+                  <w:t xml:space="preserve">Fase de QA</w:t>
+                </w:r>
+              </w:p>
+            </w:tc>
+            <w:tc>
+              <w:tcPr>
+                <w:tcBorders>
+                  <w:top w:color="cccccc" w:space="0" w:sz="7" w:val="single"/>
+                  <w:left w:color="cccccc" w:space="0" w:sz="7" w:val="single"/>
+                  <w:bottom w:color="000000" w:space="0" w:sz="7" w:val="single"/>
+                  <w:right w:color="000000" w:space="0" w:sz="7" w:val="single"/>
+                </w:tcBorders>
+                <w:shd w:fill="auto" w:val="clear"/>
+                <w:tcMar>
+                  <w:top w:w="0.0" w:type="dxa"/>
+                  <w:left w:w="40.0" w:type="dxa"/>
+                  <w:bottom w:w="0.0" w:type="dxa"/>
+                  <w:right w:w="40.0" w:type="dxa"/>
+                </w:tcMar>
+                <w:vAlign w:val="bottom"/>
+              </w:tcPr>
+              <w:p>
+                <w:pPr>
+                  <w:widowControl w:val="0"/>
+                  <w:spacing w:after="0" w:line="276" w:lineRule="auto"/>
+                  <w:jc w:val="right"/>
+                  <w:rPr/>
+                </w:pPr>
+                <w:r>
+                  <w:rPr>
+                    <w:rtl w:val="0"/>
+                  </w:rPr>
+                  <w:t xml:space="preserve">$ 612.500</w:t>
+                </w:r>
+              </w:p>
+            </w:tc>
+          </w:tr>
+          <w:tr>
+            <w:trPr>
+              <w:cantSplit w:val="0"/>
+              <w:trHeight w:val="463.55468749999994" w:hRule="atLeast"/>
+              <w:tblHeader w:val="0"/>
+            </w:trPr>
+            <w:tc>
+              <w:tcPr>
+                <w:tcBorders>
+                  <w:top w:color="cccccc" w:space="0" w:sz="7" w:val="single"/>
+                  <w:left w:color="000000" w:space="0" w:sz="7" w:val="single"/>
+                  <w:bottom w:color="000000" w:space="0" w:sz="7" w:val="single"/>
+                  <w:right w:color="000000" w:space="0" w:sz="7" w:val="single"/>
+                </w:tcBorders>
+                <w:shd w:fill="auto" w:val="clear"/>
+                <w:tcMar>
+                  <w:top w:w="0.0" w:type="dxa"/>
+                  <w:left w:w="40.0" w:type="dxa"/>
+                  <w:bottom w:w="0.0" w:type="dxa"/>
+                  <w:right w:w="40.0" w:type="dxa"/>
+                </w:tcMar>
+                <w:vAlign w:val="bottom"/>
+              </w:tcPr>
+              <w:p>
+                <w:pPr>
+                  <w:widowControl w:val="0"/>
+                  <w:spacing w:after="0" w:line="276" w:lineRule="auto"/>
+                  <w:rPr/>
+                </w:pPr>
+                <w:r>
+                  <w:rPr>
+                    <w:rtl w:val="0"/>
+                  </w:rPr>
+                  <w:t xml:space="preserve">Fase de Implementación y Cierre</w:t>
+                </w:r>
+              </w:p>
+            </w:tc>
+            <w:tc>
+              <w:tcPr>
+                <w:tcBorders>
+                  <w:top w:color="cccccc" w:space="0" w:sz="7" w:val="single"/>
+                  <w:left w:color="cccccc" w:space="0" w:sz="7" w:val="single"/>
+                  <w:bottom w:color="000000" w:space="0" w:sz="7" w:val="single"/>
+                  <w:right w:color="000000" w:space="0" w:sz="7" w:val="single"/>
+                </w:tcBorders>
+                <w:shd w:fill="auto" w:val="clear"/>
+                <w:tcMar>
+                  <w:top w:w="0.0" w:type="dxa"/>
+                  <w:left w:w="40.0" w:type="dxa"/>
+                  <w:bottom w:w="0.0" w:type="dxa"/>
+                  <w:right w:w="40.0" w:type="dxa"/>
+                </w:tcMar>
+                <w:vAlign w:val="bottom"/>
+              </w:tcPr>
+              <w:p>
+                <w:pPr>
+                  <w:widowControl w:val="0"/>
+                  <w:spacing w:after="0" w:line="276" w:lineRule="auto"/>
+                  <w:jc w:val="right"/>
+                  <w:rPr/>
+                </w:pPr>
+                <w:r>
+                  <w:rPr>
+                    <w:rtl w:val="0"/>
+                  </w:rPr>
+                  <w:t xml:space="preserve">$ 302.500</w:t>
+                </w:r>
+              </w:p>
+            </w:tc>
+          </w:tr>
+          <w:tr>
+            <w:trPr>
+              <w:cantSplit w:val="0"/>
+              <w:trHeight w:val="463.55468749999994" w:hRule="atLeast"/>
+              <w:tblHeader w:val="0"/>
+            </w:trPr>
+            <w:tc>
+              <w:tcPr>
+                <w:tcBorders>
+                  <w:top w:color="cccccc" w:space="0" w:sz="7" w:val="single"/>
+                  <w:left w:color="000000" w:space="0" w:sz="7" w:val="single"/>
+                  <w:bottom w:color="000000" w:space="0" w:sz="7" w:val="single"/>
+                  <w:right w:color="000000" w:space="0" w:sz="7" w:val="single"/>
+                </w:tcBorders>
+                <w:shd w:fill="f2f2f2" w:val="clear"/>
+                <w:tcMar>
+                  <w:top w:w="0.0" w:type="dxa"/>
+                  <w:left w:w="40.0" w:type="dxa"/>
+                  <w:bottom w:w="0.0" w:type="dxa"/>
+                  <w:right w:w="40.0" w:type="dxa"/>
+                </w:tcMar>
+                <w:vAlign w:val="bottom"/>
+              </w:tcPr>
+              <w:p>
+                <w:pPr>
+                  <w:widowControl w:val="0"/>
+                  <w:spacing w:after="0" w:line="276" w:lineRule="auto"/>
+                  <w:rPr/>
+                </w:pPr>
+                <w:r>
+                  <w:rPr>
+                    <w:b w:val="1"/>
+                    <w:bCs w:val="1"/>
+                    <w:sz w:val="24"/>
+                    <w:szCs w:val="24"/>
+                    <w:rtl w:val="0"/>
+                  </w:rPr>
+                  <w:t xml:space="preserve">TOTAL HH FASES</w:t>
+                </w:r>
+                <w:r>
+                  <w:rPr>
+                    <w:rtl w:val="0"/>
+                  </w:rPr>
+                </w:r>
+              </w:p>
+            </w:tc>
+            <w:tc>
+              <w:tcPr>
+                <w:tcBorders>
+                  <w:top w:color="cccccc" w:space="0" w:sz="7" w:val="single"/>
+                  <w:left w:color="cccccc" w:space="0" w:sz="7" w:val="single"/>
+                  <w:bottom w:color="000000" w:space="0" w:sz="7" w:val="single"/>
+                  <w:right w:color="000000" w:space="0" w:sz="7" w:val="single"/>
+                </w:tcBorders>
+                <w:shd w:fill="f2f2f2" w:val="clear"/>
+                <w:tcMar>
+                  <w:top w:w="0.0" w:type="dxa"/>
+                  <w:left w:w="40.0" w:type="dxa"/>
+                  <w:bottom w:w="0.0" w:type="dxa"/>
+                  <w:right w:w="40.0" w:type="dxa"/>
+                </w:tcMar>
+                <w:vAlign w:val="bottom"/>
+              </w:tcPr>
+              <w:p>
+                <w:pPr>
+                  <w:widowControl w:val="0"/>
+                  <w:spacing w:after="0" w:line="276" w:lineRule="auto"/>
+                  <w:jc w:val="right"/>
+                  <w:rPr/>
+                </w:pPr>
+                <w:r>
+                  <w:rPr>
+                    <w:b w:val="1"/>
+                    <w:bCs w:val="1"/>
+                    <w:sz w:val="24"/>
+                    <w:szCs w:val="24"/>
+                    <w:rtl w:val="0"/>
+                  </w:rPr>
+                  <w:t xml:space="preserve">$ 5.583.750</w:t>
+                </w:r>
+                <w:r>
+                  <w:rPr>
+                    <w:rtl w:val="0"/>
+                  </w:rPr>
+                </w:r>
+              </w:p>
+            </w:tc>
+          </w:tr>
+        </w:tbl>
+      </w:sdtContent>
+    </w:sdt>
+    <w:p>
+      <w:pPr>
+        <w:keepNext w:val="0"/>
+        <w:keepLines w:val="0"/>
+        <w:pageBreakBefore w:val="0"/>
+        <w:widowControl w:val="1"/>
+        <w:pBdr>
+          <w:top w:space="0" w:sz="0" w:val="nil"/>
+          <w:left w:space="0" w:sz="0" w:val="nil"/>
+          <w:bottom w:space="0" w:sz="0" w:val="nil"/>
+          <w:right w:space="0" w:sz="0" w:val="nil"/>
+          <w:between w:space="0" w:sz="0" w:val="nil"/>
+        </w:pBdr>
+        <w:shd w:fill="auto" w:val="clear"/>
+        <w:spacing w:after="0" w:before="0" w:line="276" w:lineRule="auto"/>
+        <w:ind w:left="720" w:right="0" w:firstLine="0"/>
+        <w:jc w:val="left"/>
+        <w:rPr/>
+      </w:pPr>
+      <w:r>
+        <w:rPr>
+          <w:rtl w:val="0"/>
+        </w:rPr>
+      </w:r>
+    </w:p>
+    <w:p>
+      <w:pPr>
+        <w:keepNext w:val="0"/>
+        <w:keepLines w:val="0"/>
+        <w:pageBreakBefore w:val="0"/>
+        <w:widowControl w:val="1"/>
+        <w:pBdr>
+          <w:top w:space="0" w:sz="0" w:val="nil"/>
+          <w:left w:space="0" w:sz="0" w:val="nil"/>
+          <w:bottom w:space="0" w:sz="0" w:val="nil"/>
+          <w:right w:space="0" w:sz="0" w:val="nil"/>
+          <w:between w:space="0" w:sz="0" w:val="nil"/>
+        </w:pBdr>
+        <w:shd w:fill="auto" w:val="clear"/>
+        <w:spacing w:after="0" w:before="0" w:line="276" w:lineRule="auto"/>
+        <w:ind w:left="720" w:right="0" w:firstLine="0"/>
+        <w:jc w:val="left"/>
         <w:rPr>
           <w:rFonts w:ascii="Calibri" w:cs="Calibri" w:eastAsia="Calibri" w:hAnsi="Calibri"/>
           <w:b w:val="0"/>
@@ -12309,7 +13873,7 @@
         <w:widowControl w:val="1"/>
         <w:numPr>
           <w:ilvl w:val="0"/>
-          <w:numId w:val="12"/>
+          <w:numId w:val="18"/>
         </w:numPr>
         <w:pBdr>
           <w:top w:space="0" w:sz="0" w:val="nil"/>
@@ -12342,6 +13906,589 @@
           <w:rtl w:val="0"/>
         </w:rPr>
         <w:t xml:space="preserve">Costos por Actor o Rol</w:t>
+      </w:r>
+    </w:p>
+    <w:p>
+      <w:pPr>
+        <w:keepNext w:val="0"/>
+        <w:keepLines w:val="0"/>
+        <w:pageBreakBefore w:val="0"/>
+        <w:widowControl w:val="1"/>
+        <w:pBdr>
+          <w:top w:space="0" w:sz="0" w:val="nil"/>
+          <w:left w:space="0" w:sz="0" w:val="nil"/>
+          <w:bottom w:space="0" w:sz="0" w:val="nil"/>
+          <w:right w:space="0" w:sz="0" w:val="nil"/>
+          <w:between w:space="0" w:sz="0" w:val="nil"/>
+        </w:pBdr>
+        <w:shd w:fill="auto" w:val="clear"/>
+        <w:spacing w:after="0" w:before="0" w:line="276" w:lineRule="auto"/>
+        <w:ind w:left="720" w:right="0" w:firstLine="0"/>
+        <w:jc w:val="left"/>
+        <w:rPr/>
+      </w:pPr>
+      <w:r>
+        <w:rPr>
+          <w:rtl w:val="0"/>
+        </w:rPr>
+      </w:r>
+    </w:p>
+    <w:sdt>
+      <w:sdtPr>
+        <w:lock w:val="contentLocked"/>
+        <w:id w:val="172886379"/>
+        <w:tag w:val="goog_rdk_12"/>
+      </w:sdtPr>
+      <w:sdtContent>
+        <w:tbl>
+          <w:tblPr>
+            <w:tblStyle w:val="Table17"/>
+            <w:tblW w:w="8118.0" w:type="dxa"/>
+            <w:jc w:val="left"/>
+            <w:tblInd w:w="720.0" w:type="dxa"/>
+            <w:tblBorders>
+              <w:top w:color="000000" w:space="0" w:sz="8" w:val="single"/>
+              <w:left w:color="000000" w:space="0" w:sz="8" w:val="single"/>
+              <w:bottom w:color="000000" w:space="0" w:sz="8" w:val="single"/>
+              <w:right w:color="000000" w:space="0" w:sz="8" w:val="single"/>
+              <w:insideH w:color="000000" w:space="0" w:sz="8" w:val="single"/>
+              <w:insideV w:color="000000" w:space="0" w:sz="8" w:val="single"/>
+            </w:tblBorders>
+            <w:tblLayout w:type="fixed"/>
+            <w:tblLook w:val="0600"/>
+          </w:tblPr>
+          <w:tblGrid>
+            <w:gridCol w:w="4059"/>
+            <w:gridCol w:w="4059"/>
+            <w:tblGridChange w:id="0">
+              <w:tblGrid>
+                <w:gridCol w:w="4059"/>
+                <w:gridCol w:w="4059"/>
+              </w:tblGrid>
+            </w:tblGridChange>
+          </w:tblGrid>
+          <w:tr>
+            <w:trPr>
+              <w:cantSplit w:val="0"/>
+              <w:tblHeader w:val="0"/>
+            </w:trPr>
+            <w:tc>
+              <w:tcPr>
+                <w:gridSpan w:val="2"/>
+                <w:tcBorders>
+                  <w:top w:color="000000" w:space="0" w:sz="7" w:val="single"/>
+                  <w:left w:color="000000" w:space="0" w:sz="7" w:val="single"/>
+                  <w:bottom w:color="000000" w:space="0" w:sz="7" w:val="single"/>
+                  <w:right w:color="000000" w:space="0" w:sz="7" w:val="single"/>
+                </w:tcBorders>
+                <w:shd w:fill="bfbfbf" w:val="clear"/>
+                <w:tcMar>
+                  <w:top w:w="0.0" w:type="dxa"/>
+                  <w:left w:w="40.0" w:type="dxa"/>
+                  <w:bottom w:w="0.0" w:type="dxa"/>
+                  <w:right w:w="40.0" w:type="dxa"/>
+                </w:tcMar>
+                <w:vAlign w:val="bottom"/>
+              </w:tcPr>
+              <w:p>
+                <w:pPr>
+                  <w:widowControl w:val="0"/>
+                  <w:spacing w:after="0" w:line="276" w:lineRule="auto"/>
+                  <w:jc w:val="center"/>
+                  <w:rPr/>
+                </w:pPr>
+                <w:r>
+                  <w:rPr>
+                    <w:rtl w:val="0"/>
+                  </w:rPr>
+                  <w:t xml:space="preserve">COSTO HH POR ROL</w:t>
+                </w:r>
+              </w:p>
+            </w:tc>
+          </w:tr>
+          <w:tr>
+            <w:trPr>
+              <w:cantSplit w:val="0"/>
+              <w:tblHeader w:val="0"/>
+            </w:trPr>
+            <w:tc>
+              <w:tcPr>
+                <w:tcBorders>
+                  <w:top w:color="cccccc" w:space="0" w:sz="7" w:val="single"/>
+                  <w:left w:color="000000" w:space="0" w:sz="7" w:val="single"/>
+                  <w:bottom w:color="000000" w:space="0" w:sz="7" w:val="single"/>
+                  <w:right w:color="000000" w:space="0" w:sz="7" w:val="single"/>
+                </w:tcBorders>
+                <w:shd w:fill="auto" w:val="clear"/>
+                <w:tcMar>
+                  <w:top w:w="0.0" w:type="dxa"/>
+                  <w:left w:w="40.0" w:type="dxa"/>
+                  <w:bottom w:w="0.0" w:type="dxa"/>
+                  <w:right w:w="40.0" w:type="dxa"/>
+                </w:tcMar>
+                <w:vAlign w:val="bottom"/>
+              </w:tcPr>
+              <w:p>
+                <w:pPr>
+                  <w:widowControl w:val="0"/>
+                  <w:spacing w:after="0" w:line="276" w:lineRule="auto"/>
+                  <w:rPr/>
+                </w:pPr>
+                <w:r>
+                  <w:rPr>
+                    <w:rtl w:val="0"/>
+                  </w:rPr>
+                  <w:t xml:space="preserve">Jefe de Proyecto</w:t>
+                </w:r>
+              </w:p>
+            </w:tc>
+            <w:tc>
+              <w:tcPr>
+                <w:tcBorders>
+                  <w:top w:color="cccccc" w:space="0" w:sz="7" w:val="single"/>
+                  <w:left w:color="cccccc" w:space="0" w:sz="7" w:val="single"/>
+                  <w:bottom w:color="000000" w:space="0" w:sz="7" w:val="single"/>
+                  <w:right w:color="000000" w:space="0" w:sz="7" w:val="single"/>
+                </w:tcBorders>
+                <w:shd w:fill="auto" w:val="clear"/>
+                <w:tcMar>
+                  <w:top w:w="0.0" w:type="dxa"/>
+                  <w:left w:w="40.0" w:type="dxa"/>
+                  <w:bottom w:w="0.0" w:type="dxa"/>
+                  <w:right w:w="40.0" w:type="dxa"/>
+                </w:tcMar>
+                <w:vAlign w:val="bottom"/>
+              </w:tcPr>
+              <w:p>
+                <w:pPr>
+                  <w:widowControl w:val="0"/>
+                  <w:spacing w:after="0" w:line="276" w:lineRule="auto"/>
+                  <w:jc w:val="right"/>
+                  <w:rPr/>
+                </w:pPr>
+                <w:r>
+                  <w:rPr>
+                    <w:rtl w:val="0"/>
+                  </w:rPr>
+                  <w:t xml:space="preserve">$ 840.000</w:t>
+                </w:r>
+              </w:p>
+            </w:tc>
+          </w:tr>
+          <w:tr>
+            <w:trPr>
+              <w:cantSplit w:val="0"/>
+              <w:tblHeader w:val="0"/>
+            </w:trPr>
+            <w:tc>
+              <w:tcPr>
+                <w:tcBorders>
+                  <w:top w:color="cccccc" w:space="0" w:sz="7" w:val="single"/>
+                  <w:left w:color="000000" w:space="0" w:sz="7" w:val="single"/>
+                  <w:bottom w:color="000000" w:space="0" w:sz="7" w:val="single"/>
+                  <w:right w:color="000000" w:space="0" w:sz="7" w:val="single"/>
+                </w:tcBorders>
+                <w:shd w:fill="auto" w:val="clear"/>
+                <w:tcMar>
+                  <w:top w:w="0.0" w:type="dxa"/>
+                  <w:left w:w="40.0" w:type="dxa"/>
+                  <w:bottom w:w="0.0" w:type="dxa"/>
+                  <w:right w:w="40.0" w:type="dxa"/>
+                </w:tcMar>
+                <w:vAlign w:val="bottom"/>
+              </w:tcPr>
+              <w:p>
+                <w:pPr>
+                  <w:widowControl w:val="0"/>
+                  <w:spacing w:after="0" w:line="276" w:lineRule="auto"/>
+                  <w:rPr/>
+                </w:pPr>
+                <w:r>
+                  <w:rPr>
+                    <w:rtl w:val="0"/>
+                  </w:rPr>
+                  <w:t xml:space="preserve">Analista Programador</w:t>
+                </w:r>
+              </w:p>
+            </w:tc>
+            <w:tc>
+              <w:tcPr>
+                <w:tcBorders>
+                  <w:top w:color="cccccc" w:space="0" w:sz="7" w:val="single"/>
+                  <w:left w:color="cccccc" w:space="0" w:sz="7" w:val="single"/>
+                  <w:bottom w:color="000000" w:space="0" w:sz="7" w:val="single"/>
+                  <w:right w:color="000000" w:space="0" w:sz="7" w:val="single"/>
+                </w:tcBorders>
+                <w:shd w:fill="auto" w:val="clear"/>
+                <w:tcMar>
+                  <w:top w:w="0.0" w:type="dxa"/>
+                  <w:left w:w="40.0" w:type="dxa"/>
+                  <w:bottom w:w="0.0" w:type="dxa"/>
+                  <w:right w:w="40.0" w:type="dxa"/>
+                </w:tcMar>
+                <w:vAlign w:val="bottom"/>
+              </w:tcPr>
+              <w:p>
+                <w:pPr>
+                  <w:widowControl w:val="0"/>
+                  <w:spacing w:after="0" w:line="276" w:lineRule="auto"/>
+                  <w:jc w:val="right"/>
+                  <w:rPr/>
+                </w:pPr>
+                <w:r>
+                  <w:rPr>
+                    <w:rtl w:val="0"/>
+                  </w:rPr>
+                  <w:t xml:space="preserve">$ 1.281.250</w:t>
+                </w:r>
+              </w:p>
+            </w:tc>
+          </w:tr>
+          <w:tr>
+            <w:trPr>
+              <w:cantSplit w:val="0"/>
+              <w:tblHeader w:val="0"/>
+            </w:trPr>
+            <w:tc>
+              <w:tcPr>
+                <w:tcBorders>
+                  <w:top w:color="cccccc" w:space="0" w:sz="7" w:val="single"/>
+                  <w:left w:color="000000" w:space="0" w:sz="7" w:val="single"/>
+                  <w:bottom w:color="000000" w:space="0" w:sz="7" w:val="single"/>
+                  <w:right w:color="000000" w:space="0" w:sz="7" w:val="single"/>
+                </w:tcBorders>
+                <w:shd w:fill="auto" w:val="clear"/>
+                <w:tcMar>
+                  <w:top w:w="0.0" w:type="dxa"/>
+                  <w:left w:w="40.0" w:type="dxa"/>
+                  <w:bottom w:w="0.0" w:type="dxa"/>
+                  <w:right w:w="40.0" w:type="dxa"/>
+                </w:tcMar>
+                <w:vAlign w:val="bottom"/>
+              </w:tcPr>
+              <w:p>
+                <w:pPr>
+                  <w:widowControl w:val="0"/>
+                  <w:spacing w:after="0" w:line="276" w:lineRule="auto"/>
+                  <w:rPr/>
+                </w:pPr>
+                <w:r>
+                  <w:rPr>
+                    <w:rtl w:val="0"/>
+                  </w:rPr>
+                  <w:t xml:space="preserve">Administrador BD</w:t>
+                </w:r>
+              </w:p>
+            </w:tc>
+            <w:tc>
+              <w:tcPr>
+                <w:tcBorders>
+                  <w:top w:color="cccccc" w:space="0" w:sz="7" w:val="single"/>
+                  <w:left w:color="cccccc" w:space="0" w:sz="7" w:val="single"/>
+                  <w:bottom w:color="000000" w:space="0" w:sz="7" w:val="single"/>
+                  <w:right w:color="000000" w:space="0" w:sz="7" w:val="single"/>
+                </w:tcBorders>
+                <w:shd w:fill="auto" w:val="clear"/>
+                <w:tcMar>
+                  <w:top w:w="0.0" w:type="dxa"/>
+                  <w:left w:w="40.0" w:type="dxa"/>
+                  <w:bottom w:w="0.0" w:type="dxa"/>
+                  <w:right w:w="40.0" w:type="dxa"/>
+                </w:tcMar>
+                <w:vAlign w:val="bottom"/>
+              </w:tcPr>
+              <w:p>
+                <w:pPr>
+                  <w:widowControl w:val="0"/>
+                  <w:spacing w:after="0" w:line="276" w:lineRule="auto"/>
+                  <w:jc w:val="right"/>
+                  <w:rPr/>
+                </w:pPr>
+                <w:r>
+                  <w:rPr>
+                    <w:rtl w:val="0"/>
+                  </w:rPr>
+                  <w:t xml:space="preserve">$ 1.187.500</w:t>
+                </w:r>
+              </w:p>
+            </w:tc>
+          </w:tr>
+          <w:tr>
+            <w:trPr>
+              <w:cantSplit w:val="0"/>
+              <w:tblHeader w:val="0"/>
+            </w:trPr>
+            <w:tc>
+              <w:tcPr>
+                <w:tcBorders>
+                  <w:top w:color="cccccc" w:space="0" w:sz="7" w:val="single"/>
+                  <w:left w:color="000000" w:space="0" w:sz="7" w:val="single"/>
+                  <w:bottom w:color="000000" w:space="0" w:sz="7" w:val="single"/>
+                  <w:right w:color="000000" w:space="0" w:sz="7" w:val="single"/>
+                </w:tcBorders>
+                <w:shd w:fill="auto" w:val="clear"/>
+                <w:tcMar>
+                  <w:top w:w="0.0" w:type="dxa"/>
+                  <w:left w:w="40.0" w:type="dxa"/>
+                  <w:bottom w:w="0.0" w:type="dxa"/>
+                  <w:right w:w="40.0" w:type="dxa"/>
+                </w:tcMar>
+                <w:vAlign w:val="bottom"/>
+              </w:tcPr>
+              <w:p>
+                <w:pPr>
+                  <w:widowControl w:val="0"/>
+                  <w:spacing w:after="0" w:line="276" w:lineRule="auto"/>
+                  <w:rPr/>
+                </w:pPr>
+                <w:r>
+                  <w:rPr>
+                    <w:rtl w:val="0"/>
+                  </w:rPr>
+                  <w:t xml:space="preserve">Calidad Y Testing</w:t>
+                </w:r>
+              </w:p>
+            </w:tc>
+            <w:tc>
+              <w:tcPr>
+                <w:tcBorders>
+                  <w:top w:color="cccccc" w:space="0" w:sz="7" w:val="single"/>
+                  <w:left w:color="cccccc" w:space="0" w:sz="7" w:val="single"/>
+                  <w:bottom w:color="000000" w:space="0" w:sz="7" w:val="single"/>
+                  <w:right w:color="000000" w:space="0" w:sz="7" w:val="single"/>
+                </w:tcBorders>
+                <w:shd w:fill="auto" w:val="clear"/>
+                <w:tcMar>
+                  <w:top w:w="0.0" w:type="dxa"/>
+                  <w:left w:w="40.0" w:type="dxa"/>
+                  <w:bottom w:w="0.0" w:type="dxa"/>
+                  <w:right w:w="40.0" w:type="dxa"/>
+                </w:tcMar>
+                <w:vAlign w:val="bottom"/>
+              </w:tcPr>
+              <w:p>
+                <w:pPr>
+                  <w:widowControl w:val="0"/>
+                  <w:spacing w:after="0" w:line="276" w:lineRule="auto"/>
+                  <w:jc w:val="right"/>
+                  <w:rPr/>
+                </w:pPr>
+                <w:r>
+                  <w:rPr>
+                    <w:rtl w:val="0"/>
+                  </w:rPr>
+                  <w:t xml:space="preserve">$ 1.093.750</w:t>
+                </w:r>
+              </w:p>
+            </w:tc>
+          </w:tr>
+          <w:tr>
+            <w:trPr>
+              <w:cantSplit w:val="0"/>
+              <w:tblHeader w:val="0"/>
+            </w:trPr>
+            <w:tc>
+              <w:tcPr>
+                <w:tcBorders>
+                  <w:top w:color="cccccc" w:space="0" w:sz="7" w:val="single"/>
+                  <w:left w:color="000000" w:space="0" w:sz="7" w:val="single"/>
+                  <w:bottom w:color="000000" w:space="0" w:sz="7" w:val="single"/>
+                  <w:right w:color="000000" w:space="0" w:sz="7" w:val="single"/>
+                </w:tcBorders>
+                <w:shd w:fill="auto" w:val="clear"/>
+                <w:tcMar>
+                  <w:top w:w="0.0" w:type="dxa"/>
+                  <w:left w:w="40.0" w:type="dxa"/>
+                  <w:bottom w:w="0.0" w:type="dxa"/>
+                  <w:right w:w="40.0" w:type="dxa"/>
+                </w:tcMar>
+                <w:vAlign w:val="bottom"/>
+              </w:tcPr>
+              <w:p>
+                <w:pPr>
+                  <w:widowControl w:val="0"/>
+                  <w:spacing w:after="0" w:line="276" w:lineRule="auto"/>
+                  <w:rPr/>
+                </w:pPr>
+                <w:r>
+                  <w:rPr>
+                    <w:rtl w:val="0"/>
+                  </w:rPr>
+                  <w:t xml:space="preserve">Diseñador</w:t>
+                </w:r>
+              </w:p>
+            </w:tc>
+            <w:tc>
+              <w:tcPr>
+                <w:tcBorders>
+                  <w:top w:color="cccccc" w:space="0" w:sz="7" w:val="single"/>
+                  <w:left w:color="cccccc" w:space="0" w:sz="7" w:val="single"/>
+                  <w:bottom w:color="000000" w:space="0" w:sz="7" w:val="single"/>
+                  <w:right w:color="000000" w:space="0" w:sz="7" w:val="single"/>
+                </w:tcBorders>
+                <w:shd w:fill="auto" w:val="clear"/>
+                <w:tcMar>
+                  <w:top w:w="0.0" w:type="dxa"/>
+                  <w:left w:w="40.0" w:type="dxa"/>
+                  <w:bottom w:w="0.0" w:type="dxa"/>
+                  <w:right w:w="40.0" w:type="dxa"/>
+                </w:tcMar>
+                <w:vAlign w:val="bottom"/>
+              </w:tcPr>
+              <w:p>
+                <w:pPr>
+                  <w:widowControl w:val="0"/>
+                  <w:spacing w:after="0" w:line="276" w:lineRule="auto"/>
+                  <w:jc w:val="right"/>
+                  <w:rPr/>
+                </w:pPr>
+                <w:r>
+                  <w:rPr>
+                    <w:rtl w:val="0"/>
+                  </w:rPr>
+                  <w:t xml:space="preserve">$ 1.181.250</w:t>
+                </w:r>
+              </w:p>
+            </w:tc>
+          </w:tr>
+          <w:tr>
+            <w:trPr>
+              <w:cantSplit w:val="0"/>
+              <w:tblHeader w:val="0"/>
+            </w:trPr>
+            <w:tc>
+              <w:tcPr>
+                <w:tcBorders>
+                  <w:top w:color="cccccc" w:space="0" w:sz="7" w:val="single"/>
+                  <w:left w:color="000000" w:space="0" w:sz="7" w:val="single"/>
+                  <w:bottom w:color="000000" w:space="0" w:sz="7" w:val="single"/>
+                  <w:right w:color="000000" w:space="0" w:sz="7" w:val="single"/>
+                </w:tcBorders>
+                <w:shd w:fill="f2f2f2" w:val="clear"/>
+                <w:tcMar>
+                  <w:top w:w="0.0" w:type="dxa"/>
+                  <w:left w:w="40.0" w:type="dxa"/>
+                  <w:bottom w:w="0.0" w:type="dxa"/>
+                  <w:right w:w="40.0" w:type="dxa"/>
+                </w:tcMar>
+                <w:vAlign w:val="bottom"/>
+              </w:tcPr>
+              <w:p>
+                <w:pPr>
+                  <w:widowControl w:val="0"/>
+                  <w:spacing w:after="0" w:line="276" w:lineRule="auto"/>
+                  <w:rPr/>
+                </w:pPr>
+                <w:r>
+                  <w:rPr>
+                    <w:b w:val="1"/>
+                    <w:bCs w:val="1"/>
+                    <w:sz w:val="24"/>
+                    <w:szCs w:val="24"/>
+                    <w:rtl w:val="0"/>
+                  </w:rPr>
+                  <w:t xml:space="preserve">TOTAL HH</w:t>
+                </w:r>
+                <w:r>
+                  <w:rPr>
+                    <w:rtl w:val="0"/>
+                  </w:rPr>
+                </w:r>
+              </w:p>
+            </w:tc>
+            <w:tc>
+              <w:tcPr>
+                <w:tcBorders>
+                  <w:top w:color="cccccc" w:space="0" w:sz="7" w:val="single"/>
+                  <w:left w:color="cccccc" w:space="0" w:sz="7" w:val="single"/>
+                  <w:bottom w:color="000000" w:space="0" w:sz="7" w:val="single"/>
+                  <w:right w:color="000000" w:space="0" w:sz="7" w:val="single"/>
+                </w:tcBorders>
+                <w:shd w:fill="f2f2f2" w:val="clear"/>
+                <w:tcMar>
+                  <w:top w:w="0.0" w:type="dxa"/>
+                  <w:left w:w="40.0" w:type="dxa"/>
+                  <w:bottom w:w="0.0" w:type="dxa"/>
+                  <w:right w:w="40.0" w:type="dxa"/>
+                </w:tcMar>
+                <w:vAlign w:val="bottom"/>
+              </w:tcPr>
+              <w:p>
+                <w:pPr>
+                  <w:widowControl w:val="0"/>
+                  <w:spacing w:after="0" w:line="276" w:lineRule="auto"/>
+                  <w:jc w:val="right"/>
+                  <w:rPr/>
+                </w:pPr>
+                <w:r>
+                  <w:rPr>
+                    <w:b w:val="1"/>
+                    <w:bCs w:val="1"/>
+                    <w:sz w:val="24"/>
+                    <w:szCs w:val="24"/>
+                    <w:rtl w:val="0"/>
+                  </w:rPr>
+                  <w:t xml:space="preserve">$ 5.583.750</w:t>
+                </w:r>
+                <w:r>
+                  <w:rPr>
+                    <w:rtl w:val="0"/>
+                  </w:rPr>
+                </w:r>
+              </w:p>
+            </w:tc>
+          </w:tr>
+        </w:tbl>
+      </w:sdtContent>
+    </w:sdt>
+    <w:p>
+      <w:pPr>
+        <w:keepNext w:val="0"/>
+        <w:keepLines w:val="0"/>
+        <w:pageBreakBefore w:val="0"/>
+        <w:widowControl w:val="1"/>
+        <w:pBdr>
+          <w:top w:space="0" w:sz="0" w:val="nil"/>
+          <w:left w:space="0" w:sz="0" w:val="nil"/>
+          <w:bottom w:space="0" w:sz="0" w:val="nil"/>
+          <w:right w:space="0" w:sz="0" w:val="nil"/>
+          <w:between w:space="0" w:sz="0" w:val="nil"/>
+        </w:pBdr>
+        <w:shd w:fill="auto" w:val="clear"/>
+        <w:spacing w:after="0" w:before="0" w:line="276" w:lineRule="auto"/>
+        <w:ind w:left="720" w:right="0" w:firstLine="0"/>
+        <w:jc w:val="left"/>
+        <w:rPr/>
+      </w:pPr>
+      <w:r>
+        <w:rPr>
+          <w:rtl w:val="0"/>
+        </w:rPr>
+      </w:r>
+    </w:p>
+    <w:p>
+      <w:pPr>
+        <w:keepNext w:val="0"/>
+        <w:keepLines w:val="0"/>
+        <w:pageBreakBefore w:val="0"/>
+        <w:widowControl w:val="1"/>
+        <w:pBdr>
+          <w:top w:space="0" w:sz="0" w:val="nil"/>
+          <w:left w:space="0" w:sz="0" w:val="nil"/>
+          <w:bottom w:space="0" w:sz="0" w:val="nil"/>
+          <w:right w:space="0" w:sz="0" w:val="nil"/>
+          <w:between w:space="0" w:sz="0" w:val="nil"/>
+        </w:pBdr>
+        <w:shd w:fill="auto" w:val="clear"/>
+        <w:spacing w:after="0" w:before="0" w:line="276" w:lineRule="auto"/>
+        <w:ind w:left="720" w:right="0" w:firstLine="0"/>
+        <w:jc w:val="left"/>
+        <w:rPr/>
+      </w:pPr>
+      <w:r>
+        <w:rPr>
+          <w:rtl w:val="0"/>
+        </w:rPr>
       </w:r>
     </w:p>
     <w:p>
@@ -12361,21 +14508,35 @@
         <w:spacing w:after="200" w:before="0" w:line="276" w:lineRule="auto"/>
         <w:ind w:left="720" w:right="0" w:firstLine="0"/>
         <w:jc w:val="left"/>
-        <w:rPr>
-          <w:rFonts w:ascii="Calibri" w:cs="Calibri" w:eastAsia="Calibri" w:hAnsi="Calibri"/>
-          <w:b w:val="0"/>
-          <w:bCs w:val="0"/>
-          <w:i w:val="0"/>
-          <w:iCs w:val="0"/>
-          <w:smallCaps w:val="0"/>
-          <w:strike w:val="0"/>
-          <w:color w:val="000000"/>
-          <w:sz w:val="22"/>
-          <w:szCs w:val="22"/>
-          <w:u w:val="none"/>
-          <w:shd w:fill="auto" w:val="clear"/>
-          <w:vertAlign w:val="baseline"/>
-        </w:rPr>
+        <w:rPr/>
+      </w:pPr>
+      <w:r>
+        <w:br w:type="page"/>
+      </w:r>
+      <w:r>
+        <w:rPr>
+          <w:rtl w:val="0"/>
+        </w:rPr>
+      </w:r>
+    </w:p>
+    <w:p>
+      <w:pPr>
+        <w:keepNext w:val="0"/>
+        <w:keepLines w:val="0"/>
+        <w:pageBreakBefore w:val="0"/>
+        <w:widowControl w:val="1"/>
+        <w:pBdr>
+          <w:top w:space="0" w:sz="0" w:val="nil"/>
+          <w:left w:space="0" w:sz="0" w:val="nil"/>
+          <w:bottom w:space="0" w:sz="0" w:val="nil"/>
+          <w:right w:space="0" w:sz="0" w:val="nil"/>
+          <w:between w:space="0" w:sz="0" w:val="nil"/>
+        </w:pBdr>
+        <w:shd w:fill="auto" w:val="clear"/>
+        <w:spacing w:after="200" w:before="0" w:line="276" w:lineRule="auto"/>
+        <w:ind w:left="720" w:right="0" w:firstLine="0"/>
+        <w:jc w:val="left"/>
+        <w:rPr/>
       </w:pPr>
       <w:r>
         <w:rPr>
@@ -12411,6 +14572,456 @@
           <w:rtl w:val="0"/>
         </w:rPr>
         <w:t xml:space="preserve">Agregar las fechas más importantes definidas en la carta Gantt dejando claro los hitos o las fases principales y la fecha de término del proyecto </w:t>
+      </w:r>
+    </w:p>
+    <w:p>
+      <w:pPr>
+        <w:keepNext w:val="0"/>
+        <w:keepLines w:val="0"/>
+        <w:pageBreakBefore w:val="0"/>
+        <w:widowControl w:val="1"/>
+        <w:numPr>
+          <w:ilvl w:val="0"/>
+          <w:numId w:val="5"/>
+        </w:numPr>
+        <w:pBdr>
+          <w:top w:space="0" w:sz="0" w:val="nil"/>
+          <w:left w:space="0" w:sz="0" w:val="nil"/>
+          <w:bottom w:space="0" w:sz="0" w:val="nil"/>
+          <w:right w:space="0" w:sz="0" w:val="nil"/>
+          <w:between w:space="0" w:sz="0" w:val="nil"/>
+        </w:pBdr>
+        <w:shd w:fill="auto" w:val="clear"/>
+        <w:spacing w:after="200" w:before="0" w:line="276" w:lineRule="auto"/>
+        <w:ind w:left="720" w:right="0" w:hanging="360"/>
+        <w:jc w:val="left"/>
+        <w:rPr>
+          <w:u w:val="none"/>
+        </w:rPr>
+      </w:pPr>
+      <w:r>
+        <w:rPr>
+          <w:b w:val="1"/>
+          <w:bCs w:val="1"/>
+          <w:rtl w:val="0"/>
+        </w:rPr>
+        <w:t xml:space="preserve">FASE DE PLANIFICACIÓN</w:t>
+      </w:r>
+      <w:r>
+        <w:rPr>
+          <w:rtl w:val="0"/>
+        </w:rPr>
+        <w:t xml:space="preserve">  11-08-2026 </w:t>
+      </w:r>
+      <w:r>
+        <w:rPr>
+          <w:b w:val="1"/>
+          <w:bCs w:val="1"/>
+          <w:rtl w:val="0"/>
+        </w:rPr>
+        <w:t xml:space="preserve">|</w:t>
+      </w:r>
+      <w:r>
+        <w:rPr>
+          <w:rtl w:val="0"/>
+        </w:rPr>
+        <w:t xml:space="preserve"> 08-09-2026</w:t>
+      </w:r>
+    </w:p>
+    <w:p>
+      <w:pPr>
+        <w:keepNext w:val="0"/>
+        <w:keepLines w:val="0"/>
+        <w:pageBreakBefore w:val="0"/>
+        <w:widowControl w:val="1"/>
+        <w:pBdr>
+          <w:top w:space="0" w:sz="0" w:val="nil"/>
+          <w:left w:space="0" w:sz="0" w:val="nil"/>
+          <w:bottom w:space="0" w:sz="0" w:val="nil"/>
+          <w:right w:space="0" w:sz="0" w:val="nil"/>
+          <w:between w:space="0" w:sz="0" w:val="nil"/>
+        </w:pBdr>
+        <w:shd w:fill="auto" w:val="clear"/>
+        <w:spacing w:after="200" w:before="0" w:line="276" w:lineRule="auto"/>
+        <w:ind w:left="720" w:right="0" w:firstLine="720"/>
+        <w:jc w:val="left"/>
+        <w:rPr/>
+      </w:pPr>
+      <w:r>
+        <w:rPr>
+          <w:b w:val="1"/>
+          <w:bCs w:val="1"/>
+          <w:rtl w:val="0"/>
+        </w:rPr>
+        <w:t xml:space="preserve">HITO 1:</w:t>
+      </w:r>
+      <w:r>
+        <w:rPr>
+          <w:rtl w:val="0"/>
+        </w:rPr>
+        <w:t xml:space="preserve"> </w:t>
+      </w:r>
+      <w:r>
+        <w:rPr>
+          <w:i w:val="1"/>
+          <w:iCs w:val="1"/>
+          <w:rtl w:val="0"/>
+        </w:rPr>
+        <w:t xml:space="preserve">Entrega Documentación Fase 1</w:t>
+      </w:r>
+      <w:r>
+        <w:rPr>
+          <w:rtl w:val="0"/>
+        </w:rPr>
+        <w:t xml:space="preserve">  08-09-2026 </w:t>
+      </w:r>
+      <w:r>
+        <w:rPr>
+          <w:b w:val="1"/>
+          <w:bCs w:val="1"/>
+          <w:rtl w:val="0"/>
+        </w:rPr>
+        <w:t xml:space="preserve">|</w:t>
+      </w:r>
+      <w:r>
+        <w:rPr>
+          <w:rtl w:val="0"/>
+        </w:rPr>
+        <w:t xml:space="preserve"> 08-09-2026</w:t>
+      </w:r>
+    </w:p>
+    <w:p>
+      <w:pPr>
+        <w:keepNext w:val="0"/>
+        <w:keepLines w:val="0"/>
+        <w:pageBreakBefore w:val="0"/>
+        <w:widowControl w:val="1"/>
+        <w:numPr>
+          <w:ilvl w:val="0"/>
+          <w:numId w:val="7"/>
+        </w:numPr>
+        <w:pBdr>
+          <w:top w:space="0" w:sz="0" w:val="nil"/>
+          <w:left w:space="0" w:sz="0" w:val="nil"/>
+          <w:bottom w:space="0" w:sz="0" w:val="nil"/>
+          <w:right w:space="0" w:sz="0" w:val="nil"/>
+          <w:between w:space="0" w:sz="0" w:val="nil"/>
+        </w:pBdr>
+        <w:shd w:fill="auto" w:val="clear"/>
+        <w:spacing w:after="200" w:before="0" w:line="276" w:lineRule="auto"/>
+        <w:ind w:left="720" w:right="0" w:hanging="360"/>
+        <w:jc w:val="left"/>
+        <w:rPr>
+          <w:u w:val="none"/>
+        </w:rPr>
+      </w:pPr>
+      <w:r>
+        <w:rPr>
+          <w:b w:val="1"/>
+          <w:bCs w:val="1"/>
+          <w:rtl w:val="0"/>
+        </w:rPr>
+        <w:t xml:space="preserve">FASE DE ANÁLISIS Y DISEÑO</w:t>
+      </w:r>
+      <w:r>
+        <w:rPr>
+          <w:rtl w:val="0"/>
+        </w:rPr>
+        <w:t xml:space="preserve"> 09-09-2026 </w:t>
+      </w:r>
+      <w:r>
+        <w:rPr>
+          <w:b w:val="1"/>
+          <w:bCs w:val="1"/>
+          <w:rtl w:val="0"/>
+        </w:rPr>
+        <w:t xml:space="preserve">|</w:t>
+      </w:r>
+      <w:r>
+        <w:rPr>
+          <w:rtl w:val="0"/>
+        </w:rPr>
+        <w:t xml:space="preserve"> 29-09-2026</w:t>
+      </w:r>
+    </w:p>
+    <w:p>
+      <w:pPr>
+        <w:keepNext w:val="0"/>
+        <w:keepLines w:val="0"/>
+        <w:pageBreakBefore w:val="0"/>
+        <w:widowControl w:val="1"/>
+        <w:pBdr>
+          <w:top w:space="0" w:sz="0" w:val="nil"/>
+          <w:left w:space="0" w:sz="0" w:val="nil"/>
+          <w:bottom w:space="0" w:sz="0" w:val="nil"/>
+          <w:right w:space="0" w:sz="0" w:val="nil"/>
+          <w:between w:space="0" w:sz="0" w:val="nil"/>
+        </w:pBdr>
+        <w:shd w:fill="auto" w:val="clear"/>
+        <w:spacing w:after="200" w:before="0" w:line="276" w:lineRule="auto"/>
+        <w:ind w:left="720" w:right="0" w:firstLine="720"/>
+        <w:jc w:val="left"/>
+        <w:rPr/>
+      </w:pPr>
+      <w:r>
+        <w:rPr>
+          <w:b w:val="1"/>
+          <w:bCs w:val="1"/>
+          <w:rtl w:val="0"/>
+        </w:rPr>
+        <w:t xml:space="preserve">HITO 2.1:</w:t>
+      </w:r>
+      <w:r>
+        <w:rPr>
+          <w:rtl w:val="0"/>
+        </w:rPr>
+        <w:t xml:space="preserve"> </w:t>
+      </w:r>
+      <w:r>
+        <w:rPr>
+          <w:i w:val="1"/>
+          <w:iCs w:val="1"/>
+          <w:rtl w:val="0"/>
+        </w:rPr>
+        <w:t xml:space="preserve">Cierre Fase 2.1 - Modelo Arquitectónico (20%) </w:t>
+      </w:r>
+      <w:r>
+        <w:rPr>
+          <w:rtl w:val="0"/>
+        </w:rPr>
+        <w:t xml:space="preserve"> 29-09-2026 </w:t>
+      </w:r>
+      <w:r>
+        <w:rPr>
+          <w:b w:val="1"/>
+          <w:bCs w:val="1"/>
+          <w:rtl w:val="0"/>
+        </w:rPr>
+        <w:t xml:space="preserve">| </w:t>
+      </w:r>
+      <w:r>
+        <w:rPr>
+          <w:rtl w:val="0"/>
+        </w:rPr>
+        <w:t xml:space="preserve">29-09-2026</w:t>
+      </w:r>
+    </w:p>
+    <w:p>
+      <w:pPr>
+        <w:keepNext w:val="0"/>
+        <w:keepLines w:val="0"/>
+        <w:pageBreakBefore w:val="0"/>
+        <w:widowControl w:val="1"/>
+        <w:numPr>
+          <w:ilvl w:val="0"/>
+          <w:numId w:val="2"/>
+        </w:numPr>
+        <w:pBdr>
+          <w:top w:space="0" w:sz="0" w:val="nil"/>
+          <w:left w:space="0" w:sz="0" w:val="nil"/>
+          <w:bottom w:space="0" w:sz="0" w:val="nil"/>
+          <w:right w:space="0" w:sz="0" w:val="nil"/>
+          <w:between w:space="0" w:sz="0" w:val="nil"/>
+        </w:pBdr>
+        <w:shd w:fill="auto" w:val="clear"/>
+        <w:spacing w:after="200" w:before="0" w:line="276" w:lineRule="auto"/>
+        <w:ind w:left="720" w:right="0" w:hanging="360"/>
+        <w:jc w:val="left"/>
+        <w:rPr>
+          <w:u w:val="none"/>
+        </w:rPr>
+      </w:pPr>
+      <w:r>
+        <w:rPr>
+          <w:b w:val="1"/>
+          <w:bCs w:val="1"/>
+          <w:rtl w:val="0"/>
+        </w:rPr>
+        <w:t xml:space="preserve">FASE DE DESARROLLO</w:t>
+      </w:r>
+      <w:r>
+        <w:rPr>
+          <w:rtl w:val="0"/>
+        </w:rPr>
+        <w:t xml:space="preserve"> 30-09-2026 / 11-11-2026</w:t>
+      </w:r>
+    </w:p>
+    <w:p>
+      <w:pPr>
+        <w:keepNext w:val="0"/>
+        <w:keepLines w:val="0"/>
+        <w:pageBreakBefore w:val="0"/>
+        <w:widowControl w:val="1"/>
+        <w:pBdr>
+          <w:top w:space="0" w:sz="0" w:val="nil"/>
+          <w:left w:space="0" w:sz="0" w:val="nil"/>
+          <w:bottom w:space="0" w:sz="0" w:val="nil"/>
+          <w:right w:space="0" w:sz="0" w:val="nil"/>
+          <w:between w:space="0" w:sz="0" w:val="nil"/>
+        </w:pBdr>
+        <w:shd w:fill="auto" w:val="clear"/>
+        <w:spacing w:after="200" w:before="0" w:line="276" w:lineRule="auto"/>
+        <w:ind w:left="720" w:right="0" w:firstLine="720"/>
+        <w:jc w:val="left"/>
+        <w:rPr/>
+      </w:pPr>
+      <w:r>
+        <w:rPr>
+          <w:b w:val="1"/>
+          <w:bCs w:val="1"/>
+          <w:rtl w:val="0"/>
+        </w:rPr>
+        <w:t xml:space="preserve">HITO 2.2:</w:t>
+      </w:r>
+      <w:r>
+        <w:rPr>
+          <w:rtl w:val="0"/>
+        </w:rPr>
+        <w:t xml:space="preserve"> </w:t>
+      </w:r>
+      <w:r>
+        <w:rPr>
+          <w:i w:val="1"/>
+          <w:iCs w:val="1"/>
+          <w:rtl w:val="0"/>
+        </w:rPr>
+        <w:t xml:space="preserve">Cierre Fase 2.2 - Desarrollo Completo (30%)</w:t>
+      </w:r>
+      <w:r>
+        <w:rPr>
+          <w:rtl w:val="0"/>
+        </w:rPr>
+        <w:t xml:space="preserve">  17-11-2026 </w:t>
+      </w:r>
+      <w:r>
+        <w:rPr>
+          <w:b w:val="1"/>
+          <w:bCs w:val="1"/>
+          <w:rtl w:val="0"/>
+        </w:rPr>
+        <w:t xml:space="preserve">| </w:t>
+      </w:r>
+      <w:r>
+        <w:rPr>
+          <w:rtl w:val="0"/>
+        </w:rPr>
+        <w:t xml:space="preserve">17-11-2026</w:t>
+      </w:r>
+    </w:p>
+    <w:p>
+      <w:pPr>
+        <w:keepNext w:val="0"/>
+        <w:keepLines w:val="0"/>
+        <w:pageBreakBefore w:val="0"/>
+        <w:widowControl w:val="1"/>
+        <w:numPr>
+          <w:ilvl w:val="0"/>
+          <w:numId w:val="4"/>
+        </w:numPr>
+        <w:pBdr>
+          <w:top w:space="0" w:sz="0" w:val="nil"/>
+          <w:left w:space="0" w:sz="0" w:val="nil"/>
+          <w:bottom w:space="0" w:sz="0" w:val="nil"/>
+          <w:right w:space="0" w:sz="0" w:val="nil"/>
+          <w:between w:space="0" w:sz="0" w:val="nil"/>
+        </w:pBdr>
+        <w:shd w:fill="auto" w:val="clear"/>
+        <w:spacing w:after="200" w:before="0" w:line="276" w:lineRule="auto"/>
+        <w:ind w:left="720" w:right="0" w:hanging="360"/>
+        <w:jc w:val="left"/>
+        <w:rPr>
+          <w:u w:val="none"/>
+        </w:rPr>
+      </w:pPr>
+      <w:r>
+        <w:rPr>
+          <w:b w:val="1"/>
+          <w:bCs w:val="1"/>
+          <w:rtl w:val="0"/>
+        </w:rPr>
+        <w:t xml:space="preserve">FASE DE IMPLEMENTACIÓN Y CIERRE </w:t>
+      </w:r>
+      <w:r>
+        <w:rPr>
+          <w:rtl w:val="0"/>
+        </w:rPr>
+        <w:t xml:space="preserve">  18-11-2026 </w:t>
+      </w:r>
+      <w:r>
+        <w:rPr>
+          <w:b w:val="1"/>
+          <w:bCs w:val="1"/>
+          <w:rtl w:val="0"/>
+        </w:rPr>
+        <w:t xml:space="preserve">|</w:t>
+      </w:r>
+      <w:r>
+        <w:rPr>
+          <w:rtl w:val="0"/>
+        </w:rPr>
+        <w:t xml:space="preserve"> 24-11-2026</w:t>
+      </w:r>
+    </w:p>
+    <w:p>
+      <w:pPr>
+        <w:keepNext w:val="0"/>
+        <w:keepLines w:val="0"/>
+        <w:pageBreakBefore w:val="0"/>
+        <w:widowControl w:val="1"/>
+        <w:pBdr>
+          <w:top w:space="0" w:sz="0" w:val="nil"/>
+          <w:left w:space="0" w:sz="0" w:val="nil"/>
+          <w:bottom w:space="0" w:sz="0" w:val="nil"/>
+          <w:right w:space="0" w:sz="0" w:val="nil"/>
+          <w:between w:space="0" w:sz="0" w:val="nil"/>
+        </w:pBdr>
+        <w:shd w:fill="auto" w:val="clear"/>
+        <w:spacing w:after="200" w:before="0" w:line="276" w:lineRule="auto"/>
+        <w:ind w:left="720" w:right="0" w:firstLine="720"/>
+        <w:jc w:val="left"/>
+        <w:rPr/>
+      </w:pPr>
+      <w:r>
+        <w:rPr>
+          <w:b w:val="1"/>
+          <w:bCs w:val="1"/>
+          <w:rtl w:val="0"/>
+        </w:rPr>
+        <w:t xml:space="preserve">HITO 3:</w:t>
+      </w:r>
+      <w:r>
+        <w:rPr>
+          <w:rtl w:val="0"/>
+        </w:rPr>
+        <w:t xml:space="preserve"> </w:t>
+      </w:r>
+      <w:r>
+        <w:rPr>
+          <w:i w:val="1"/>
+          <w:iCs w:val="1"/>
+          <w:rtl w:val="0"/>
+        </w:rPr>
+        <w:t xml:space="preserve">Cierre Fase 3 - Presentación Final del Proyecto</w:t>
+      </w:r>
+      <w:r>
+        <w:rPr>
+          <w:rtl w:val="0"/>
+        </w:rPr>
+        <w:t xml:space="preserve">   24-11-2026 </w:t>
+      </w:r>
+      <w:r>
+        <w:rPr>
+          <w:b w:val="1"/>
+          <w:bCs w:val="1"/>
+          <w:rtl w:val="0"/>
+        </w:rPr>
+        <w:t xml:space="preserve">| </w:t>
+      </w:r>
+      <w:r>
+        <w:rPr>
+          <w:rtl w:val="0"/>
+        </w:rPr>
+        <w:t xml:space="preserve">24-11-2026</w:t>
       </w:r>
     </w:p>
     <w:p>
@@ -12561,7 +15172,6 @@
         <w:rPr>
           <w:rtl w:val="0"/>
         </w:rPr>
-        <w:t xml:space="preserve">Insertar documento con Mockups de las interfaces de usuario del Sistema</w:t>
       </w:r>
     </w:p>
     <w:p>
@@ -12587,11 +15197,20 @@
       <w:pPr>
         <w:rPr/>
       </w:pPr>
-      <w:r>
-        <w:rPr>
-          <w:rtl w:val="0"/>
-        </w:rPr>
-        <w:t xml:space="preserve">[Insertar matriz EDT en formato Planilla que nos permite realizar el cálculo de estimación de esfuerzo en base a jornadas laborales.]</w:t>
+      <w:hyperlink r:id="rId7">
+        <w:r>
+          <w:rPr>
+            <w:color w:val="1155cc"/>
+            <w:u w:val="single"/>
+            <w:rtl w:val="0"/>
+          </w:rPr>
+          <w:t xml:space="preserve">Matriz EDT</w:t>
+        </w:r>
+      </w:hyperlink>
+      <w:r>
+        <w:rPr>
+          <w:rtl w:val="0"/>
+        </w:rPr>
       </w:r>
     </w:p>
     <w:p>
@@ -12617,11 +15236,20 @@
       <w:pPr>
         <w:rPr/>
       </w:pPr>
-      <w:r>
-        <w:rPr>
-          <w:rtl w:val="0"/>
-        </w:rPr>
-        <w:t xml:space="preserve">Insertar Excel de la carta Gantt </w:t>
+      <w:hyperlink r:id="rId8">
+        <w:r>
+          <w:rPr>
+            <w:color w:val="1155cc"/>
+            <w:u w:val="single"/>
+            <w:rtl w:val="0"/>
+          </w:rPr>
+          <w:t xml:space="preserve">Carta Gantt</w:t>
+        </w:r>
+      </w:hyperlink>
+      <w:r>
+        <w:rPr>
+          <w:rtl w:val="0"/>
+        </w:rPr>
       </w:r>
     </w:p>
     <w:p>
@@ -12645,72 +15273,6 @@
     </w:sectPr>
   </w:body>
 </w:document>
-</file>
-
-<file path=word/comments.xml><?xml version="1.0" encoding="utf-8"?>
-<w:comments xmlns:mc="http://schemas.openxmlformats.org/markup-compatibility/2006" xmlns:o="urn:schemas-microsoft-com:office:office" xmlns:r="http://schemas.openxmlformats.org/officeDocument/2006/relationships" xmlns:m="http://schemas.openxmlformats.org/officeDocument/2006/math" xmlns:v="urn:schemas-microsoft-com:vml" xmlns:wp="http://schemas.openxmlformats.org/drawingml/2006/wordprocessingDrawing" xmlns:w10="urn:schemas-microsoft-com:office:word" xmlns:w="http://schemas.openxmlformats.org/wordprocessingml/2006/main" xmlns:wne="http://schemas.microsoft.com/office/word/2006/wordml" xmlns:sl="http://schemas.openxmlformats.org/schemaLibrary/2006/main" xmlns:a="http://schemas.openxmlformats.org/drawingml/2006/main" xmlns:pic="http://schemas.openxmlformats.org/drawingml/2006/picture" xmlns:c="http://schemas.openxmlformats.org/drawingml/2006/chart" xmlns:lc="http://schemas.openxmlformats.org/drawingml/2006/lockedCanvas" xmlns:dgm="http://schemas.openxmlformats.org/drawingml/2006/diagram" xmlns:wps="http://schemas.microsoft.com/office/word/2010/wordprocessingShape" xmlns:wpg="http://schemas.microsoft.com/office/word/2010/wordprocessingGroup" xmlns:w14="http://schemas.microsoft.com/office/word/2010/wordml" xmlns:w15="http://schemas.microsoft.com/office/word/2012/wordml" xmlns:w16="http://schemas.microsoft.com/office/word/2018/wordml" xmlns:w16cex="http://schemas.microsoft.com/office/word/2018/wordml/cex" xmlns:w16cid="http://schemas.microsoft.com/office/word/2016/wordml/cid" xmlns="http://schemas.microsoft.com/office/tasks/2019/documenttasks" xmlns:cr="http://schemas.microsoft.com/office/comments/2020/reactions">
-  <w:comment w:author="FELIPE . PONCE MACHUCA" w:id="0" w:date="2026-08-30T21:28:56Z">
-    <w:p>
-      <w:pPr>
-        <w:keepNext w:val="0"/>
-        <w:keepLines w:val="0"/>
-        <w:pageBreakBefore w:val="0"/>
-        <w:widowControl w:val="0"/>
-        <w:pBdr>
-          <w:top w:space="0" w:sz="0" w:val="nil"/>
-          <w:left w:space="0" w:sz="0" w:val="nil"/>
-          <w:bottom w:space="0" w:sz="0" w:val="nil"/>
-          <w:right w:space="0" w:sz="0" w:val="nil"/>
-          <w:between w:space="0" w:sz="0" w:val="nil"/>
-        </w:pBdr>
-        <w:shd w:fill="auto" w:val="clear"/>
-        <w:spacing w:after="0" w:before="0" w:line="240" w:lineRule="auto"/>
-        <w:ind w:left="0" w:right="0" w:firstLine="0"/>
-        <w:jc w:val="left"/>
-        <w:rPr>
-          <w:rFonts w:ascii="Arial" w:cs="Arial" w:eastAsia="Arial" w:hAnsi="Arial"/>
-          <w:b w:val="0"/>
-          <w:bCs w:val="0"/>
-          <w:i w:val="0"/>
-          <w:iCs w:val="0"/>
-          <w:smallCaps w:val="0"/>
-          <w:strike w:val="0"/>
-          <w:color w:val="000000"/>
-          <w:sz w:val="22"/>
-          <w:szCs w:val="22"/>
-          <w:u w:val="none"/>
-          <w:shd w:fill="auto" w:val="clear"/>
-          <w:vertAlign w:val="baseline"/>
-        </w:rPr>
-      </w:pPr>
-      <w:r>
-        <w:rPr>
-          <w:rFonts w:ascii="Arial" w:cs="Arial" w:eastAsia="Arial" w:hAnsi="Arial"/>
-          <w:b w:val="0"/>
-          <w:bCs w:val="0"/>
-          <w:i w:val="0"/>
-          <w:iCs w:val="0"/>
-          <w:smallCaps w:val="0"/>
-          <w:strike w:val="0"/>
-          <w:color w:val="000000"/>
-          <w:sz w:val="22"/>
-          <w:szCs w:val="22"/>
-          <w:u w:val="none"/>
-          <w:shd w:fill="auto" w:val="clear"/>
-          <w:vertAlign w:val="baseline"/>
-          <w:rtl w:val="0"/>
-        </w:rPr>
-        <w:t xml:space="preserve">Llenar después de terminar la primera versión</w:t>
-      </w:r>
-    </w:p>
-  </w:comment>
-</w:comments>
-</file>
-
-<file path=word/commentsExtended.xml><?xml version="1.0" encoding="utf-8"?>
-<w15:commentsEx xmlns:mc="http://schemas.openxmlformats.org/markup-compatibility/2006" xmlns:o="urn:schemas-microsoft-com:office:office" xmlns:r="http://schemas.openxmlformats.org/officeDocument/2006/relationships" xmlns:m="http://schemas.openxmlformats.org/officeDocument/2006/math" xmlns:v="urn:schemas-microsoft-com:vml" xmlns:wp="http://schemas.openxmlformats.org/drawingml/2006/wordprocessingDrawing" xmlns:w10="urn:schemas-microsoft-com:office:word" xmlns:w="http://schemas.openxmlformats.org/wordprocessingml/2006/main" xmlns:wne="http://schemas.microsoft.com/office/word/2006/wordml" xmlns:sl="http://schemas.openxmlformats.org/schemaLibrary/2006/main" xmlns:a="http://schemas.openxmlformats.org/drawingml/2006/main" xmlns:pic="http://schemas.openxmlformats.org/drawingml/2006/picture" xmlns:c="http://schemas.openxmlformats.org/drawingml/2006/chart" xmlns:lc="http://schemas.openxmlformats.org/drawingml/2006/lockedCanvas" xmlns:dgm="http://schemas.openxmlformats.org/drawingml/2006/diagram" xmlns:wps="http://schemas.microsoft.com/office/word/2010/wordprocessingShape" xmlns:wpg="http://schemas.microsoft.com/office/word/2010/wordprocessingGroup" xmlns:w14="http://schemas.microsoft.com/office/word/2010/wordml" xmlns:w15="http://schemas.microsoft.com/office/word/2012/wordml" xmlns:w16="http://schemas.microsoft.com/office/word/2018/wordml" xmlns:w16cex="http://schemas.microsoft.com/office/word/2018/wordml/cex" xmlns:w16cid="http://schemas.microsoft.com/office/word/2016/wordml/cid" xmlns="http://schemas.microsoft.com/office/tasks/2019/documenttasks" xmlns:cr="http://schemas.microsoft.com/office/comments/2020/reactions">
-  <w15:commentEx w15:paraId="00000196" w15:done="0"/>
-</w15:commentsEx>
 </file>
 
 <file path=word/footer1.xml><?xml version="1.0" encoding="utf-8"?>
@@ -13227,6 +15789,116 @@
   <w:abstractNum w:abstractNumId="2">
     <w:lvl w:ilvl="0">
       <w:start w:val="1"/>
+      <w:numFmt w:val="bullet"/>
+      <w:lvlText w:val="●"/>
+      <w:lvlJc w:val="left"/>
+      <w:pPr>
+        <w:ind w:left="720" w:hanging="360"/>
+      </w:pPr>
+      <w:rPr>
+        <w:u w:val="none"/>
+      </w:rPr>
+    </w:lvl>
+    <w:lvl w:ilvl="1">
+      <w:start w:val="1"/>
+      <w:numFmt w:val="bullet"/>
+      <w:lvlText w:val="○"/>
+      <w:lvlJc w:val="left"/>
+      <w:pPr>
+        <w:ind w:left="1440" w:hanging="360"/>
+      </w:pPr>
+      <w:rPr>
+        <w:u w:val="none"/>
+      </w:rPr>
+    </w:lvl>
+    <w:lvl w:ilvl="2">
+      <w:start w:val="1"/>
+      <w:numFmt w:val="bullet"/>
+      <w:lvlText w:val="■"/>
+      <w:lvlJc w:val="left"/>
+      <w:pPr>
+        <w:ind w:left="2160" w:hanging="360"/>
+      </w:pPr>
+      <w:rPr>
+        <w:u w:val="none"/>
+      </w:rPr>
+    </w:lvl>
+    <w:lvl w:ilvl="3">
+      <w:start w:val="1"/>
+      <w:numFmt w:val="bullet"/>
+      <w:lvlText w:val="●"/>
+      <w:lvlJc w:val="left"/>
+      <w:pPr>
+        <w:ind w:left="2880" w:hanging="360"/>
+      </w:pPr>
+      <w:rPr>
+        <w:u w:val="none"/>
+      </w:rPr>
+    </w:lvl>
+    <w:lvl w:ilvl="4">
+      <w:start w:val="1"/>
+      <w:numFmt w:val="bullet"/>
+      <w:lvlText w:val="○"/>
+      <w:lvlJc w:val="left"/>
+      <w:pPr>
+        <w:ind w:left="3600" w:hanging="360"/>
+      </w:pPr>
+      <w:rPr>
+        <w:u w:val="none"/>
+      </w:rPr>
+    </w:lvl>
+    <w:lvl w:ilvl="5">
+      <w:start w:val="1"/>
+      <w:numFmt w:val="bullet"/>
+      <w:lvlText w:val="■"/>
+      <w:lvlJc w:val="left"/>
+      <w:pPr>
+        <w:ind w:left="4320" w:hanging="360"/>
+      </w:pPr>
+      <w:rPr>
+        <w:u w:val="none"/>
+      </w:rPr>
+    </w:lvl>
+    <w:lvl w:ilvl="6">
+      <w:start w:val="1"/>
+      <w:numFmt w:val="bullet"/>
+      <w:lvlText w:val="●"/>
+      <w:lvlJc w:val="left"/>
+      <w:pPr>
+        <w:ind w:left="5040" w:hanging="360"/>
+      </w:pPr>
+      <w:rPr>
+        <w:u w:val="none"/>
+      </w:rPr>
+    </w:lvl>
+    <w:lvl w:ilvl="7">
+      <w:start w:val="1"/>
+      <w:numFmt w:val="bullet"/>
+      <w:lvlText w:val="○"/>
+      <w:lvlJc w:val="left"/>
+      <w:pPr>
+        <w:ind w:left="5760" w:hanging="360"/>
+      </w:pPr>
+      <w:rPr>
+        <w:u w:val="none"/>
+      </w:rPr>
+    </w:lvl>
+    <w:lvl w:ilvl="8">
+      <w:start w:val="1"/>
+      <w:numFmt w:val="bullet"/>
+      <w:lvlText w:val="■"/>
+      <w:lvlJc w:val="left"/>
+      <w:pPr>
+        <w:ind w:left="6480" w:hanging="360"/>
+      </w:pPr>
+      <w:rPr>
+        <w:u w:val="none"/>
+      </w:rPr>
+    </w:lvl>
+  </w:abstractNum>
+  <w:abstractNum w:abstractNumId="3">
+    <w:lvl w:ilvl="0">
+      <w:start w:val="1"/>
       <w:numFmt w:val="decimal"/>
       <w:lvlText w:val="%1."/>
       <w:lvlJc w:val="left"/>
@@ -13334,121 +16006,11 @@
       </w:rPr>
     </w:lvl>
   </w:abstractNum>
-  <w:abstractNum w:abstractNumId="3">
-    <w:lvl w:ilvl="0">
-      <w:start w:val="1"/>
-      <w:numFmt w:val="bullet"/>
-      <w:lvlText w:val="-"/>
-      <w:lvlJc w:val="left"/>
-      <w:pPr>
-        <w:ind w:left="720" w:hanging="360"/>
-      </w:pPr>
-      <w:rPr>
-        <w:u w:val="none"/>
-      </w:rPr>
-    </w:lvl>
-    <w:lvl w:ilvl="1">
-      <w:start w:val="1"/>
-      <w:numFmt w:val="bullet"/>
-      <w:lvlText w:val="-"/>
-      <w:lvlJc w:val="left"/>
-      <w:pPr>
-        <w:ind w:left="1440" w:hanging="360"/>
-      </w:pPr>
-      <w:rPr>
-        <w:u w:val="none"/>
-      </w:rPr>
-    </w:lvl>
-    <w:lvl w:ilvl="2">
-      <w:start w:val="1"/>
-      <w:numFmt w:val="bullet"/>
-      <w:lvlText w:val="-"/>
-      <w:lvlJc w:val="left"/>
-      <w:pPr>
-        <w:ind w:left="2160" w:hanging="360"/>
-      </w:pPr>
-      <w:rPr>
-        <w:u w:val="none"/>
-      </w:rPr>
-    </w:lvl>
-    <w:lvl w:ilvl="3">
-      <w:start w:val="1"/>
-      <w:numFmt w:val="bullet"/>
-      <w:lvlText w:val="-"/>
-      <w:lvlJc w:val="left"/>
-      <w:pPr>
-        <w:ind w:left="2880" w:hanging="360"/>
-      </w:pPr>
-      <w:rPr>
-        <w:u w:val="none"/>
-      </w:rPr>
-    </w:lvl>
-    <w:lvl w:ilvl="4">
-      <w:start w:val="1"/>
-      <w:numFmt w:val="bullet"/>
-      <w:lvlText w:val="-"/>
-      <w:lvlJc w:val="left"/>
-      <w:pPr>
-        <w:ind w:left="3600" w:hanging="360"/>
-      </w:pPr>
-      <w:rPr>
-        <w:u w:val="none"/>
-      </w:rPr>
-    </w:lvl>
-    <w:lvl w:ilvl="5">
-      <w:start w:val="1"/>
-      <w:numFmt w:val="bullet"/>
-      <w:lvlText w:val="-"/>
-      <w:lvlJc w:val="left"/>
-      <w:pPr>
-        <w:ind w:left="4320" w:hanging="360"/>
-      </w:pPr>
-      <w:rPr>
-        <w:u w:val="none"/>
-      </w:rPr>
-    </w:lvl>
-    <w:lvl w:ilvl="6">
-      <w:start w:val="1"/>
-      <w:numFmt w:val="bullet"/>
-      <w:lvlText w:val="-"/>
-      <w:lvlJc w:val="left"/>
-      <w:pPr>
-        <w:ind w:left="5040" w:hanging="360"/>
-      </w:pPr>
-      <w:rPr>
-        <w:u w:val="none"/>
-      </w:rPr>
-    </w:lvl>
-    <w:lvl w:ilvl="7">
-      <w:start w:val="1"/>
-      <w:numFmt w:val="bullet"/>
-      <w:lvlText w:val="-"/>
-      <w:lvlJc w:val="left"/>
-      <w:pPr>
-        <w:ind w:left="5760" w:hanging="360"/>
-      </w:pPr>
-      <w:rPr>
-        <w:u w:val="none"/>
-      </w:rPr>
-    </w:lvl>
-    <w:lvl w:ilvl="8">
-      <w:start w:val="1"/>
-      <w:numFmt w:val="bullet"/>
-      <w:lvlText w:val="-"/>
-      <w:lvlJc w:val="left"/>
-      <w:pPr>
-        <w:ind w:left="6480" w:hanging="360"/>
-      </w:pPr>
-      <w:rPr>
-        <w:u w:val="none"/>
-      </w:rPr>
-    </w:lvl>
-  </w:abstractNum>
   <w:abstractNum w:abstractNumId="4">
     <w:lvl w:ilvl="0">
       <w:start w:val="1"/>
       <w:numFmt w:val="bullet"/>
-      <w:lvlText w:val="-"/>
+      <w:lvlText w:val="●"/>
       <w:lvlJc w:val="left"/>
       <w:pPr>
         <w:ind w:left="720" w:hanging="360"/>
@@ -13460,7 +16022,7 @@
     <w:lvl w:ilvl="1">
       <w:start w:val="1"/>
       <w:numFmt w:val="bullet"/>
-      <w:lvlText w:val="-"/>
+      <w:lvlText w:val="○"/>
       <w:lvlJc w:val="left"/>
       <w:pPr>
         <w:ind w:left="1440" w:hanging="360"/>
@@ -13472,7 +16034,7 @@
     <w:lvl w:ilvl="2">
       <w:start w:val="1"/>
       <w:numFmt w:val="bullet"/>
-      <w:lvlText w:val="-"/>
+      <w:lvlText w:val="■"/>
       <w:lvlJc w:val="left"/>
       <w:pPr>
         <w:ind w:left="2160" w:hanging="360"/>
@@ -13484,7 +16046,7 @@
     <w:lvl w:ilvl="3">
       <w:start w:val="1"/>
       <w:numFmt w:val="bullet"/>
-      <w:lvlText w:val="-"/>
+      <w:lvlText w:val="●"/>
       <w:lvlJc w:val="left"/>
       <w:pPr>
         <w:ind w:left="2880" w:hanging="360"/>
@@ -13496,7 +16058,7 @@
     <w:lvl w:ilvl="4">
       <w:start w:val="1"/>
       <w:numFmt w:val="bullet"/>
-      <w:lvlText w:val="-"/>
+      <w:lvlText w:val="○"/>
       <w:lvlJc w:val="left"/>
       <w:pPr>
         <w:ind w:left="3600" w:hanging="360"/>
@@ -13508,7 +16070,7 @@
     <w:lvl w:ilvl="5">
       <w:start w:val="1"/>
       <w:numFmt w:val="bullet"/>
-      <w:lvlText w:val="-"/>
+      <w:lvlText w:val="■"/>
       <w:lvlJc w:val="left"/>
       <w:pPr>
         <w:ind w:left="4320" w:hanging="360"/>
@@ -13520,7 +16082,7 @@
     <w:lvl w:ilvl="6">
       <w:start w:val="1"/>
       <w:numFmt w:val="bullet"/>
-      <w:lvlText w:val="-"/>
+      <w:lvlText w:val="●"/>
       <w:lvlJc w:val="left"/>
       <w:pPr>
         <w:ind w:left="5040" w:hanging="360"/>
@@ -13532,7 +16094,7 @@
     <w:lvl w:ilvl="7">
       <w:start w:val="1"/>
       <w:numFmt w:val="bullet"/>
-      <w:lvlText w:val="-"/>
+      <w:lvlText w:val="○"/>
       <w:lvlJc w:val="left"/>
       <w:pPr>
         <w:ind w:left="5760" w:hanging="360"/>
@@ -13544,7 +16106,7 @@
     <w:lvl w:ilvl="8">
       <w:start w:val="1"/>
       <w:numFmt w:val="bullet"/>
-      <w:lvlText w:val="-"/>
+      <w:lvlText w:val="■"/>
       <w:lvlJc w:val="left"/>
       <w:pPr>
         <w:ind w:left="6480" w:hanging="360"/>
@@ -13557,6 +16119,446 @@
   <w:abstractNum w:abstractNumId="5">
     <w:lvl w:ilvl="0">
       <w:start w:val="1"/>
+      <w:numFmt w:val="bullet"/>
+      <w:lvlText w:val="●"/>
+      <w:lvlJc w:val="left"/>
+      <w:pPr>
+        <w:ind w:left="720" w:hanging="360"/>
+      </w:pPr>
+      <w:rPr>
+        <w:u w:val="none"/>
+      </w:rPr>
+    </w:lvl>
+    <w:lvl w:ilvl="1">
+      <w:start w:val="1"/>
+      <w:numFmt w:val="bullet"/>
+      <w:lvlText w:val="○"/>
+      <w:lvlJc w:val="left"/>
+      <w:pPr>
+        <w:ind w:left="1440" w:hanging="360"/>
+      </w:pPr>
+      <w:rPr>
+        <w:u w:val="none"/>
+      </w:rPr>
+    </w:lvl>
+    <w:lvl w:ilvl="2">
+      <w:start w:val="1"/>
+      <w:numFmt w:val="bullet"/>
+      <w:lvlText w:val="■"/>
+      <w:lvlJc w:val="left"/>
+      <w:pPr>
+        <w:ind w:left="2160" w:hanging="360"/>
+      </w:pPr>
+      <w:rPr>
+        <w:u w:val="none"/>
+      </w:rPr>
+    </w:lvl>
+    <w:lvl w:ilvl="3">
+      <w:start w:val="1"/>
+      <w:numFmt w:val="bullet"/>
+      <w:lvlText w:val="●"/>
+      <w:lvlJc w:val="left"/>
+      <w:pPr>
+        <w:ind w:left="2880" w:hanging="360"/>
+      </w:pPr>
+      <w:rPr>
+        <w:u w:val="none"/>
+      </w:rPr>
+    </w:lvl>
+    <w:lvl w:ilvl="4">
+      <w:start w:val="1"/>
+      <w:numFmt w:val="bullet"/>
+      <w:lvlText w:val="○"/>
+      <w:lvlJc w:val="left"/>
+      <w:pPr>
+        <w:ind w:left="3600" w:hanging="360"/>
+      </w:pPr>
+      <w:rPr>
+        <w:u w:val="none"/>
+      </w:rPr>
+    </w:lvl>
+    <w:lvl w:ilvl="5">
+      <w:start w:val="1"/>
+      <w:numFmt w:val="bullet"/>
+      <w:lvlText w:val="■"/>
+      <w:lvlJc w:val="left"/>
+      <w:pPr>
+        <w:ind w:left="4320" w:hanging="360"/>
+      </w:pPr>
+      <w:rPr>
+        <w:u w:val="none"/>
+      </w:rPr>
+    </w:lvl>
+    <w:lvl w:ilvl="6">
+      <w:start w:val="1"/>
+      <w:numFmt w:val="bullet"/>
+      <w:lvlText w:val="●"/>
+      <w:lvlJc w:val="left"/>
+      <w:pPr>
+        <w:ind w:left="5040" w:hanging="360"/>
+      </w:pPr>
+      <w:rPr>
+        <w:u w:val="none"/>
+      </w:rPr>
+    </w:lvl>
+    <w:lvl w:ilvl="7">
+      <w:start w:val="1"/>
+      <w:numFmt w:val="bullet"/>
+      <w:lvlText w:val="○"/>
+      <w:lvlJc w:val="left"/>
+      <w:pPr>
+        <w:ind w:left="5760" w:hanging="360"/>
+      </w:pPr>
+      <w:rPr>
+        <w:u w:val="none"/>
+      </w:rPr>
+    </w:lvl>
+    <w:lvl w:ilvl="8">
+      <w:start w:val="1"/>
+      <w:numFmt w:val="bullet"/>
+      <w:lvlText w:val="■"/>
+      <w:lvlJc w:val="left"/>
+      <w:pPr>
+        <w:ind w:left="6480" w:hanging="360"/>
+      </w:pPr>
+      <w:rPr>
+        <w:u w:val="none"/>
+      </w:rPr>
+    </w:lvl>
+  </w:abstractNum>
+  <w:abstractNum w:abstractNumId="6">
+    <w:lvl w:ilvl="0">
+      <w:start w:val="1"/>
+      <w:numFmt w:val="bullet"/>
+      <w:lvlText w:val="-"/>
+      <w:lvlJc w:val="left"/>
+      <w:pPr>
+        <w:ind w:left="720" w:hanging="360"/>
+      </w:pPr>
+      <w:rPr>
+        <w:u w:val="none"/>
+      </w:rPr>
+    </w:lvl>
+    <w:lvl w:ilvl="1">
+      <w:start w:val="1"/>
+      <w:numFmt w:val="bullet"/>
+      <w:lvlText w:val="-"/>
+      <w:lvlJc w:val="left"/>
+      <w:pPr>
+        <w:ind w:left="1440" w:hanging="360"/>
+      </w:pPr>
+      <w:rPr>
+        <w:u w:val="none"/>
+      </w:rPr>
+    </w:lvl>
+    <w:lvl w:ilvl="2">
+      <w:start w:val="1"/>
+      <w:numFmt w:val="bullet"/>
+      <w:lvlText w:val="-"/>
+      <w:lvlJc w:val="left"/>
+      <w:pPr>
+        <w:ind w:left="2160" w:hanging="360"/>
+      </w:pPr>
+      <w:rPr>
+        <w:u w:val="none"/>
+      </w:rPr>
+    </w:lvl>
+    <w:lvl w:ilvl="3">
+      <w:start w:val="1"/>
+      <w:numFmt w:val="bullet"/>
+      <w:lvlText w:val="-"/>
+      <w:lvlJc w:val="left"/>
+      <w:pPr>
+        <w:ind w:left="2880" w:hanging="360"/>
+      </w:pPr>
+      <w:rPr>
+        <w:u w:val="none"/>
+      </w:rPr>
+    </w:lvl>
+    <w:lvl w:ilvl="4">
+      <w:start w:val="1"/>
+      <w:numFmt w:val="bullet"/>
+      <w:lvlText w:val="-"/>
+      <w:lvlJc w:val="left"/>
+      <w:pPr>
+        <w:ind w:left="3600" w:hanging="360"/>
+      </w:pPr>
+      <w:rPr>
+        <w:u w:val="none"/>
+      </w:rPr>
+    </w:lvl>
+    <w:lvl w:ilvl="5">
+      <w:start w:val="1"/>
+      <w:numFmt w:val="bullet"/>
+      <w:lvlText w:val="-"/>
+      <w:lvlJc w:val="left"/>
+      <w:pPr>
+        <w:ind w:left="4320" w:hanging="360"/>
+      </w:pPr>
+      <w:rPr>
+        <w:u w:val="none"/>
+      </w:rPr>
+    </w:lvl>
+    <w:lvl w:ilvl="6">
+      <w:start w:val="1"/>
+      <w:numFmt w:val="bullet"/>
+      <w:lvlText w:val="-"/>
+      <w:lvlJc w:val="left"/>
+      <w:pPr>
+        <w:ind w:left="5040" w:hanging="360"/>
+      </w:pPr>
+      <w:rPr>
+        <w:u w:val="none"/>
+      </w:rPr>
+    </w:lvl>
+    <w:lvl w:ilvl="7">
+      <w:start w:val="1"/>
+      <w:numFmt w:val="bullet"/>
+      <w:lvlText w:val="-"/>
+      <w:lvlJc w:val="left"/>
+      <w:pPr>
+        <w:ind w:left="5760" w:hanging="360"/>
+      </w:pPr>
+      <w:rPr>
+        <w:u w:val="none"/>
+      </w:rPr>
+    </w:lvl>
+    <w:lvl w:ilvl="8">
+      <w:start w:val="1"/>
+      <w:numFmt w:val="bullet"/>
+      <w:lvlText w:val="-"/>
+      <w:lvlJc w:val="left"/>
+      <w:pPr>
+        <w:ind w:left="6480" w:hanging="360"/>
+      </w:pPr>
+      <w:rPr>
+        <w:u w:val="none"/>
+      </w:rPr>
+    </w:lvl>
+  </w:abstractNum>
+  <w:abstractNum w:abstractNumId="7">
+    <w:lvl w:ilvl="0">
+      <w:start w:val="1"/>
+      <w:numFmt w:val="bullet"/>
+      <w:lvlText w:val="●"/>
+      <w:lvlJc w:val="left"/>
+      <w:pPr>
+        <w:ind w:left="720" w:hanging="360"/>
+      </w:pPr>
+      <w:rPr>
+        <w:u w:val="none"/>
+      </w:rPr>
+    </w:lvl>
+    <w:lvl w:ilvl="1">
+      <w:start w:val="1"/>
+      <w:numFmt w:val="bullet"/>
+      <w:lvlText w:val="○"/>
+      <w:lvlJc w:val="left"/>
+      <w:pPr>
+        <w:ind w:left="1440" w:hanging="360"/>
+      </w:pPr>
+      <w:rPr>
+        <w:u w:val="none"/>
+      </w:rPr>
+    </w:lvl>
+    <w:lvl w:ilvl="2">
+      <w:start w:val="1"/>
+      <w:numFmt w:val="bullet"/>
+      <w:lvlText w:val="■"/>
+      <w:lvlJc w:val="left"/>
+      <w:pPr>
+        <w:ind w:left="2160" w:hanging="360"/>
+      </w:pPr>
+      <w:rPr>
+        <w:u w:val="none"/>
+      </w:rPr>
+    </w:lvl>
+    <w:lvl w:ilvl="3">
+      <w:start w:val="1"/>
+      <w:numFmt w:val="bullet"/>
+      <w:lvlText w:val="●"/>
+      <w:lvlJc w:val="left"/>
+      <w:pPr>
+        <w:ind w:left="2880" w:hanging="360"/>
+      </w:pPr>
+      <w:rPr>
+        <w:u w:val="none"/>
+      </w:rPr>
+    </w:lvl>
+    <w:lvl w:ilvl="4">
+      <w:start w:val="1"/>
+      <w:numFmt w:val="bullet"/>
+      <w:lvlText w:val="○"/>
+      <w:lvlJc w:val="left"/>
+      <w:pPr>
+        <w:ind w:left="3600" w:hanging="360"/>
+      </w:pPr>
+      <w:rPr>
+        <w:u w:val="none"/>
+      </w:rPr>
+    </w:lvl>
+    <w:lvl w:ilvl="5">
+      <w:start w:val="1"/>
+      <w:numFmt w:val="bullet"/>
+      <w:lvlText w:val="■"/>
+      <w:lvlJc w:val="left"/>
+      <w:pPr>
+        <w:ind w:left="4320" w:hanging="360"/>
+      </w:pPr>
+      <w:rPr>
+        <w:u w:val="none"/>
+      </w:rPr>
+    </w:lvl>
+    <w:lvl w:ilvl="6">
+      <w:start w:val="1"/>
+      <w:numFmt w:val="bullet"/>
+      <w:lvlText w:val="●"/>
+      <w:lvlJc w:val="left"/>
+      <w:pPr>
+        <w:ind w:left="5040" w:hanging="360"/>
+      </w:pPr>
+      <w:rPr>
+        <w:u w:val="none"/>
+      </w:rPr>
+    </w:lvl>
+    <w:lvl w:ilvl="7">
+      <w:start w:val="1"/>
+      <w:numFmt w:val="bullet"/>
+      <w:lvlText w:val="○"/>
+      <w:lvlJc w:val="left"/>
+      <w:pPr>
+        <w:ind w:left="5760" w:hanging="360"/>
+      </w:pPr>
+      <w:rPr>
+        <w:u w:val="none"/>
+      </w:rPr>
+    </w:lvl>
+    <w:lvl w:ilvl="8">
+      <w:start w:val="1"/>
+      <w:numFmt w:val="bullet"/>
+      <w:lvlText w:val="■"/>
+      <w:lvlJc w:val="left"/>
+      <w:pPr>
+        <w:ind w:left="6480" w:hanging="360"/>
+      </w:pPr>
+      <w:rPr>
+        <w:u w:val="none"/>
+      </w:rPr>
+    </w:lvl>
+  </w:abstractNum>
+  <w:abstractNum w:abstractNumId="8">
+    <w:lvl w:ilvl="0">
+      <w:start w:val="1"/>
+      <w:numFmt w:val="bullet"/>
+      <w:lvlText w:val="-"/>
+      <w:lvlJc w:val="left"/>
+      <w:pPr>
+        <w:ind w:left="720" w:hanging="360"/>
+      </w:pPr>
+      <w:rPr>
+        <w:u w:val="none"/>
+      </w:rPr>
+    </w:lvl>
+    <w:lvl w:ilvl="1">
+      <w:start w:val="1"/>
+      <w:numFmt w:val="bullet"/>
+      <w:lvlText w:val="-"/>
+      <w:lvlJc w:val="left"/>
+      <w:pPr>
+        <w:ind w:left="1440" w:hanging="360"/>
+      </w:pPr>
+      <w:rPr>
+        <w:u w:val="none"/>
+      </w:rPr>
+    </w:lvl>
+    <w:lvl w:ilvl="2">
+      <w:start w:val="1"/>
+      <w:numFmt w:val="bullet"/>
+      <w:lvlText w:val="-"/>
+      <w:lvlJc w:val="left"/>
+      <w:pPr>
+        <w:ind w:left="2160" w:hanging="360"/>
+      </w:pPr>
+      <w:rPr>
+        <w:u w:val="none"/>
+      </w:rPr>
+    </w:lvl>
+    <w:lvl w:ilvl="3">
+      <w:start w:val="1"/>
+      <w:numFmt w:val="bullet"/>
+      <w:lvlText w:val="-"/>
+      <w:lvlJc w:val="left"/>
+      <w:pPr>
+        <w:ind w:left="2880" w:hanging="360"/>
+      </w:pPr>
+      <w:rPr>
+        <w:u w:val="none"/>
+      </w:rPr>
+    </w:lvl>
+    <w:lvl w:ilvl="4">
+      <w:start w:val="1"/>
+      <w:numFmt w:val="bullet"/>
+      <w:lvlText w:val="-"/>
+      <w:lvlJc w:val="left"/>
+      <w:pPr>
+        <w:ind w:left="3600" w:hanging="360"/>
+      </w:pPr>
+      <w:rPr>
+        <w:u w:val="none"/>
+      </w:rPr>
+    </w:lvl>
+    <w:lvl w:ilvl="5">
+      <w:start w:val="1"/>
+      <w:numFmt w:val="bullet"/>
+      <w:lvlText w:val="-"/>
+      <w:lvlJc w:val="left"/>
+      <w:pPr>
+        <w:ind w:left="4320" w:hanging="360"/>
+      </w:pPr>
+      <w:rPr>
+        <w:u w:val="none"/>
+      </w:rPr>
+    </w:lvl>
+    <w:lvl w:ilvl="6">
+      <w:start w:val="1"/>
+      <w:numFmt w:val="bullet"/>
+      <w:lvlText w:val="-"/>
+      <w:lvlJc w:val="left"/>
+      <w:pPr>
+        <w:ind w:left="5040" w:hanging="360"/>
+      </w:pPr>
+      <w:rPr>
+        <w:u w:val="none"/>
+      </w:rPr>
+    </w:lvl>
+    <w:lvl w:ilvl="7">
+      <w:start w:val="1"/>
+      <w:numFmt w:val="bullet"/>
+      <w:lvlText w:val="-"/>
+      <w:lvlJc w:val="left"/>
+      <w:pPr>
+        <w:ind w:left="5760" w:hanging="360"/>
+      </w:pPr>
+      <w:rPr>
+        <w:u w:val="none"/>
+      </w:rPr>
+    </w:lvl>
+    <w:lvl w:ilvl="8">
+      <w:start w:val="1"/>
+      <w:numFmt w:val="bullet"/>
+      <w:lvlText w:val="-"/>
+      <w:lvlJc w:val="left"/>
+      <w:pPr>
+        <w:ind w:left="6480" w:hanging="360"/>
+      </w:pPr>
+      <w:rPr>
+        <w:u w:val="none"/>
+      </w:rPr>
+    </w:lvl>
+  </w:abstractNum>
+  <w:abstractNum w:abstractNumId="9">
+    <w:lvl w:ilvl="0">
+      <w:start w:val="1"/>
       <w:numFmt w:val="decimal"/>
       <w:lvlText w:val="%1."/>
       <w:lvlJc w:val="left"/>
@@ -13664,7 +16666,7 @@
       </w:rPr>
     </w:lvl>
   </w:abstractNum>
-  <w:abstractNum w:abstractNumId="6">
+  <w:abstractNum w:abstractNumId="10">
     <w:lvl w:ilvl="0">
       <w:start w:val="1"/>
       <w:numFmt w:val="decimal"/>
@@ -13774,447 +16776,6 @@
       </w:rPr>
     </w:lvl>
   </w:abstractNum>
-  <w:abstractNum w:abstractNumId="7">
-    <w:lvl w:ilvl="0">
-      <w:start w:val="1"/>
-      <w:numFmt w:val="bullet"/>
-      <w:lvlText w:val="-"/>
-      <w:lvlJc w:val="left"/>
-      <w:pPr>
-        <w:ind w:left="720" w:hanging="360"/>
-      </w:pPr>
-      <w:rPr>
-        <w:u w:val="none"/>
-      </w:rPr>
-    </w:lvl>
-    <w:lvl w:ilvl="1">
-      <w:start w:val="1"/>
-      <w:numFmt w:val="bullet"/>
-      <w:lvlText w:val="-"/>
-      <w:lvlJc w:val="left"/>
-      <w:pPr>
-        <w:ind w:left="1440" w:hanging="360"/>
-      </w:pPr>
-      <w:rPr>
-        <w:u w:val="none"/>
-      </w:rPr>
-    </w:lvl>
-    <w:lvl w:ilvl="2">
-      <w:start w:val="1"/>
-      <w:numFmt w:val="bullet"/>
-      <w:lvlText w:val="-"/>
-      <w:lvlJc w:val="left"/>
-      <w:pPr>
-        <w:ind w:left="2160" w:hanging="360"/>
-      </w:pPr>
-      <w:rPr>
-        <w:u w:val="none"/>
-      </w:rPr>
-    </w:lvl>
-    <w:lvl w:ilvl="3">
-      <w:start w:val="1"/>
-      <w:numFmt w:val="bullet"/>
-      <w:lvlText w:val="-"/>
-      <w:lvlJc w:val="left"/>
-      <w:pPr>
-        <w:ind w:left="2880" w:hanging="360"/>
-      </w:pPr>
-      <w:rPr>
-        <w:u w:val="none"/>
-      </w:rPr>
-    </w:lvl>
-    <w:lvl w:ilvl="4">
-      <w:start w:val="1"/>
-      <w:numFmt w:val="bullet"/>
-      <w:lvlText w:val="-"/>
-      <w:lvlJc w:val="left"/>
-      <w:pPr>
-        <w:ind w:left="3600" w:hanging="360"/>
-      </w:pPr>
-      <w:rPr>
-        <w:u w:val="none"/>
-      </w:rPr>
-    </w:lvl>
-    <w:lvl w:ilvl="5">
-      <w:start w:val="1"/>
-      <w:numFmt w:val="bullet"/>
-      <w:lvlText w:val="-"/>
-      <w:lvlJc w:val="left"/>
-      <w:pPr>
-        <w:ind w:left="4320" w:hanging="360"/>
-      </w:pPr>
-      <w:rPr>
-        <w:u w:val="none"/>
-      </w:rPr>
-    </w:lvl>
-    <w:lvl w:ilvl="6">
-      <w:start w:val="1"/>
-      <w:numFmt w:val="bullet"/>
-      <w:lvlText w:val="-"/>
-      <w:lvlJc w:val="left"/>
-      <w:pPr>
-        <w:ind w:left="5040" w:hanging="360"/>
-      </w:pPr>
-      <w:rPr>
-        <w:u w:val="none"/>
-      </w:rPr>
-    </w:lvl>
-    <w:lvl w:ilvl="7">
-      <w:start w:val="1"/>
-      <w:numFmt w:val="bullet"/>
-      <w:lvlText w:val="-"/>
-      <w:lvlJc w:val="left"/>
-      <w:pPr>
-        <w:ind w:left="5760" w:hanging="360"/>
-      </w:pPr>
-      <w:rPr>
-        <w:u w:val="none"/>
-      </w:rPr>
-    </w:lvl>
-    <w:lvl w:ilvl="8">
-      <w:start w:val="1"/>
-      <w:numFmt w:val="bullet"/>
-      <w:lvlText w:val="-"/>
-      <w:lvlJc w:val="left"/>
-      <w:pPr>
-        <w:ind w:left="6480" w:hanging="360"/>
-      </w:pPr>
-      <w:rPr>
-        <w:u w:val="none"/>
-      </w:rPr>
-    </w:lvl>
-  </w:abstractNum>
-  <w:abstractNum w:abstractNumId="8">
-    <w:lvl w:ilvl="0">
-      <w:start w:val="1"/>
-      <w:numFmt w:val="decimal"/>
-      <w:lvlText w:val="%1."/>
-      <w:lvlJc w:val="left"/>
-      <w:pPr>
-        <w:ind w:left="720" w:hanging="360"/>
-      </w:pPr>
-      <w:rPr>
-        <w:rFonts w:ascii="Arial" w:cs="Arial" w:eastAsia="Arial" w:hAnsi="Arial"/>
-        <w:u w:val="none"/>
-      </w:rPr>
-    </w:lvl>
-    <w:lvl w:ilvl="1">
-      <w:start w:val="1"/>
-      <w:numFmt w:val="lowerLetter"/>
-      <w:lvlText w:val="%2."/>
-      <w:lvlJc w:val="left"/>
-      <w:pPr>
-        <w:ind w:left="1440" w:hanging="360"/>
-      </w:pPr>
-      <w:rPr>
-        <w:u w:val="none"/>
-      </w:rPr>
-    </w:lvl>
-    <w:lvl w:ilvl="2">
-      <w:start w:val="1"/>
-      <w:numFmt w:val="lowerRoman"/>
-      <w:lvlText w:val="%3."/>
-      <w:lvlJc w:val="left"/>
-      <w:pPr>
-        <w:ind w:left="2160" w:hanging="360"/>
-      </w:pPr>
-      <w:rPr>
-        <w:u w:val="none"/>
-      </w:rPr>
-    </w:lvl>
-    <w:lvl w:ilvl="3">
-      <w:start w:val="1"/>
-      <w:numFmt w:val="decimal"/>
-      <w:lvlText w:val="%4."/>
-      <w:lvlJc w:val="left"/>
-      <w:pPr>
-        <w:ind w:left="2880" w:hanging="360"/>
-      </w:pPr>
-      <w:rPr>
-        <w:u w:val="none"/>
-      </w:rPr>
-    </w:lvl>
-    <w:lvl w:ilvl="4">
-      <w:start w:val="1"/>
-      <w:numFmt w:val="lowerLetter"/>
-      <w:lvlText w:val="%5."/>
-      <w:lvlJc w:val="left"/>
-      <w:pPr>
-        <w:ind w:left="3600" w:hanging="360"/>
-      </w:pPr>
-      <w:rPr>
-        <w:u w:val="none"/>
-      </w:rPr>
-    </w:lvl>
-    <w:lvl w:ilvl="5">
-      <w:start w:val="1"/>
-      <w:numFmt w:val="lowerRoman"/>
-      <w:lvlText w:val="%6."/>
-      <w:lvlJc w:val="left"/>
-      <w:pPr>
-        <w:ind w:left="4320" w:hanging="360"/>
-      </w:pPr>
-      <w:rPr>
-        <w:u w:val="none"/>
-      </w:rPr>
-    </w:lvl>
-    <w:lvl w:ilvl="6">
-      <w:start w:val="1"/>
-      <w:numFmt w:val="decimal"/>
-      <w:lvlText w:val="%7."/>
-      <w:lvlJc w:val="left"/>
-      <w:pPr>
-        <w:ind w:left="5040" w:hanging="360"/>
-      </w:pPr>
-      <w:rPr>
-        <w:u w:val="none"/>
-      </w:rPr>
-    </w:lvl>
-    <w:lvl w:ilvl="7">
-      <w:start w:val="1"/>
-      <w:numFmt w:val="lowerLetter"/>
-      <w:lvlText w:val="%8."/>
-      <w:lvlJc w:val="left"/>
-      <w:pPr>
-        <w:ind w:left="5760" w:hanging="360"/>
-      </w:pPr>
-      <w:rPr>
-        <w:u w:val="none"/>
-      </w:rPr>
-    </w:lvl>
-    <w:lvl w:ilvl="8">
-      <w:start w:val="1"/>
-      <w:numFmt w:val="lowerRoman"/>
-      <w:lvlText w:val="%9."/>
-      <w:lvlJc w:val="left"/>
-      <w:pPr>
-        <w:ind w:left="6480" w:hanging="360"/>
-      </w:pPr>
-      <w:rPr>
-        <w:u w:val="none"/>
-      </w:rPr>
-    </w:lvl>
-  </w:abstractNum>
-  <w:abstractNum w:abstractNumId="9">
-    <w:lvl w:ilvl="0">
-      <w:start w:val="1"/>
-      <w:numFmt w:val="bullet"/>
-      <w:lvlText w:val="-"/>
-      <w:lvlJc w:val="left"/>
-      <w:pPr>
-        <w:ind w:left="720" w:hanging="360"/>
-      </w:pPr>
-      <w:rPr>
-        <w:u w:val="none"/>
-      </w:rPr>
-    </w:lvl>
-    <w:lvl w:ilvl="1">
-      <w:start w:val="1"/>
-      <w:numFmt w:val="bullet"/>
-      <w:lvlText w:val="-"/>
-      <w:lvlJc w:val="left"/>
-      <w:pPr>
-        <w:ind w:left="1440" w:hanging="360"/>
-      </w:pPr>
-      <w:rPr>
-        <w:u w:val="none"/>
-      </w:rPr>
-    </w:lvl>
-    <w:lvl w:ilvl="2">
-      <w:start w:val="1"/>
-      <w:numFmt w:val="bullet"/>
-      <w:lvlText w:val="-"/>
-      <w:lvlJc w:val="left"/>
-      <w:pPr>
-        <w:ind w:left="2160" w:hanging="360"/>
-      </w:pPr>
-      <w:rPr>
-        <w:u w:val="none"/>
-      </w:rPr>
-    </w:lvl>
-    <w:lvl w:ilvl="3">
-      <w:start w:val="1"/>
-      <w:numFmt w:val="bullet"/>
-      <w:lvlText w:val="-"/>
-      <w:lvlJc w:val="left"/>
-      <w:pPr>
-        <w:ind w:left="2880" w:hanging="360"/>
-      </w:pPr>
-      <w:rPr>
-        <w:u w:val="none"/>
-      </w:rPr>
-    </w:lvl>
-    <w:lvl w:ilvl="4">
-      <w:start w:val="1"/>
-      <w:numFmt w:val="bullet"/>
-      <w:lvlText w:val="-"/>
-      <w:lvlJc w:val="left"/>
-      <w:pPr>
-        <w:ind w:left="3600" w:hanging="360"/>
-      </w:pPr>
-      <w:rPr>
-        <w:u w:val="none"/>
-      </w:rPr>
-    </w:lvl>
-    <w:lvl w:ilvl="5">
-      <w:start w:val="1"/>
-      <w:numFmt w:val="bullet"/>
-      <w:lvlText w:val="-"/>
-      <w:lvlJc w:val="left"/>
-      <w:pPr>
-        <w:ind w:left="4320" w:hanging="360"/>
-      </w:pPr>
-      <w:rPr>
-        <w:u w:val="none"/>
-      </w:rPr>
-    </w:lvl>
-    <w:lvl w:ilvl="6">
-      <w:start w:val="1"/>
-      <w:numFmt w:val="bullet"/>
-      <w:lvlText w:val="-"/>
-      <w:lvlJc w:val="left"/>
-      <w:pPr>
-        <w:ind w:left="5040" w:hanging="360"/>
-      </w:pPr>
-      <w:rPr>
-        <w:u w:val="none"/>
-      </w:rPr>
-    </w:lvl>
-    <w:lvl w:ilvl="7">
-      <w:start w:val="1"/>
-      <w:numFmt w:val="bullet"/>
-      <w:lvlText w:val="-"/>
-      <w:lvlJc w:val="left"/>
-      <w:pPr>
-        <w:ind w:left="5760" w:hanging="360"/>
-      </w:pPr>
-      <w:rPr>
-        <w:u w:val="none"/>
-      </w:rPr>
-    </w:lvl>
-    <w:lvl w:ilvl="8">
-      <w:start w:val="1"/>
-      <w:numFmt w:val="bullet"/>
-      <w:lvlText w:val="-"/>
-      <w:lvlJc w:val="left"/>
-      <w:pPr>
-        <w:ind w:left="6480" w:hanging="360"/>
-      </w:pPr>
-      <w:rPr>
-        <w:u w:val="none"/>
-      </w:rPr>
-    </w:lvl>
-  </w:abstractNum>
-  <w:abstractNum w:abstractNumId="10">
-    <w:lvl w:ilvl="0">
-      <w:start w:val="1"/>
-      <w:numFmt w:val="bullet"/>
-      <w:lvlText w:val="-"/>
-      <w:lvlJc w:val="left"/>
-      <w:pPr>
-        <w:ind w:left="720" w:hanging="360"/>
-      </w:pPr>
-      <w:rPr>
-        <w:u w:val="none"/>
-      </w:rPr>
-    </w:lvl>
-    <w:lvl w:ilvl="1">
-      <w:start w:val="1"/>
-      <w:numFmt w:val="bullet"/>
-      <w:lvlText w:val="-"/>
-      <w:lvlJc w:val="left"/>
-      <w:pPr>
-        <w:ind w:left="1440" w:hanging="360"/>
-      </w:pPr>
-      <w:rPr>
-        <w:u w:val="none"/>
-      </w:rPr>
-    </w:lvl>
-    <w:lvl w:ilvl="2">
-      <w:start w:val="1"/>
-      <w:numFmt w:val="bullet"/>
-      <w:lvlText w:val="-"/>
-      <w:lvlJc w:val="left"/>
-      <w:pPr>
-        <w:ind w:left="2160" w:hanging="360"/>
-      </w:pPr>
-      <w:rPr>
-        <w:u w:val="none"/>
-      </w:rPr>
-    </w:lvl>
-    <w:lvl w:ilvl="3">
-      <w:start w:val="1"/>
-      <w:numFmt w:val="bullet"/>
-      <w:lvlText w:val="-"/>
-      <w:lvlJc w:val="left"/>
-      <w:pPr>
-        <w:ind w:left="2880" w:hanging="360"/>
-      </w:pPr>
-      <w:rPr>
-        <w:u w:val="none"/>
-      </w:rPr>
-    </w:lvl>
-    <w:lvl w:ilvl="4">
-      <w:start w:val="1"/>
-      <w:numFmt w:val="bullet"/>
-      <w:lvlText w:val="-"/>
-      <w:lvlJc w:val="left"/>
-      <w:pPr>
-        <w:ind w:left="3600" w:hanging="360"/>
-      </w:pPr>
-      <w:rPr>
-        <w:u w:val="none"/>
-      </w:rPr>
-    </w:lvl>
-    <w:lvl w:ilvl="5">
-      <w:start w:val="1"/>
-      <w:numFmt w:val="bullet"/>
-      <w:lvlText w:val="-"/>
-      <w:lvlJc w:val="left"/>
-      <w:pPr>
-        <w:ind w:left="4320" w:hanging="360"/>
-      </w:pPr>
-      <w:rPr>
-        <w:u w:val="none"/>
-      </w:rPr>
-    </w:lvl>
-    <w:lvl w:ilvl="6">
-      <w:start w:val="1"/>
-      <w:numFmt w:val="bullet"/>
-      <w:lvlText w:val="-"/>
-      <w:lvlJc w:val="left"/>
-      <w:pPr>
-        <w:ind w:left="5040" w:hanging="360"/>
-      </w:pPr>
-      <w:rPr>
-        <w:u w:val="none"/>
-      </w:rPr>
-    </w:lvl>
-    <w:lvl w:ilvl="7">
-      <w:start w:val="1"/>
-      <w:numFmt w:val="bullet"/>
-      <w:lvlText w:val="-"/>
-      <w:lvlJc w:val="left"/>
-      <w:pPr>
-        <w:ind w:left="5760" w:hanging="360"/>
-      </w:pPr>
-      <w:rPr>
-        <w:u w:val="none"/>
-      </w:rPr>
-    </w:lvl>
-    <w:lvl w:ilvl="8">
-      <w:start w:val="1"/>
-      <w:numFmt w:val="bullet"/>
-      <w:lvlText w:val="-"/>
-      <w:lvlJc w:val="left"/>
-      <w:pPr>
-        <w:ind w:left="6480" w:hanging="360"/>
-      </w:pPr>
-      <w:rPr>
-        <w:u w:val="none"/>
-      </w:rPr>
-    </w:lvl>
-  </w:abstractNum>
   <w:abstractNum w:abstractNumId="11">
     <w:lvl w:ilvl="0">
       <w:start w:val="1"/>
@@ -14328,110 +16889,111 @@
   <w:abstractNum w:abstractNumId="12">
     <w:lvl w:ilvl="0">
       <w:start w:val="1"/>
-      <w:numFmt w:val="bullet"/>
-      <w:lvlText w:val="●"/>
+      <w:numFmt w:val="decimal"/>
+      <w:lvlText w:val="%1."/>
       <w:lvlJc w:val="left"/>
       <w:pPr>
         <w:ind w:left="720" w:hanging="360"/>
       </w:pPr>
       <w:rPr>
-        <w:rFonts w:ascii="Noto Sans Symbols" w:cs="Noto Sans Symbols" w:eastAsia="Noto Sans Symbols" w:hAnsi="Noto Sans Symbols"/>
+        <w:rFonts w:ascii="Arial" w:cs="Arial" w:eastAsia="Arial" w:hAnsi="Arial"/>
+        <w:u w:val="none"/>
       </w:rPr>
     </w:lvl>
     <w:lvl w:ilvl="1">
       <w:start w:val="1"/>
-      <w:numFmt w:val="bullet"/>
-      <w:lvlText w:val="o"/>
+      <w:numFmt w:val="lowerLetter"/>
+      <w:lvlText w:val="%2."/>
       <w:lvlJc w:val="left"/>
       <w:pPr>
         <w:ind w:left="1440" w:hanging="360"/>
       </w:pPr>
       <w:rPr>
-        <w:rFonts w:ascii="Courier New" w:cs="Courier New" w:eastAsia="Courier New" w:hAnsi="Courier New"/>
+        <w:u w:val="none"/>
       </w:rPr>
     </w:lvl>
     <w:lvl w:ilvl="2">
       <w:start w:val="1"/>
-      <w:numFmt w:val="bullet"/>
-      <w:lvlText w:val="▪"/>
+      <w:numFmt w:val="lowerRoman"/>
+      <w:lvlText w:val="%3."/>
       <w:lvlJc w:val="left"/>
       <w:pPr>
         <w:ind w:left="2160" w:hanging="360"/>
       </w:pPr>
       <w:rPr>
-        <w:rFonts w:ascii="Noto Sans Symbols" w:cs="Noto Sans Symbols" w:eastAsia="Noto Sans Symbols" w:hAnsi="Noto Sans Symbols"/>
+        <w:u w:val="none"/>
       </w:rPr>
     </w:lvl>
     <w:lvl w:ilvl="3">
       <w:start w:val="1"/>
-      <w:numFmt w:val="bullet"/>
-      <w:lvlText w:val="●"/>
+      <w:numFmt w:val="decimal"/>
+      <w:lvlText w:val="%4."/>
       <w:lvlJc w:val="left"/>
       <w:pPr>
         <w:ind w:left="2880" w:hanging="360"/>
       </w:pPr>
       <w:rPr>
-        <w:rFonts w:ascii="Noto Sans Symbols" w:cs="Noto Sans Symbols" w:eastAsia="Noto Sans Symbols" w:hAnsi="Noto Sans Symbols"/>
+        <w:u w:val="none"/>
       </w:rPr>
     </w:lvl>
     <w:lvl w:ilvl="4">
       <w:start w:val="1"/>
-      <w:numFmt w:val="bullet"/>
-      <w:lvlText w:val="o"/>
+      <w:numFmt w:val="lowerLetter"/>
+      <w:lvlText w:val="%5."/>
       <w:lvlJc w:val="left"/>
       <w:pPr>
         <w:ind w:left="3600" w:hanging="360"/>
       </w:pPr>
       <w:rPr>
-        <w:rFonts w:ascii="Courier New" w:cs="Courier New" w:eastAsia="Courier New" w:hAnsi="Courier New"/>
+        <w:u w:val="none"/>
       </w:rPr>
     </w:lvl>
     <w:lvl w:ilvl="5">
       <w:start w:val="1"/>
-      <w:numFmt w:val="bullet"/>
-      <w:lvlText w:val="▪"/>
+      <w:numFmt w:val="lowerRoman"/>
+      <w:lvlText w:val="%6."/>
       <w:lvlJc w:val="left"/>
       <w:pPr>
         <w:ind w:left="4320" w:hanging="360"/>
       </w:pPr>
       <w:rPr>
-        <w:rFonts w:ascii="Noto Sans Symbols" w:cs="Noto Sans Symbols" w:eastAsia="Noto Sans Symbols" w:hAnsi="Noto Sans Symbols"/>
+        <w:u w:val="none"/>
       </w:rPr>
     </w:lvl>
     <w:lvl w:ilvl="6">
       <w:start w:val="1"/>
-      <w:numFmt w:val="bullet"/>
-      <w:lvlText w:val="●"/>
+      <w:numFmt w:val="decimal"/>
+      <w:lvlText w:val="%7."/>
       <w:lvlJc w:val="left"/>
       <w:pPr>
         <w:ind w:left="5040" w:hanging="360"/>
       </w:pPr>
       <w:rPr>
-        <w:rFonts w:ascii="Noto Sans Symbols" w:cs="Noto Sans Symbols" w:eastAsia="Noto Sans Symbols" w:hAnsi="Noto Sans Symbols"/>
+        <w:u w:val="none"/>
       </w:rPr>
     </w:lvl>
     <w:lvl w:ilvl="7">
       <w:start w:val="1"/>
-      <w:numFmt w:val="bullet"/>
-      <w:lvlText w:val="o"/>
+      <w:numFmt w:val="lowerLetter"/>
+      <w:lvlText w:val="%8."/>
       <w:lvlJc w:val="left"/>
       <w:pPr>
         <w:ind w:left="5760" w:hanging="360"/>
       </w:pPr>
       <w:rPr>
-        <w:rFonts w:ascii="Courier New" w:cs="Courier New" w:eastAsia="Courier New" w:hAnsi="Courier New"/>
+        <w:u w:val="none"/>
       </w:rPr>
     </w:lvl>
     <w:lvl w:ilvl="8">
       <w:start w:val="1"/>
-      <w:numFmt w:val="bullet"/>
-      <w:lvlText w:val="▪"/>
+      <w:numFmt w:val="lowerRoman"/>
+      <w:lvlText w:val="%9."/>
       <w:lvlJc w:val="left"/>
       <w:pPr>
         <w:ind w:left="6480" w:hanging="360"/>
       </w:pPr>
       <w:rPr>
-        <w:rFonts w:ascii="Noto Sans Symbols" w:cs="Noto Sans Symbols" w:eastAsia="Noto Sans Symbols" w:hAnsi="Noto Sans Symbols"/>
+        <w:u w:val="none"/>
       </w:rPr>
     </w:lvl>
   </w:abstractNum>
@@ -14548,6 +17110,776 @@
   <w:abstractNum w:abstractNumId="14">
     <w:lvl w:ilvl="0">
       <w:start w:val="1"/>
+      <w:numFmt w:val="bullet"/>
+      <w:lvlText w:val="-"/>
+      <w:lvlJc w:val="left"/>
+      <w:pPr>
+        <w:ind w:left="720" w:hanging="360"/>
+      </w:pPr>
+      <w:rPr>
+        <w:u w:val="none"/>
+      </w:rPr>
+    </w:lvl>
+    <w:lvl w:ilvl="1">
+      <w:start w:val="1"/>
+      <w:numFmt w:val="bullet"/>
+      <w:lvlText w:val="-"/>
+      <w:lvlJc w:val="left"/>
+      <w:pPr>
+        <w:ind w:left="1440" w:hanging="360"/>
+      </w:pPr>
+      <w:rPr>
+        <w:u w:val="none"/>
+      </w:rPr>
+    </w:lvl>
+    <w:lvl w:ilvl="2">
+      <w:start w:val="1"/>
+      <w:numFmt w:val="bullet"/>
+      <w:lvlText w:val="-"/>
+      <w:lvlJc w:val="left"/>
+      <w:pPr>
+        <w:ind w:left="2160" w:hanging="360"/>
+      </w:pPr>
+      <w:rPr>
+        <w:u w:val="none"/>
+      </w:rPr>
+    </w:lvl>
+    <w:lvl w:ilvl="3">
+      <w:start w:val="1"/>
+      <w:numFmt w:val="bullet"/>
+      <w:lvlText w:val="-"/>
+      <w:lvlJc w:val="left"/>
+      <w:pPr>
+        <w:ind w:left="2880" w:hanging="360"/>
+      </w:pPr>
+      <w:rPr>
+        <w:u w:val="none"/>
+      </w:rPr>
+    </w:lvl>
+    <w:lvl w:ilvl="4">
+      <w:start w:val="1"/>
+      <w:numFmt w:val="bullet"/>
+      <w:lvlText w:val="-"/>
+      <w:lvlJc w:val="left"/>
+      <w:pPr>
+        <w:ind w:left="3600" w:hanging="360"/>
+      </w:pPr>
+      <w:rPr>
+        <w:u w:val="none"/>
+      </w:rPr>
+    </w:lvl>
+    <w:lvl w:ilvl="5">
+      <w:start w:val="1"/>
+      <w:numFmt w:val="bullet"/>
+      <w:lvlText w:val="-"/>
+      <w:lvlJc w:val="left"/>
+      <w:pPr>
+        <w:ind w:left="4320" w:hanging="360"/>
+      </w:pPr>
+      <w:rPr>
+        <w:u w:val="none"/>
+      </w:rPr>
+    </w:lvl>
+    <w:lvl w:ilvl="6">
+      <w:start w:val="1"/>
+      <w:numFmt w:val="bullet"/>
+      <w:lvlText w:val="-"/>
+      <w:lvlJc w:val="left"/>
+      <w:pPr>
+        <w:ind w:left="5040" w:hanging="360"/>
+      </w:pPr>
+      <w:rPr>
+        <w:u w:val="none"/>
+      </w:rPr>
+    </w:lvl>
+    <w:lvl w:ilvl="7">
+      <w:start w:val="1"/>
+      <w:numFmt w:val="bullet"/>
+      <w:lvlText w:val="-"/>
+      <w:lvlJc w:val="left"/>
+      <w:pPr>
+        <w:ind w:left="5760" w:hanging="360"/>
+      </w:pPr>
+      <w:rPr>
+        <w:u w:val="none"/>
+      </w:rPr>
+    </w:lvl>
+    <w:lvl w:ilvl="8">
+      <w:start w:val="1"/>
+      <w:numFmt w:val="bullet"/>
+      <w:lvlText w:val="-"/>
+      <w:lvlJc w:val="left"/>
+      <w:pPr>
+        <w:ind w:left="6480" w:hanging="360"/>
+      </w:pPr>
+      <w:rPr>
+        <w:u w:val="none"/>
+      </w:rPr>
+    </w:lvl>
+  </w:abstractNum>
+  <w:abstractNum w:abstractNumId="15">
+    <w:lvl w:ilvl="0">
+      <w:start w:val="1"/>
+      <w:numFmt w:val="bullet"/>
+      <w:lvlText w:val="-"/>
+      <w:lvlJc w:val="left"/>
+      <w:pPr>
+        <w:ind w:left="720" w:hanging="360"/>
+      </w:pPr>
+      <w:rPr>
+        <w:u w:val="none"/>
+      </w:rPr>
+    </w:lvl>
+    <w:lvl w:ilvl="1">
+      <w:start w:val="1"/>
+      <w:numFmt w:val="bullet"/>
+      <w:lvlText w:val="-"/>
+      <w:lvlJc w:val="left"/>
+      <w:pPr>
+        <w:ind w:left="1440" w:hanging="360"/>
+      </w:pPr>
+      <w:rPr>
+        <w:u w:val="none"/>
+      </w:rPr>
+    </w:lvl>
+    <w:lvl w:ilvl="2">
+      <w:start w:val="1"/>
+      <w:numFmt w:val="bullet"/>
+      <w:lvlText w:val="-"/>
+      <w:lvlJc w:val="left"/>
+      <w:pPr>
+        <w:ind w:left="2160" w:hanging="360"/>
+      </w:pPr>
+      <w:rPr>
+        <w:u w:val="none"/>
+      </w:rPr>
+    </w:lvl>
+    <w:lvl w:ilvl="3">
+      <w:start w:val="1"/>
+      <w:numFmt w:val="bullet"/>
+      <w:lvlText w:val="-"/>
+      <w:lvlJc w:val="left"/>
+      <w:pPr>
+        <w:ind w:left="2880" w:hanging="360"/>
+      </w:pPr>
+      <w:rPr>
+        <w:u w:val="none"/>
+      </w:rPr>
+    </w:lvl>
+    <w:lvl w:ilvl="4">
+      <w:start w:val="1"/>
+      <w:numFmt w:val="bullet"/>
+      <w:lvlText w:val="-"/>
+      <w:lvlJc w:val="left"/>
+      <w:pPr>
+        <w:ind w:left="3600" w:hanging="360"/>
+      </w:pPr>
+      <w:rPr>
+        <w:u w:val="none"/>
+      </w:rPr>
+    </w:lvl>
+    <w:lvl w:ilvl="5">
+      <w:start w:val="1"/>
+      <w:numFmt w:val="bullet"/>
+      <w:lvlText w:val="-"/>
+      <w:lvlJc w:val="left"/>
+      <w:pPr>
+        <w:ind w:left="4320" w:hanging="360"/>
+      </w:pPr>
+      <w:rPr>
+        <w:u w:val="none"/>
+      </w:rPr>
+    </w:lvl>
+    <w:lvl w:ilvl="6">
+      <w:start w:val="1"/>
+      <w:numFmt w:val="bullet"/>
+      <w:lvlText w:val="-"/>
+      <w:lvlJc w:val="left"/>
+      <w:pPr>
+        <w:ind w:left="5040" w:hanging="360"/>
+      </w:pPr>
+      <w:rPr>
+        <w:u w:val="none"/>
+      </w:rPr>
+    </w:lvl>
+    <w:lvl w:ilvl="7">
+      <w:start w:val="1"/>
+      <w:numFmt w:val="bullet"/>
+      <w:lvlText w:val="-"/>
+      <w:lvlJc w:val="left"/>
+      <w:pPr>
+        <w:ind w:left="5760" w:hanging="360"/>
+      </w:pPr>
+      <w:rPr>
+        <w:u w:val="none"/>
+      </w:rPr>
+    </w:lvl>
+    <w:lvl w:ilvl="8">
+      <w:start w:val="1"/>
+      <w:numFmt w:val="bullet"/>
+      <w:lvlText w:val="-"/>
+      <w:lvlJc w:val="left"/>
+      <w:pPr>
+        <w:ind w:left="6480" w:hanging="360"/>
+      </w:pPr>
+      <w:rPr>
+        <w:u w:val="none"/>
+      </w:rPr>
+    </w:lvl>
+  </w:abstractNum>
+  <w:abstractNum w:abstractNumId="16">
+    <w:lvl w:ilvl="0">
+      <w:start w:val="1"/>
+      <w:numFmt w:val="bullet"/>
+      <w:lvlText w:val="-"/>
+      <w:lvlJc w:val="left"/>
+      <w:pPr>
+        <w:ind w:left="720" w:hanging="360"/>
+      </w:pPr>
+      <w:rPr>
+        <w:u w:val="none"/>
+      </w:rPr>
+    </w:lvl>
+    <w:lvl w:ilvl="1">
+      <w:start w:val="1"/>
+      <w:numFmt w:val="bullet"/>
+      <w:lvlText w:val="-"/>
+      <w:lvlJc w:val="left"/>
+      <w:pPr>
+        <w:ind w:left="1440" w:hanging="360"/>
+      </w:pPr>
+      <w:rPr>
+        <w:u w:val="none"/>
+      </w:rPr>
+    </w:lvl>
+    <w:lvl w:ilvl="2">
+      <w:start w:val="1"/>
+      <w:numFmt w:val="bullet"/>
+      <w:lvlText w:val="-"/>
+      <w:lvlJc w:val="left"/>
+      <w:pPr>
+        <w:ind w:left="2160" w:hanging="360"/>
+      </w:pPr>
+      <w:rPr>
+        <w:u w:val="none"/>
+      </w:rPr>
+    </w:lvl>
+    <w:lvl w:ilvl="3">
+      <w:start w:val="1"/>
+      <w:numFmt w:val="bullet"/>
+      <w:lvlText w:val="-"/>
+      <w:lvlJc w:val="left"/>
+      <w:pPr>
+        <w:ind w:left="2880" w:hanging="360"/>
+      </w:pPr>
+      <w:rPr>
+        <w:u w:val="none"/>
+      </w:rPr>
+    </w:lvl>
+    <w:lvl w:ilvl="4">
+      <w:start w:val="1"/>
+      <w:numFmt w:val="bullet"/>
+      <w:lvlText w:val="-"/>
+      <w:lvlJc w:val="left"/>
+      <w:pPr>
+        <w:ind w:left="3600" w:hanging="360"/>
+      </w:pPr>
+      <w:rPr>
+        <w:u w:val="none"/>
+      </w:rPr>
+    </w:lvl>
+    <w:lvl w:ilvl="5">
+      <w:start w:val="1"/>
+      <w:numFmt w:val="bullet"/>
+      <w:lvlText w:val="-"/>
+      <w:lvlJc w:val="left"/>
+      <w:pPr>
+        <w:ind w:left="4320" w:hanging="360"/>
+      </w:pPr>
+      <w:rPr>
+        <w:u w:val="none"/>
+      </w:rPr>
+    </w:lvl>
+    <w:lvl w:ilvl="6">
+      <w:start w:val="1"/>
+      <w:numFmt w:val="bullet"/>
+      <w:lvlText w:val="-"/>
+      <w:lvlJc w:val="left"/>
+      <w:pPr>
+        <w:ind w:left="5040" w:hanging="360"/>
+      </w:pPr>
+      <w:rPr>
+        <w:u w:val="none"/>
+      </w:rPr>
+    </w:lvl>
+    <w:lvl w:ilvl="7">
+      <w:start w:val="1"/>
+      <w:numFmt w:val="bullet"/>
+      <w:lvlText w:val="-"/>
+      <w:lvlJc w:val="left"/>
+      <w:pPr>
+        <w:ind w:left="5760" w:hanging="360"/>
+      </w:pPr>
+      <w:rPr>
+        <w:u w:val="none"/>
+      </w:rPr>
+    </w:lvl>
+    <w:lvl w:ilvl="8">
+      <w:start w:val="1"/>
+      <w:numFmt w:val="bullet"/>
+      <w:lvlText w:val="-"/>
+      <w:lvlJc w:val="left"/>
+      <w:pPr>
+        <w:ind w:left="6480" w:hanging="360"/>
+      </w:pPr>
+      <w:rPr>
+        <w:u w:val="none"/>
+      </w:rPr>
+    </w:lvl>
+  </w:abstractNum>
+  <w:abstractNum w:abstractNumId="17">
+    <w:lvl w:ilvl="0">
+      <w:start w:val="1"/>
+      <w:numFmt w:val="bullet"/>
+      <w:lvlText w:val="-"/>
+      <w:lvlJc w:val="left"/>
+      <w:pPr>
+        <w:ind w:left="720" w:hanging="360"/>
+      </w:pPr>
+      <w:rPr>
+        <w:u w:val="none"/>
+      </w:rPr>
+    </w:lvl>
+    <w:lvl w:ilvl="1">
+      <w:start w:val="1"/>
+      <w:numFmt w:val="bullet"/>
+      <w:lvlText w:val="-"/>
+      <w:lvlJc w:val="left"/>
+      <w:pPr>
+        <w:ind w:left="1440" w:hanging="360"/>
+      </w:pPr>
+      <w:rPr>
+        <w:u w:val="none"/>
+      </w:rPr>
+    </w:lvl>
+    <w:lvl w:ilvl="2">
+      <w:start w:val="1"/>
+      <w:numFmt w:val="bullet"/>
+      <w:lvlText w:val="-"/>
+      <w:lvlJc w:val="left"/>
+      <w:pPr>
+        <w:ind w:left="2160" w:hanging="360"/>
+      </w:pPr>
+      <w:rPr>
+        <w:u w:val="none"/>
+      </w:rPr>
+    </w:lvl>
+    <w:lvl w:ilvl="3">
+      <w:start w:val="1"/>
+      <w:numFmt w:val="bullet"/>
+      <w:lvlText w:val="-"/>
+      <w:lvlJc w:val="left"/>
+      <w:pPr>
+        <w:ind w:left="2880" w:hanging="360"/>
+      </w:pPr>
+      <w:rPr>
+        <w:u w:val="none"/>
+      </w:rPr>
+    </w:lvl>
+    <w:lvl w:ilvl="4">
+      <w:start w:val="1"/>
+      <w:numFmt w:val="bullet"/>
+      <w:lvlText w:val="-"/>
+      <w:lvlJc w:val="left"/>
+      <w:pPr>
+        <w:ind w:left="3600" w:hanging="360"/>
+      </w:pPr>
+      <w:rPr>
+        <w:u w:val="none"/>
+      </w:rPr>
+    </w:lvl>
+    <w:lvl w:ilvl="5">
+      <w:start w:val="1"/>
+      <w:numFmt w:val="bullet"/>
+      <w:lvlText w:val="-"/>
+      <w:lvlJc w:val="left"/>
+      <w:pPr>
+        <w:ind w:left="4320" w:hanging="360"/>
+      </w:pPr>
+      <w:rPr>
+        <w:u w:val="none"/>
+      </w:rPr>
+    </w:lvl>
+    <w:lvl w:ilvl="6">
+      <w:start w:val="1"/>
+      <w:numFmt w:val="bullet"/>
+      <w:lvlText w:val="-"/>
+      <w:lvlJc w:val="left"/>
+      <w:pPr>
+        <w:ind w:left="5040" w:hanging="360"/>
+      </w:pPr>
+      <w:rPr>
+        <w:u w:val="none"/>
+      </w:rPr>
+    </w:lvl>
+    <w:lvl w:ilvl="7">
+      <w:start w:val="1"/>
+      <w:numFmt w:val="bullet"/>
+      <w:lvlText w:val="-"/>
+      <w:lvlJc w:val="left"/>
+      <w:pPr>
+        <w:ind w:left="5760" w:hanging="360"/>
+      </w:pPr>
+      <w:rPr>
+        <w:u w:val="none"/>
+      </w:rPr>
+    </w:lvl>
+    <w:lvl w:ilvl="8">
+      <w:start w:val="1"/>
+      <w:numFmt w:val="bullet"/>
+      <w:lvlText w:val="-"/>
+      <w:lvlJc w:val="left"/>
+      <w:pPr>
+        <w:ind w:left="6480" w:hanging="360"/>
+      </w:pPr>
+      <w:rPr>
+        <w:u w:val="none"/>
+      </w:rPr>
+    </w:lvl>
+  </w:abstractNum>
+  <w:abstractNum w:abstractNumId="18">
+    <w:lvl w:ilvl="0">
+      <w:start w:val="1"/>
+      <w:numFmt w:val="bullet"/>
+      <w:lvlText w:val="●"/>
+      <w:lvlJc w:val="left"/>
+      <w:pPr>
+        <w:ind w:left="720" w:hanging="360"/>
+      </w:pPr>
+      <w:rPr>
+        <w:rFonts w:ascii="Noto Sans Symbols" w:cs="Noto Sans Symbols" w:eastAsia="Noto Sans Symbols" w:hAnsi="Noto Sans Symbols"/>
+      </w:rPr>
+    </w:lvl>
+    <w:lvl w:ilvl="1">
+      <w:start w:val="1"/>
+      <w:numFmt w:val="bullet"/>
+      <w:lvlText w:val="o"/>
+      <w:lvlJc w:val="left"/>
+      <w:pPr>
+        <w:ind w:left="1440" w:hanging="360"/>
+      </w:pPr>
+      <w:rPr>
+        <w:rFonts w:ascii="Courier New" w:cs="Courier New" w:eastAsia="Courier New" w:hAnsi="Courier New"/>
+      </w:rPr>
+    </w:lvl>
+    <w:lvl w:ilvl="2">
+      <w:start w:val="1"/>
+      <w:numFmt w:val="bullet"/>
+      <w:lvlText w:val="▪"/>
+      <w:lvlJc w:val="left"/>
+      <w:pPr>
+        <w:ind w:left="2160" w:hanging="360"/>
+      </w:pPr>
+      <w:rPr>
+        <w:rFonts w:ascii="Noto Sans Symbols" w:cs="Noto Sans Symbols" w:eastAsia="Noto Sans Symbols" w:hAnsi="Noto Sans Symbols"/>
+      </w:rPr>
+    </w:lvl>
+    <w:lvl w:ilvl="3">
+      <w:start w:val="1"/>
+      <w:numFmt w:val="bullet"/>
+      <w:lvlText w:val="●"/>
+      <w:lvlJc w:val="left"/>
+      <w:pPr>
+        <w:ind w:left="2880" w:hanging="360"/>
+      </w:pPr>
+      <w:rPr>
+        <w:rFonts w:ascii="Noto Sans Symbols" w:cs="Noto Sans Symbols" w:eastAsia="Noto Sans Symbols" w:hAnsi="Noto Sans Symbols"/>
+      </w:rPr>
+    </w:lvl>
+    <w:lvl w:ilvl="4">
+      <w:start w:val="1"/>
+      <w:numFmt w:val="bullet"/>
+      <w:lvlText w:val="o"/>
+      <w:lvlJc w:val="left"/>
+      <w:pPr>
+        <w:ind w:left="3600" w:hanging="360"/>
+      </w:pPr>
+      <w:rPr>
+        <w:rFonts w:ascii="Courier New" w:cs="Courier New" w:eastAsia="Courier New" w:hAnsi="Courier New"/>
+      </w:rPr>
+    </w:lvl>
+    <w:lvl w:ilvl="5">
+      <w:start w:val="1"/>
+      <w:numFmt w:val="bullet"/>
+      <w:lvlText w:val="▪"/>
+      <w:lvlJc w:val="left"/>
+      <w:pPr>
+        <w:ind w:left="4320" w:hanging="360"/>
+      </w:pPr>
+      <w:rPr>
+        <w:rFonts w:ascii="Noto Sans Symbols" w:cs="Noto Sans Symbols" w:eastAsia="Noto Sans Symbols" w:hAnsi="Noto Sans Symbols"/>
+      </w:rPr>
+    </w:lvl>
+    <w:lvl w:ilvl="6">
+      <w:start w:val="1"/>
+      <w:numFmt w:val="bullet"/>
+      <w:lvlText w:val="●"/>
+      <w:lvlJc w:val="left"/>
+      <w:pPr>
+        <w:ind w:left="5040" w:hanging="360"/>
+      </w:pPr>
+      <w:rPr>
+        <w:rFonts w:ascii="Noto Sans Symbols" w:cs="Noto Sans Symbols" w:eastAsia="Noto Sans Symbols" w:hAnsi="Noto Sans Symbols"/>
+      </w:rPr>
+    </w:lvl>
+    <w:lvl w:ilvl="7">
+      <w:start w:val="1"/>
+      <w:numFmt w:val="bullet"/>
+      <w:lvlText w:val="o"/>
+      <w:lvlJc w:val="left"/>
+      <w:pPr>
+        <w:ind w:left="5760" w:hanging="360"/>
+      </w:pPr>
+      <w:rPr>
+        <w:rFonts w:ascii="Courier New" w:cs="Courier New" w:eastAsia="Courier New" w:hAnsi="Courier New"/>
+      </w:rPr>
+    </w:lvl>
+    <w:lvl w:ilvl="8">
+      <w:start w:val="1"/>
+      <w:numFmt w:val="bullet"/>
+      <w:lvlText w:val="▪"/>
+      <w:lvlJc w:val="left"/>
+      <w:pPr>
+        <w:ind w:left="6480" w:hanging="360"/>
+      </w:pPr>
+      <w:rPr>
+        <w:rFonts w:ascii="Noto Sans Symbols" w:cs="Noto Sans Symbols" w:eastAsia="Noto Sans Symbols" w:hAnsi="Noto Sans Symbols"/>
+      </w:rPr>
+    </w:lvl>
+  </w:abstractNum>
+  <w:abstractNum w:abstractNumId="19">
+    <w:lvl w:ilvl="0">
+      <w:start w:val="1"/>
+      <w:numFmt w:val="bullet"/>
+      <w:lvlText w:val="-"/>
+      <w:lvlJc w:val="left"/>
+      <w:pPr>
+        <w:ind w:left="720" w:hanging="360"/>
+      </w:pPr>
+      <w:rPr>
+        <w:u w:val="none"/>
+      </w:rPr>
+    </w:lvl>
+    <w:lvl w:ilvl="1">
+      <w:start w:val="1"/>
+      <w:numFmt w:val="bullet"/>
+      <w:lvlText w:val="-"/>
+      <w:lvlJc w:val="left"/>
+      <w:pPr>
+        <w:ind w:left="1440" w:hanging="360"/>
+      </w:pPr>
+      <w:rPr>
+        <w:u w:val="none"/>
+      </w:rPr>
+    </w:lvl>
+    <w:lvl w:ilvl="2">
+      <w:start w:val="1"/>
+      <w:numFmt w:val="bullet"/>
+      <w:lvlText w:val="-"/>
+      <w:lvlJc w:val="left"/>
+      <w:pPr>
+        <w:ind w:left="2160" w:hanging="360"/>
+      </w:pPr>
+      <w:rPr>
+        <w:u w:val="none"/>
+      </w:rPr>
+    </w:lvl>
+    <w:lvl w:ilvl="3">
+      <w:start w:val="1"/>
+      <w:numFmt w:val="bullet"/>
+      <w:lvlText w:val="-"/>
+      <w:lvlJc w:val="left"/>
+      <w:pPr>
+        <w:ind w:left="2880" w:hanging="360"/>
+      </w:pPr>
+      <w:rPr>
+        <w:u w:val="none"/>
+      </w:rPr>
+    </w:lvl>
+    <w:lvl w:ilvl="4">
+      <w:start w:val="1"/>
+      <w:numFmt w:val="bullet"/>
+      <w:lvlText w:val="-"/>
+      <w:lvlJc w:val="left"/>
+      <w:pPr>
+        <w:ind w:left="3600" w:hanging="360"/>
+      </w:pPr>
+      <w:rPr>
+        <w:u w:val="none"/>
+      </w:rPr>
+    </w:lvl>
+    <w:lvl w:ilvl="5">
+      <w:start w:val="1"/>
+      <w:numFmt w:val="bullet"/>
+      <w:lvlText w:val="-"/>
+      <w:lvlJc w:val="left"/>
+      <w:pPr>
+        <w:ind w:left="4320" w:hanging="360"/>
+      </w:pPr>
+      <w:rPr>
+        <w:u w:val="none"/>
+      </w:rPr>
+    </w:lvl>
+    <w:lvl w:ilvl="6">
+      <w:start w:val="1"/>
+      <w:numFmt w:val="bullet"/>
+      <w:lvlText w:val="-"/>
+      <w:lvlJc w:val="left"/>
+      <w:pPr>
+        <w:ind w:left="5040" w:hanging="360"/>
+      </w:pPr>
+      <w:rPr>
+        <w:u w:val="none"/>
+      </w:rPr>
+    </w:lvl>
+    <w:lvl w:ilvl="7">
+      <w:start w:val="1"/>
+      <w:numFmt w:val="bullet"/>
+      <w:lvlText w:val="-"/>
+      <w:lvlJc w:val="left"/>
+      <w:pPr>
+        <w:ind w:left="5760" w:hanging="360"/>
+      </w:pPr>
+      <w:rPr>
+        <w:u w:val="none"/>
+      </w:rPr>
+    </w:lvl>
+    <w:lvl w:ilvl="8">
+      <w:start w:val="1"/>
+      <w:numFmt w:val="bullet"/>
+      <w:lvlText w:val="-"/>
+      <w:lvlJc w:val="left"/>
+      <w:pPr>
+        <w:ind w:left="6480" w:hanging="360"/>
+      </w:pPr>
+      <w:rPr>
+        <w:u w:val="none"/>
+      </w:rPr>
+    </w:lvl>
+  </w:abstractNum>
+  <w:abstractNum w:abstractNumId="20">
+    <w:lvl w:ilvl="0">
+      <w:start w:val="1"/>
+      <w:numFmt w:val="decimal"/>
+      <w:lvlText w:val="%1."/>
+      <w:lvlJc w:val="right"/>
+      <w:pPr>
+        <w:ind w:left="720" w:hanging="360"/>
+      </w:pPr>
+      <w:rPr>
+        <w:u w:val="none"/>
+      </w:rPr>
+    </w:lvl>
+    <w:lvl w:ilvl="1">
+      <w:start w:val="1"/>
+      <w:numFmt w:val="decimal"/>
+      <w:lvlText w:val="%1.%2."/>
+      <w:lvlJc w:val="right"/>
+      <w:pPr>
+        <w:ind w:left="1440" w:hanging="360"/>
+      </w:pPr>
+      <w:rPr>
+        <w:u w:val="none"/>
+      </w:rPr>
+    </w:lvl>
+    <w:lvl w:ilvl="2">
+      <w:start w:val="1"/>
+      <w:numFmt w:val="decimal"/>
+      <w:lvlText w:val="%1.%2.%3."/>
+      <w:lvlJc w:val="right"/>
+      <w:pPr>
+        <w:ind w:left="2160" w:hanging="360"/>
+      </w:pPr>
+      <w:rPr>
+        <w:u w:val="none"/>
+      </w:rPr>
+    </w:lvl>
+    <w:lvl w:ilvl="3">
+      <w:start w:val="1"/>
+      <w:numFmt w:val="decimal"/>
+      <w:lvlText w:val="%1.%2.%3.%4."/>
+      <w:lvlJc w:val="right"/>
+      <w:pPr>
+        <w:ind w:left="2880" w:hanging="360"/>
+      </w:pPr>
+      <w:rPr>
+        <w:u w:val="none"/>
+      </w:rPr>
+    </w:lvl>
+    <w:lvl w:ilvl="4">
+      <w:start w:val="1"/>
+      <w:numFmt w:val="decimal"/>
+      <w:lvlText w:val="%1.%2.%3.%4.%5."/>
+      <w:lvlJc w:val="right"/>
+      <w:pPr>
+        <w:ind w:left="3600" w:hanging="360"/>
+      </w:pPr>
+      <w:rPr>
+        <w:u w:val="none"/>
+      </w:rPr>
+    </w:lvl>
+    <w:lvl w:ilvl="5">
+      <w:start w:val="1"/>
+      <w:numFmt w:val="decimal"/>
+      <w:lvlText w:val="%1.%2.%3.%4.%5.%6."/>
+      <w:lvlJc w:val="right"/>
+      <w:pPr>
+        <w:ind w:left="4320" w:hanging="360"/>
+      </w:pPr>
+      <w:rPr>
+        <w:u w:val="none"/>
+      </w:rPr>
+    </w:lvl>
+    <w:lvl w:ilvl="6">
+      <w:start w:val="1"/>
+      <w:numFmt w:val="decimal"/>
+      <w:lvlText w:val="%1.%2.%3.%4.%5.%6.%7."/>
+      <w:lvlJc w:val="right"/>
+      <w:pPr>
+        <w:ind w:left="5040" w:hanging="360"/>
+      </w:pPr>
+      <w:rPr>
+        <w:u w:val="none"/>
+      </w:rPr>
+    </w:lvl>
+    <w:lvl w:ilvl="7">
+      <w:start w:val="1"/>
+      <w:numFmt w:val="decimal"/>
+      <w:lvlText w:val="%1.%2.%3.%4.%5.%6.%7.%8."/>
+      <w:lvlJc w:val="right"/>
+      <w:pPr>
+        <w:ind w:left="5760" w:hanging="360"/>
+      </w:pPr>
+      <w:rPr>
+        <w:u w:val="none"/>
+      </w:rPr>
+    </w:lvl>
+    <w:lvl w:ilvl="8">
+      <w:start w:val="1"/>
+      <w:numFmt w:val="decimal"/>
+      <w:lvlText w:val="%1.%2.%3.%4.%5.%6.%7.%8.%9."/>
+      <w:lvlJc w:val="right"/>
+      <w:pPr>
+        <w:ind w:left="6480" w:hanging="360"/>
+      </w:pPr>
+      <w:rPr>
+        <w:u w:val="none"/>
+      </w:rPr>
+    </w:lvl>
+  </w:abstractNum>
+  <w:abstractNum w:abstractNumId="21">
+    <w:lvl w:ilvl="0">
+      <w:start w:val="1"/>
       <w:numFmt w:val="decimal"/>
       <w:lvlText w:val="%1."/>
       <w:lvlJc w:val="left"/>
@@ -14655,7 +17987,7 @@
       </w:rPr>
     </w:lvl>
   </w:abstractNum>
-  <w:abstractNum w:abstractNumId="15">
+  <w:abstractNum w:abstractNumId="22">
     <w:lvl w:ilvl="0">
       <w:start w:val="1"/>
       <w:numFmt w:val="bullet"/>
@@ -14765,7 +18097,7 @@
       </w:rPr>
     </w:lvl>
   </w:abstractNum>
-  <w:abstractNum w:abstractNumId="16">
+  <w:abstractNum w:abstractNumId="23">
     <w:lvl w:ilvl="0">
       <w:start w:val="1"/>
       <w:numFmt w:val="bullet"/>
@@ -14875,7 +18207,7 @@
       </w:rPr>
     </w:lvl>
   </w:abstractNum>
-  <w:abstractNum w:abstractNumId="17">
+  <w:abstractNum w:abstractNumId="24">
     <w:lvl w:ilvl="0">
       <w:start w:val="1"/>
       <w:numFmt w:val="bullet"/>
@@ -14985,7 +18317,7 @@
       </w:rPr>
     </w:lvl>
   </w:abstractNum>
-  <w:abstractNum w:abstractNumId="18">
+  <w:abstractNum w:abstractNumId="25">
     <w:lvl w:ilvl="0">
       <w:start w:val="1"/>
       <w:numFmt w:val="bullet"/>
@@ -15095,7 +18427,7 @@
       </w:rPr>
     </w:lvl>
   </w:abstractNum>
-  <w:abstractNum w:abstractNumId="19">
+  <w:abstractNum w:abstractNumId="26">
     <w:lvl w:ilvl="0">
       <w:start w:val="1"/>
       <w:numFmt w:val="bullet"/>
@@ -15205,7 +18537,7 @@
       </w:rPr>
     </w:lvl>
   </w:abstractNum>
-  <w:abstractNum w:abstractNumId="20">
+  <w:abstractNum w:abstractNumId="27">
     <w:lvl w:ilvl="0">
       <w:start w:val="1"/>
       <w:numFmt w:val="bullet"/>
@@ -15315,7 +18647,7 @@
       </w:rPr>
     </w:lvl>
   </w:abstractNum>
-  <w:abstractNum w:abstractNumId="21">
+  <w:abstractNum w:abstractNumId="28">
     <w:lvl w:ilvl="0">
       <w:start w:val="1"/>
       <w:numFmt w:val="bullet"/>
@@ -15487,6 +18819,27 @@
   </w:num>
   <w:num w:numId="21">
     <w:abstractNumId w:val="21"/>
+  </w:num>
+  <w:num w:numId="22">
+    <w:abstractNumId w:val="22"/>
+  </w:num>
+  <w:num w:numId="23">
+    <w:abstractNumId w:val="23"/>
+  </w:num>
+  <w:num w:numId="24">
+    <w:abstractNumId w:val="24"/>
+  </w:num>
+  <w:num w:numId="25">
+    <w:abstractNumId w:val="25"/>
+  </w:num>
+  <w:num w:numId="26">
+    <w:abstractNumId w:val="26"/>
+  </w:num>
+  <w:num w:numId="27">
+    <w:abstractNumId w:val="27"/>
+  </w:num>
+  <w:num w:numId="28">
+    <w:abstractNumId w:val="28"/>
   </w:num>
 </w:numbering>
 </file>
@@ -16246,6 +19599,20 @@
       <w:tblStyleColBandSize w:val="1"/>
     </w:tblPr>
   </w:style>
+  <w:style w:type="table" w:styleId="Table16">
+    <w:basedOn w:val="TableNormal"/>
+    <w:tblPr>
+      <w:tblStyleRowBandSize w:val="1"/>
+      <w:tblStyleColBandSize w:val="1"/>
+    </w:tblPr>
+  </w:style>
+  <w:style w:type="table" w:styleId="Table17">
+    <w:basedOn w:val="TableNormal"/>
+    <w:tblPr>
+      <w:tblStyleRowBandSize w:val="1"/>
+      <w:tblStyleColBandSize w:val="1"/>
+    </w:tblPr>
+  </w:style>
 </w:styles>
 </file>
 
@@ -16534,7 +19901,7 @@
 
 <file path=customXML/item1.xml><?xml version="1.0" encoding="utf-8"?>
 <go:gDocsCustomXmlDataStorage xmlns:go="http://customooxmlschemas.google.com/" xmlns:r="http://schemas.openxmlformats.org/officeDocument/2006/relationships" uri="GoogleDocsCustomDataVersion2">
-  <go:docsCustomData xmlns:go="http://customooxmlschemas.google.com/" roundtripDataSignature="AMtx7miSUaNtEghap3HN4Ph5jEvMkPSL5w==">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</go:docsCustomData>
+  <go:docsCustomData xmlns:go="http://customooxmlschemas.google.com/" roundtripDataSignature="AMtx7mhHh6WzccmAMRhHqklFfYiVpfUAdQ==">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</go:docsCustomData>
 </go:gDocsCustomXmlDataStorage>
 </file>
 
